--- a/gui/assets/docs/guide.docx
+++ b/gui/assets/docs/guide.docx
@@ -17,9 +17,7 @@
         </w:rPr>
       </w:pPr>
       <w:r>
-        <w:rPr>
-          <w:rFonts w:ascii="Hack" w:hAnsi="Hack"/>
-        </w:rPr>
+        <w:rPr/>
         <w:drawing>
           <wp:anchor behindDoc="0" distT="0" distB="0" distL="0" distR="0" simplePos="0" locked="0" layoutInCell="0" allowOverlap="1" relativeHeight="5">
             <wp:simplePos x="0" y="0"/>
@@ -78,9 +76,7 @@
         </w:rPr>
       </w:pPr>
       <w:r>
-        <w:rPr>
-          <w:rFonts w:ascii="Hack" w:hAnsi="Hack"/>
-        </w:rPr>
+        <w:rPr/>
       </w:r>
     </w:p>
     <w:p>
@@ -93,9 +89,7 @@
         </w:rPr>
       </w:pPr>
       <w:r>
-        <w:rPr>
-          <w:rFonts w:ascii="Hack" w:hAnsi="Hack"/>
-        </w:rPr>
+        <w:rPr/>
       </w:r>
     </w:p>
     <w:p>
@@ -108,9 +102,7 @@
         </w:rPr>
       </w:pPr>
       <w:r>
-        <w:rPr>
-          <w:rFonts w:ascii="Hack" w:hAnsi="Hack"/>
-        </w:rPr>
+        <w:rPr/>
       </w:r>
     </w:p>
     <w:p>
@@ -123,9 +115,7 @@
         </w:rPr>
       </w:pPr>
       <w:r>
-        <w:rPr>
-          <w:rFonts w:ascii="Hack" w:hAnsi="Hack"/>
-        </w:rPr>
+        <w:rPr/>
       </w:r>
     </w:p>
     <w:p>
@@ -138,9 +128,7 @@
         </w:rPr>
       </w:pPr>
       <w:r>
-        <w:rPr>
-          <w:rFonts w:ascii="Hack" w:hAnsi="Hack"/>
-        </w:rPr>
+        <w:rPr/>
       </w:r>
     </w:p>
     <w:p>
@@ -154,7 +142,6 @@
       </w:pPr>
       <w:r>
         <w:rPr>
-          <w:rFonts w:ascii="Hack" w:hAnsi="Hack"/>
           <w:sz w:val="80"/>
           <w:szCs w:val="80"/>
         </w:rPr>
@@ -172,7 +159,6 @@
       </w:pPr>
       <w:r>
         <w:rPr>
-          <w:rFonts w:ascii="Hack" w:hAnsi="Hack"/>
           <w:sz w:val="18"/>
           <w:szCs w:val="18"/>
         </w:rPr>
@@ -192,7 +178,6 @@
       </w:pPr>
       <w:r>
         <w:rPr>
-          <w:rFonts w:ascii="Hack" w:hAnsi="Hack"/>
           <w:sz w:val="18"/>
           <w:szCs w:val="18"/>
         </w:rPr>
@@ -211,7 +196,6 @@
       </w:pPr>
       <w:r>
         <w:rPr>
-          <w:rFonts w:ascii="Hack" w:hAnsi="Hack"/>
           <w:sz w:val="24"/>
           <w:szCs w:val="24"/>
         </w:rPr>
@@ -228,7 +212,6 @@
       </w:pPr>
       <w:r>
         <w:rPr>
-          <w:rFonts w:ascii="Hack" w:hAnsi="Hack"/>
           <w:sz w:val="24"/>
           <w:szCs w:val="24"/>
         </w:rPr>
@@ -248,7 +231,6 @@
       </w:pPr>
       <w:r>
         <w:rPr>
-          <w:rFonts w:ascii="Hack" w:hAnsi="Hack"/>
           <w:sz w:val="24"/>
           <w:szCs w:val="24"/>
         </w:rPr>
@@ -267,7 +249,6 @@
       </w:pPr>
       <w:r>
         <w:rPr>
-          <w:rFonts w:ascii="Hack" w:hAnsi="Hack"/>
           <w:sz w:val="24"/>
           <w:szCs w:val="24"/>
         </w:rPr>
@@ -286,7 +267,6 @@
       </w:pPr>
       <w:r>
         <w:rPr>
-          <w:rFonts w:ascii="Hack" w:hAnsi="Hack"/>
           <w:sz w:val="24"/>
           <w:szCs w:val="24"/>
         </w:rPr>
@@ -305,7 +285,6 @@
       </w:pPr>
       <w:r>
         <w:rPr>
-          <w:rFonts w:ascii="Hack" w:hAnsi="Hack"/>
           <w:sz w:val="24"/>
           <w:szCs w:val="24"/>
         </w:rPr>
@@ -324,7 +303,6 @@
       </w:pPr>
       <w:r>
         <w:rPr>
-          <w:rFonts w:ascii="Hack" w:hAnsi="Hack"/>
           <w:sz w:val="24"/>
           <w:szCs w:val="24"/>
         </w:rPr>
@@ -343,7 +321,6 @@
       </w:pPr>
       <w:r>
         <w:rPr>
-          <w:rFonts w:ascii="Hack" w:hAnsi="Hack"/>
           <w:sz w:val="24"/>
           <w:szCs w:val="24"/>
         </w:rPr>
@@ -362,7 +339,6 @@
       </w:pPr>
       <w:r>
         <w:rPr>
-          <w:rFonts w:ascii="Hack" w:hAnsi="Hack"/>
           <w:sz w:val="24"/>
           <w:szCs w:val="24"/>
         </w:rPr>
@@ -381,7 +357,6 @@
       </w:pPr>
       <w:r>
         <w:rPr>
-          <w:rFonts w:ascii="Hack" w:hAnsi="Hack"/>
           <w:sz w:val="24"/>
           <w:szCs w:val="24"/>
         </w:rPr>
@@ -400,7 +375,6 @@
       </w:pPr>
       <w:r>
         <w:rPr>
-          <w:rFonts w:ascii="Hack" w:hAnsi="Hack"/>
           <w:sz w:val="24"/>
           <w:szCs w:val="24"/>
         </w:rPr>
@@ -419,7 +393,6 @@
       </w:pPr>
       <w:r>
         <w:rPr>
-          <w:rFonts w:ascii="Hack" w:hAnsi="Hack"/>
           <w:sz w:val="24"/>
           <w:szCs w:val="24"/>
         </w:rPr>
@@ -438,7 +411,6 @@
       </w:pPr>
       <w:r>
         <w:rPr>
-          <w:rFonts w:ascii="Hack" w:hAnsi="Hack"/>
           <w:sz w:val="24"/>
           <w:szCs w:val="24"/>
         </w:rPr>
@@ -457,7 +429,6 @@
       </w:pPr>
       <w:r>
         <w:rPr>
-          <w:rFonts w:ascii="Hack" w:hAnsi="Hack"/>
           <w:sz w:val="24"/>
           <w:szCs w:val="24"/>
         </w:rPr>
@@ -476,7 +447,6 @@
       </w:pPr>
       <w:r>
         <w:rPr>
-          <w:rFonts w:ascii="Hack" w:hAnsi="Hack"/>
           <w:sz w:val="24"/>
           <w:szCs w:val="24"/>
         </w:rPr>
@@ -495,7 +465,6 @@
       </w:pPr>
       <w:r>
         <w:rPr>
-          <w:rFonts w:ascii="Hack" w:hAnsi="Hack"/>
           <w:sz w:val="24"/>
           <w:szCs w:val="24"/>
         </w:rPr>
@@ -514,7 +483,6 @@
       </w:pPr>
       <w:r>
         <w:rPr>
-          <w:rFonts w:ascii="Hack" w:hAnsi="Hack"/>
           <w:sz w:val="24"/>
           <w:szCs w:val="24"/>
         </w:rPr>
@@ -533,7 +501,6 @@
       </w:pPr>
       <w:r>
         <w:rPr>
-          <w:rFonts w:ascii="Hack" w:hAnsi="Hack"/>
           <w:sz w:val="24"/>
           <w:szCs w:val="24"/>
         </w:rPr>
@@ -552,7 +519,6 @@
       </w:pPr>
       <w:r>
         <w:rPr>
-          <w:rFonts w:ascii="Hack" w:hAnsi="Hack"/>
           <w:sz w:val="24"/>
           <w:szCs w:val="24"/>
         </w:rPr>
@@ -571,7 +537,6 @@
       </w:pPr>
       <w:r>
         <w:rPr>
-          <w:rFonts w:ascii="Hack" w:hAnsi="Hack"/>
           <w:sz w:val="24"/>
           <w:szCs w:val="24"/>
         </w:rPr>
@@ -590,7 +555,6 @@
       </w:pPr>
       <w:r>
         <w:rPr>
-          <w:rFonts w:ascii="Hack" w:hAnsi="Hack"/>
           <w:sz w:val="24"/>
           <w:szCs w:val="24"/>
         </w:rPr>
@@ -814,8 +778,15 @@
             <w:r>
               <w:rPr>
                 <w:rStyle w:val="IndexLink"/>
+                <w:i w:val="false"/>
+                <w:iCs w:val="false"/>
               </w:rPr>
               <w:t>Exit</w:t>
+            </w:r>
+            <w:r>
+              <w:rPr>
+                <w:rStyle w:val="IndexLink"/>
+              </w:rPr>
               <w:tab/>
               <w:t>4</w:t>
             </w:r>
@@ -854,8 +825,15 @@
             <w:r>
               <w:rPr>
                 <w:rStyle w:val="IndexLink"/>
+                <w:i w:val="false"/>
+                <w:iCs w:val="false"/>
               </w:rPr>
               <w:t>Switch Theme</w:t>
+            </w:r>
+            <w:r>
+              <w:rPr>
+                <w:rStyle w:val="IndexLink"/>
+              </w:rPr>
               <w:tab/>
               <w:t>5</w:t>
             </w:r>
@@ -894,10 +872,17 @@
             <w:r>
               <w:rPr>
                 <w:rStyle w:val="IndexLink"/>
+                <w:i w:val="false"/>
+                <w:iCs w:val="false"/>
               </w:rPr>
               <w:t>Default</w:t>
+            </w:r>
+            <w:r>
+              <w:rPr>
+                <w:rStyle w:val="IndexLink"/>
+              </w:rPr>
               <w:tab/>
-              <w:t>6</w:t>
+              <w:t>5</w:t>
             </w:r>
           </w:hyperlink>
         </w:p>
@@ -1021,8 +1006,15 @@
             <w:r>
               <w:rPr>
                 <w:rStyle w:val="IndexLink"/>
+                <w:i w:val="false"/>
+                <w:iCs w:val="false"/>
               </w:rPr>
               <w:t>John Settings</w:t>
+            </w:r>
+            <w:r>
+              <w:rPr>
+                <w:rStyle w:val="IndexLink"/>
+              </w:rPr>
               <w:tab/>
               <w:t>11</w:t>
             </w:r>
@@ -1041,10 +1033,17 @@
             <w:r>
               <w:rPr>
                 <w:rStyle w:val="IndexLink"/>
+                <w:i w:val="false"/>
+                <w:iCs w:val="false"/>
               </w:rPr>
               <w:t>Quadgram Settings</w:t>
+            </w:r>
+            <w:r>
+              <w:rPr>
+                <w:rStyle w:val="IndexLink"/>
+              </w:rPr>
               <w:tab/>
-              <w:t>11</w:t>
+              <w:t>12</w:t>
             </w:r>
           </w:hyperlink>
           <w:r>
@@ -1069,216 +1068,204 @@
       </w:pPr>
       <w:r>
         <w:rPr>
-          <w:rFonts w:ascii="Hack" w:hAnsi="Hack"/>
-          <w:sz w:val="24"/>
-          <w:szCs w:val="24"/>
-        </w:rPr>
-      </w:r>
-    </w:p>
-    <w:p>
-      <w:pPr>
-        <w:pStyle w:val="Normal"/>
-        <w:bidi w:val="0"/>
-        <w:jc w:val="start"/>
-        <w:rPr>
-          <w:rFonts w:ascii="Hack" w:hAnsi="Hack"/>
-          <w:sz w:val="24"/>
-          <w:szCs w:val="24"/>
-        </w:rPr>
-      </w:pPr>
-      <w:r>
-        <w:rPr>
-          <w:rFonts w:ascii="Hack" w:hAnsi="Hack"/>
-          <w:sz w:val="24"/>
-          <w:szCs w:val="24"/>
-        </w:rPr>
-      </w:r>
-    </w:p>
-    <w:p>
-      <w:pPr>
-        <w:pStyle w:val="Normal"/>
-        <w:bidi w:val="0"/>
-        <w:jc w:val="start"/>
-        <w:rPr>
-          <w:rFonts w:ascii="Hack" w:hAnsi="Hack"/>
-          <w:sz w:val="24"/>
-          <w:szCs w:val="24"/>
-        </w:rPr>
-      </w:pPr>
-      <w:r>
-        <w:rPr>
-          <w:rFonts w:ascii="Hack" w:hAnsi="Hack"/>
-          <w:sz w:val="24"/>
-          <w:szCs w:val="24"/>
-        </w:rPr>
-      </w:r>
-    </w:p>
-    <w:p>
-      <w:pPr>
-        <w:pStyle w:val="Normal"/>
-        <w:bidi w:val="0"/>
-        <w:jc w:val="start"/>
-        <w:rPr>
-          <w:rFonts w:ascii="Hack" w:hAnsi="Hack"/>
-          <w:sz w:val="24"/>
-          <w:szCs w:val="24"/>
-        </w:rPr>
-      </w:pPr>
-      <w:r>
-        <w:rPr>
-          <w:rFonts w:ascii="Hack" w:hAnsi="Hack"/>
-          <w:sz w:val="24"/>
-          <w:szCs w:val="24"/>
-        </w:rPr>
-      </w:r>
-    </w:p>
-    <w:p>
-      <w:pPr>
-        <w:pStyle w:val="Normal"/>
-        <w:bidi w:val="0"/>
-        <w:jc w:val="start"/>
-        <w:rPr>
-          <w:rFonts w:ascii="Hack" w:hAnsi="Hack"/>
-          <w:sz w:val="24"/>
-          <w:szCs w:val="24"/>
-        </w:rPr>
-      </w:pPr>
-      <w:r>
-        <w:rPr>
-          <w:rFonts w:ascii="Hack" w:hAnsi="Hack"/>
-          <w:sz w:val="24"/>
-          <w:szCs w:val="24"/>
-        </w:rPr>
-      </w:r>
-    </w:p>
-    <w:p>
-      <w:pPr>
-        <w:pStyle w:val="Normal"/>
-        <w:bidi w:val="0"/>
-        <w:jc w:val="start"/>
-        <w:rPr>
-          <w:rFonts w:ascii="Hack" w:hAnsi="Hack"/>
-          <w:sz w:val="24"/>
-          <w:szCs w:val="24"/>
-        </w:rPr>
-      </w:pPr>
-      <w:r>
-        <w:rPr>
-          <w:rFonts w:ascii="Hack" w:hAnsi="Hack"/>
-          <w:sz w:val="24"/>
-          <w:szCs w:val="24"/>
-        </w:rPr>
-      </w:r>
-    </w:p>
-    <w:p>
-      <w:pPr>
-        <w:pStyle w:val="Normal"/>
-        <w:bidi w:val="0"/>
-        <w:jc w:val="start"/>
-        <w:rPr>
-          <w:rFonts w:ascii="Hack" w:hAnsi="Hack"/>
-          <w:sz w:val="24"/>
-          <w:szCs w:val="24"/>
-        </w:rPr>
-      </w:pPr>
-      <w:r>
-        <w:rPr>
-          <w:rFonts w:ascii="Hack" w:hAnsi="Hack"/>
-          <w:sz w:val="24"/>
-          <w:szCs w:val="24"/>
-        </w:rPr>
-      </w:r>
-    </w:p>
-    <w:p>
-      <w:pPr>
-        <w:pStyle w:val="Normal"/>
-        <w:bidi w:val="0"/>
-        <w:jc w:val="start"/>
-        <w:rPr>
-          <w:rFonts w:ascii="Hack" w:hAnsi="Hack"/>
-          <w:sz w:val="24"/>
-          <w:szCs w:val="24"/>
-        </w:rPr>
-      </w:pPr>
-      <w:r>
-        <w:rPr>
-          <w:rFonts w:ascii="Hack" w:hAnsi="Hack"/>
-          <w:sz w:val="24"/>
-          <w:szCs w:val="24"/>
-        </w:rPr>
-      </w:r>
-    </w:p>
-    <w:p>
-      <w:pPr>
-        <w:pStyle w:val="Normal"/>
-        <w:bidi w:val="0"/>
-        <w:jc w:val="start"/>
-        <w:rPr>
-          <w:rFonts w:ascii="Hack" w:hAnsi="Hack"/>
-          <w:sz w:val="24"/>
-          <w:szCs w:val="24"/>
-        </w:rPr>
-      </w:pPr>
-      <w:r>
-        <w:rPr>
-          <w:rFonts w:ascii="Hack" w:hAnsi="Hack"/>
-          <w:sz w:val="24"/>
-          <w:szCs w:val="24"/>
-        </w:rPr>
-      </w:r>
-    </w:p>
-    <w:p>
-      <w:pPr>
-        <w:pStyle w:val="Normal"/>
-        <w:bidi w:val="0"/>
-        <w:jc w:val="start"/>
-        <w:rPr>
-          <w:rFonts w:ascii="Hack" w:hAnsi="Hack"/>
-          <w:sz w:val="24"/>
-          <w:szCs w:val="24"/>
-        </w:rPr>
-      </w:pPr>
-      <w:r>
-        <w:rPr>
-          <w:rFonts w:ascii="Hack" w:hAnsi="Hack"/>
-          <w:sz w:val="24"/>
-          <w:szCs w:val="24"/>
-        </w:rPr>
-      </w:r>
-    </w:p>
-    <w:p>
-      <w:pPr>
-        <w:pStyle w:val="Normal"/>
-        <w:bidi w:val="0"/>
-        <w:jc w:val="start"/>
-        <w:rPr>
-          <w:rFonts w:ascii="Hack" w:hAnsi="Hack"/>
-          <w:sz w:val="24"/>
-          <w:szCs w:val="24"/>
-        </w:rPr>
-      </w:pPr>
-      <w:r>
-        <w:rPr>
-          <w:rFonts w:ascii="Hack" w:hAnsi="Hack"/>
-          <w:sz w:val="24"/>
-          <w:szCs w:val="24"/>
-        </w:rPr>
-      </w:r>
-    </w:p>
-    <w:p>
-      <w:pPr>
-        <w:pStyle w:val="Normal"/>
-        <w:bidi w:val="0"/>
-        <w:jc w:val="start"/>
-        <w:rPr>
-          <w:rFonts w:ascii="Hack" w:hAnsi="Hack"/>
-          <w:sz w:val="24"/>
-          <w:szCs w:val="24"/>
-        </w:rPr>
-      </w:pPr>
-      <w:r>
-        <w:rPr>
-          <w:rFonts w:ascii="Hack" w:hAnsi="Hack"/>
+          <w:sz w:val="24"/>
+          <w:szCs w:val="24"/>
+        </w:rPr>
+      </w:r>
+    </w:p>
+    <w:p>
+      <w:pPr>
+        <w:pStyle w:val="Normal"/>
+        <w:bidi w:val="0"/>
+        <w:jc w:val="start"/>
+        <w:rPr>
+          <w:rFonts w:ascii="Hack" w:hAnsi="Hack"/>
+          <w:sz w:val="24"/>
+          <w:szCs w:val="24"/>
+        </w:rPr>
+      </w:pPr>
+      <w:r>
+        <w:rPr>
+          <w:sz w:val="24"/>
+          <w:szCs w:val="24"/>
+        </w:rPr>
+      </w:r>
+    </w:p>
+    <w:p>
+      <w:pPr>
+        <w:pStyle w:val="Normal"/>
+        <w:bidi w:val="0"/>
+        <w:jc w:val="start"/>
+        <w:rPr>
+          <w:rFonts w:ascii="Hack" w:hAnsi="Hack"/>
+          <w:sz w:val="24"/>
+          <w:szCs w:val="24"/>
+        </w:rPr>
+      </w:pPr>
+      <w:r>
+        <w:rPr>
+          <w:sz w:val="24"/>
+          <w:szCs w:val="24"/>
+        </w:rPr>
+      </w:r>
+    </w:p>
+    <w:p>
+      <w:pPr>
+        <w:pStyle w:val="Normal"/>
+        <w:bidi w:val="0"/>
+        <w:jc w:val="start"/>
+        <w:rPr>
+          <w:rFonts w:ascii="Hack" w:hAnsi="Hack"/>
+          <w:sz w:val="24"/>
+          <w:szCs w:val="24"/>
+        </w:rPr>
+      </w:pPr>
+      <w:r>
+        <w:rPr>
+          <w:sz w:val="24"/>
+          <w:szCs w:val="24"/>
+        </w:rPr>
+      </w:r>
+    </w:p>
+    <w:p>
+      <w:pPr>
+        <w:pStyle w:val="Normal"/>
+        <w:bidi w:val="0"/>
+        <w:jc w:val="start"/>
+        <w:rPr>
+          <w:rFonts w:ascii="Hack" w:hAnsi="Hack"/>
+          <w:sz w:val="24"/>
+          <w:szCs w:val="24"/>
+        </w:rPr>
+      </w:pPr>
+      <w:r>
+        <w:rPr>
+          <w:sz w:val="24"/>
+          <w:szCs w:val="24"/>
+        </w:rPr>
+      </w:r>
+    </w:p>
+    <w:p>
+      <w:pPr>
+        <w:pStyle w:val="Normal"/>
+        <w:bidi w:val="0"/>
+        <w:jc w:val="start"/>
+        <w:rPr>
+          <w:rFonts w:ascii="Hack" w:hAnsi="Hack"/>
+          <w:sz w:val="24"/>
+          <w:szCs w:val="24"/>
+        </w:rPr>
+      </w:pPr>
+      <w:r>
+        <w:rPr>
+          <w:sz w:val="24"/>
+          <w:szCs w:val="24"/>
+        </w:rPr>
+      </w:r>
+    </w:p>
+    <w:p>
+      <w:pPr>
+        <w:pStyle w:val="Normal"/>
+        <w:bidi w:val="0"/>
+        <w:jc w:val="start"/>
+        <w:rPr>
+          <w:rFonts w:ascii="Hack" w:hAnsi="Hack"/>
+          <w:sz w:val="24"/>
+          <w:szCs w:val="24"/>
+        </w:rPr>
+      </w:pPr>
+      <w:r>
+        <w:rPr>
+          <w:sz w:val="24"/>
+          <w:szCs w:val="24"/>
+        </w:rPr>
+      </w:r>
+    </w:p>
+    <w:p>
+      <w:pPr>
+        <w:pStyle w:val="Normal"/>
+        <w:bidi w:val="0"/>
+        <w:jc w:val="start"/>
+        <w:rPr>
+          <w:rFonts w:ascii="Hack" w:hAnsi="Hack"/>
+          <w:sz w:val="24"/>
+          <w:szCs w:val="24"/>
+        </w:rPr>
+      </w:pPr>
+      <w:r>
+        <w:rPr>
+          <w:sz w:val="24"/>
+          <w:szCs w:val="24"/>
+        </w:rPr>
+      </w:r>
+    </w:p>
+    <w:p>
+      <w:pPr>
+        <w:pStyle w:val="Normal"/>
+        <w:bidi w:val="0"/>
+        <w:jc w:val="start"/>
+        <w:rPr>
+          <w:rFonts w:ascii="Hack" w:hAnsi="Hack"/>
+          <w:sz w:val="24"/>
+          <w:szCs w:val="24"/>
+        </w:rPr>
+      </w:pPr>
+      <w:r>
+        <w:rPr>
+          <w:sz w:val="24"/>
+          <w:szCs w:val="24"/>
+        </w:rPr>
+      </w:r>
+    </w:p>
+    <w:p>
+      <w:pPr>
+        <w:pStyle w:val="Normal"/>
+        <w:bidi w:val="0"/>
+        <w:jc w:val="start"/>
+        <w:rPr>
+          <w:rFonts w:ascii="Hack" w:hAnsi="Hack"/>
+          <w:sz w:val="24"/>
+          <w:szCs w:val="24"/>
+        </w:rPr>
+      </w:pPr>
+      <w:r>
+        <w:rPr>
+          <w:sz w:val="24"/>
+          <w:szCs w:val="24"/>
+        </w:rPr>
+      </w:r>
+    </w:p>
+    <w:p>
+      <w:pPr>
+        <w:pStyle w:val="Normal"/>
+        <w:bidi w:val="0"/>
+        <w:jc w:val="start"/>
+        <w:rPr>
+          <w:rFonts w:ascii="Hack" w:hAnsi="Hack"/>
+          <w:sz w:val="24"/>
+          <w:szCs w:val="24"/>
+        </w:rPr>
+      </w:pPr>
+      <w:r>
+        <w:rPr>
+          <w:sz w:val="24"/>
+          <w:szCs w:val="24"/>
+        </w:rPr>
+      </w:r>
+    </w:p>
+    <w:p>
+      <w:pPr>
+        <w:pStyle w:val="Normal"/>
+        <w:bidi w:val="0"/>
+        <w:jc w:val="start"/>
+        <w:rPr>
+          <w:rFonts w:ascii="Hack" w:hAnsi="Hack"/>
+          <w:sz w:val="24"/>
+          <w:szCs w:val="24"/>
+        </w:rPr>
+      </w:pPr>
+      <w:r>
+        <w:rPr>
           <w:sz w:val="24"/>
           <w:szCs w:val="24"/>
         </w:rPr>
@@ -1287,117 +1274,137 @@
     <w:p>
       <w:pPr>
         <w:pStyle w:val="Heading1"/>
+        <w:numPr>
+          <w:ilvl w:val="0"/>
+          <w:numId w:val="1"/>
+        </w:numPr>
+        <w:ind w:hanging="0" w:start="0"/>
+        <w:rPr>
+          <w:rFonts w:ascii="Hack" w:hAnsi="Hack"/>
+        </w:rPr>
+      </w:pPr>
+      <w:bookmarkStart w:id="0" w:name="__RefHeading___Toc517_3126086858"/>
+      <w:bookmarkEnd w:id="0"/>
+      <w:r>
+        <w:rPr>
+          <w:rFonts w:ascii="Hack" w:hAnsi="Hack"/>
+        </w:rPr>
+        <w:t>Introduction</w:t>
+      </w:r>
+    </w:p>
+    <w:p>
+      <w:pPr>
+        <w:pStyle w:val="BodyText"/>
+        <w:rPr>
+          <w:rFonts w:ascii="Hack" w:hAnsi="Hack"/>
+        </w:rPr>
+      </w:pPr>
+      <w:r>
+        <w:rPr/>
+        <w:t>Welcome to sokonalysis v4.0.0 a cryptographic desktop application meant for all skill levels that can be accessed in both Windows and Linux. This application was developed by Soko James and Rosaria Phiri from Kapasa Makasa University featuring a Command Line Interface (CLI) as their Cybersecurity final year project.</w:t>
+      </w:r>
+    </w:p>
+    <w:p>
+      <w:pPr>
+        <w:pStyle w:val="BodyText"/>
+        <w:rPr>
+          <w:rFonts w:ascii="Hack" w:hAnsi="Hack"/>
+        </w:rPr>
+      </w:pPr>
+      <w:r>
+        <w:rPr/>
+      </w:r>
+    </w:p>
+    <w:p>
+      <w:pPr>
+        <w:pStyle w:val="Heading1"/>
+        <w:numPr>
+          <w:ilvl w:val="0"/>
+          <w:numId w:val="1"/>
+        </w:numPr>
+        <w:spacing w:before="0" w:after="0"/>
+        <w:ind w:hanging="0" w:start="0"/>
+        <w:rPr>
+          <w:vanish/>
+          <w:specVanish/>
+        </w:rPr>
+      </w:pPr>
+      <w:bookmarkStart w:id="1" w:name="__RefHeading___Toc513_3126086858"/>
+      <w:bookmarkEnd w:id="1"/>
+      <w:r>
+        <w:rPr/>
+        <w:t>Requirements</w:t>
+      </w:r>
+    </w:p>
+    <w:p>
+      <w:pPr>
+        <w:pStyle w:val="BodyText"/>
+        <w:rPr>
+          <w:rFonts w:ascii="Hack" w:hAnsi="Hack"/>
+        </w:rPr>
+      </w:pPr>
+      <w:r/>
+      <w:r>
+        <w:rPr/>
+      </w:r>
+      <w:r>
+        <w:rPr/>
+        <w:t xml:space="preserve"> </w:t>
+      </w:r>
+    </w:p>
+    <w:p>
+      <w:pPr>
+        <w:pStyle w:val="Heading2"/>
+        <w:numPr>
+          <w:ilvl w:val="1"/>
+          <w:numId w:val="1"/>
+        </w:numPr>
+        <w:ind w:hanging="0" w:start="0"/>
+        <w:rPr/>
+      </w:pPr>
+      <w:bookmarkStart w:id="2" w:name="__RefHeading___Toc519_3126086858"/>
+      <w:bookmarkEnd w:id="2"/>
+      <w:r>
+        <w:rPr/>
+        <w:t>Linux</w:t>
+      </w:r>
+    </w:p>
+    <w:p>
+      <w:pPr>
+        <w:pStyle w:val="BodyText"/>
+        <w:rPr/>
+      </w:pPr>
+      <w:r>
+        <w:rPr/>
+        <w:t xml:space="preserve">The current version works well on all distros including Kali, Parrot and Ubuntu. Ensure to have the following tools installed externally – </w:t>
+      </w:r>
+    </w:p>
+    <w:p>
+      <w:pPr>
+        <w:pStyle w:val="BodyText"/>
         <w:numPr>
           <w:ilvl w:val="0"/>
           <w:numId w:val="2"/>
         </w:numPr>
-        <w:ind w:hanging="0" w:start="0"/>
-        <w:rPr>
-          <w:rFonts w:ascii="Hack" w:hAnsi="Hack"/>
-        </w:rPr>
-      </w:pPr>
-      <w:bookmarkStart w:id="0" w:name="__RefHeading___Toc517_3126086858"/>
-      <w:bookmarkEnd w:id="0"/>
-      <w:r>
-        <w:rPr>
-          <w:rFonts w:ascii="Hack" w:hAnsi="Hack"/>
-        </w:rPr>
-        <w:t>Introduction</w:t>
+        <w:rPr/>
+      </w:pPr>
+      <w:r>
+        <w:rPr/>
+        <w:t>John The Ripper</w:t>
       </w:r>
     </w:p>
     <w:p>
       <w:pPr>
         <w:pStyle w:val="BodyText"/>
-        <w:rPr>
-          <w:rFonts w:ascii="Hack" w:hAnsi="Hack"/>
-        </w:rPr>
-      </w:pPr>
-      <w:r>
-        <w:rPr>
-          <w:rFonts w:ascii="Hack" w:hAnsi="Hack"/>
-        </w:rPr>
-        <w:t>Welcome to sokonalysis v4.0.0 a cryptographic desktop application meant for all skill levels that can be accessed in both Windows and Linux. This application was developed by Soko James and Rosaria Phiri from Kapasa Makasa University featuring a Command Line Interface (CLI) as their Cybersecurity final year project.</w:t>
-      </w:r>
-    </w:p>
-    <w:p>
-      <w:pPr>
-        <w:pStyle w:val="BodyText"/>
-        <w:rPr>
-          <w:rFonts w:ascii="Hack" w:hAnsi="Hack"/>
-        </w:rPr>
-      </w:pPr>
-      <w:r>
-        <w:rPr>
-          <w:rFonts w:ascii="Hack" w:hAnsi="Hack"/>
-        </w:rPr>
-      </w:r>
-    </w:p>
-    <w:p>
-      <w:pPr>
-        <w:pStyle w:val="Heading1"/>
         <w:numPr>
           <w:ilvl w:val="0"/>
           <w:numId w:val="2"/>
         </w:numPr>
-        <w:spacing w:before="0" w:after="0"/>
-        <w:ind w:hanging="0" w:start="0"/>
-        <w:rPr>
-          <w:vanish/>
-          <w:specVanish/>
-        </w:rPr>
-      </w:pPr>
-      <w:bookmarkStart w:id="1" w:name="__RefHeading___Toc513_3126086858"/>
-      <w:bookmarkEnd w:id="1"/>
-      <w:r>
-        <w:rPr/>
-        <w:t>Requirements</w:t>
-      </w:r>
-    </w:p>
-    <w:p>
-      <w:pPr>
-        <w:pStyle w:val="BodyText"/>
-        <w:rPr>
-          <w:rFonts w:ascii="Hack" w:hAnsi="Hack"/>
-        </w:rPr>
-      </w:pPr>
-      <w:r/>
-      <w:r>
-        <w:rPr>
-          <w:rFonts w:ascii="Hack" w:hAnsi="Hack"/>
-        </w:rPr>
-      </w:r>
-      <w:r>
-        <w:rPr>
-          <w:rFonts w:ascii="Hack" w:hAnsi="Hack"/>
-        </w:rPr>
-        <w:t xml:space="preserve"> </w:t>
-      </w:r>
-    </w:p>
-    <w:p>
-      <w:pPr>
-        <w:pStyle w:val="Heading2"/>
-        <w:numPr>
-          <w:ilvl w:val="1"/>
-          <w:numId w:val="2"/>
-        </w:numPr>
-        <w:ind w:hanging="0" w:start="0"/>
-        <w:rPr/>
-      </w:pPr>
-      <w:bookmarkStart w:id="2" w:name="__RefHeading___Toc519_3126086858"/>
-      <w:bookmarkEnd w:id="2"/>
-      <w:r>
-        <w:rPr/>
-        <w:t>Linux</w:t>
-      </w:r>
-    </w:p>
-    <w:p>
-      <w:pPr>
-        <w:pStyle w:val="BodyText"/>
-        <w:rPr/>
-      </w:pPr>
-      <w:r>
-        <w:rPr/>
-        <w:t xml:space="preserve">The current version works well on all distros including Kali, Parrot and Ubuntu. Ensure to have the following tools installed externally – </w:t>
+        <w:rPr/>
+      </w:pPr>
+      <w:r>
+        <w:rPr/>
+        <w:t>Aircrack-ng Suite</w:t>
       </w:r>
     </w:p>
     <w:p>
@@ -1405,13 +1412,13 @@
         <w:pStyle w:val="BodyText"/>
         <w:numPr>
           <w:ilvl w:val="0"/>
-          <w:numId w:val="3"/>
+          <w:numId w:val="2"/>
         </w:numPr>
         <w:rPr/>
       </w:pPr>
       <w:r>
         <w:rPr/>
-        <w:t>John The Ripper</w:t>
+        <w:t>Steghide</w:t>
       </w:r>
     </w:p>
     <w:p>
@@ -1419,13 +1426,13 @@
         <w:pStyle w:val="BodyText"/>
         <w:numPr>
           <w:ilvl w:val="0"/>
-          <w:numId w:val="3"/>
+          <w:numId w:val="2"/>
         </w:numPr>
         <w:rPr/>
       </w:pPr>
       <w:r>
         <w:rPr/>
-        <w:t>Aircrack-ng Suite</w:t>
+        <w:t>Stegseek</w:t>
       </w:r>
     </w:p>
     <w:p>
@@ -1433,35 +1440,7 @@
         <w:pStyle w:val="BodyText"/>
         <w:numPr>
           <w:ilvl w:val="0"/>
-          <w:numId w:val="3"/>
-        </w:numPr>
-        <w:rPr/>
-      </w:pPr>
-      <w:r>
-        <w:rPr/>
-        <w:t>Steghide</w:t>
-      </w:r>
-    </w:p>
-    <w:p>
-      <w:pPr>
-        <w:pStyle w:val="BodyText"/>
-        <w:numPr>
-          <w:ilvl w:val="0"/>
-          <w:numId w:val="3"/>
-        </w:numPr>
-        <w:rPr/>
-      </w:pPr>
-      <w:r>
-        <w:rPr/>
-        <w:t>Stegseek</w:t>
-      </w:r>
-    </w:p>
-    <w:p>
-      <w:pPr>
-        <w:pStyle w:val="BodyText"/>
-        <w:numPr>
-          <w:ilvl w:val="0"/>
-          <w:numId w:val="3"/>
+          <w:numId w:val="2"/>
         </w:numPr>
         <w:rPr/>
       </w:pPr>
@@ -1489,7 +1468,7 @@
         <w:pStyle w:val="Heading2"/>
         <w:numPr>
           <w:ilvl w:val="1"/>
-          <w:numId w:val="2"/>
+          <w:numId w:val="1"/>
         </w:numPr>
         <w:ind w:hanging="0" w:start="0"/>
         <w:rPr/>
@@ -1570,7 +1549,7 @@
         <w:pStyle w:val="Heading1"/>
         <w:numPr>
           <w:ilvl w:val="0"/>
-          <w:numId w:val="2"/>
+          <w:numId w:val="1"/>
         </w:numPr>
         <w:ind w:hanging="0" w:start="0"/>
         <w:rPr/>
@@ -1587,7 +1566,7 @@
         <w:pStyle w:val="Heading1"/>
         <w:numPr>
           <w:ilvl w:val="0"/>
-          <w:numId w:val="2"/>
+          <w:numId w:val="1"/>
         </w:numPr>
         <w:spacing w:before="0" w:after="0"/>
         <w:ind w:hanging="0" w:start="0"/>
@@ -1636,7 +1615,7 @@
         <w:pStyle w:val="Heading1"/>
         <w:numPr>
           <w:ilvl w:val="0"/>
-          <w:numId w:val="2"/>
+          <w:numId w:val="1"/>
         </w:numPr>
         <w:bidi w:val="0"/>
         <w:spacing w:before="0" w:after="0"/>
@@ -1651,11 +1630,7 @@
       <w:bookmarkEnd w:id="6"/>
       <w:r>
         <w:rPr/>
-        <w:t>H</w:t>
-      </w:r>
-      <w:r>
-        <w:rPr/>
-        <w:t>eader</w:t>
+        <w:t>Header</w:t>
       </w:r>
     </w:p>
     <w:p>
@@ -1669,13 +1644,10 @@
       </w:pPr>
       <w:r/>
       <w:r>
-        <w:rPr>
-          <w:rFonts w:ascii="Hack" w:hAnsi="Hack"/>
-        </w:rPr>
-      </w:r>
-      <w:r>
-        <w:rPr>
-          <w:rFonts w:ascii="Hack" w:hAnsi="Hack"/>
+        <w:rPr/>
+      </w:r>
+      <w:r>
+        <w:rPr>
           <w:sz w:val="24"/>
           <w:szCs w:val="24"/>
         </w:rPr>
@@ -1695,26 +1667,25 @@
       </w:pPr>
       <w:r>
         <w:rPr>
-          <w:rFonts w:ascii="Hack" w:hAnsi="Hack"/>
-          <w:sz w:val="24"/>
-          <w:szCs w:val="24"/>
-        </w:rPr>
-        <w:t xml:space="preserve">The header is customizable from top to left or right depending on your preference. To achieve this, drag </w:t>
+          <w:sz w:val="24"/>
+          <w:szCs w:val="24"/>
+        </w:rPr>
+        <w:t xml:space="preserve">The header is customizable from top to left or right depending on your preference. To achieve this, drag  </w:t>
       </w:r>
       <w:r>
         <w:drawing>
-          <wp:anchor behindDoc="0" distT="0" distB="0" distL="0" distR="0" simplePos="0" locked="0" layoutInCell="0" allowOverlap="1" relativeHeight="11">
+          <wp:anchor behindDoc="0" distT="0" distB="0" distL="114935" distR="114935" simplePos="0" locked="0" layoutInCell="0" allowOverlap="1" relativeHeight="10">
             <wp:simplePos x="0" y="0"/>
             <wp:positionH relativeFrom="column">
-              <wp:posOffset>3587750</wp:posOffset>
+              <wp:posOffset>3612515</wp:posOffset>
             </wp:positionH>
             <wp:positionV relativeFrom="paragraph">
-              <wp:posOffset>219710</wp:posOffset>
+              <wp:posOffset>304165</wp:posOffset>
             </wp:positionV>
-            <wp:extent cx="469900" cy="278765"/>
+            <wp:extent cx="305435" cy="145415"/>
             <wp:effectExtent l="0" t="0" r="0" b="0"/>
             <wp:wrapSquare wrapText="largest"/>
-            <wp:docPr id="2" name="Image23" descr="" title=""/>
+            <wp:docPr id="2" name="Image2 Copy 1" descr="" title=""/>
             <wp:cNvGraphicFramePr>
               <a:graphicFrameLocks xmlns:a="http://schemas.openxmlformats.org/drawingml/2006/main" noChangeAspect="1"/>
             </wp:cNvGraphicFramePr>
@@ -1722,14 +1693,14 @@
               <a:graphicData uri="http://schemas.openxmlformats.org/drawingml/2006/picture">
                 <pic:pic xmlns:pic="http://schemas.openxmlformats.org/drawingml/2006/picture">
                   <pic:nvPicPr>
-                    <pic:cNvPr id="2" name="Image23" descr="" title=""/>
+                    <pic:cNvPr id="2" name="Image2 Copy 1" descr="" title=""/>
                     <pic:cNvPicPr>
                       <a:picLocks noChangeAspect="1" noChangeArrowheads="1"/>
                     </pic:cNvPicPr>
                   </pic:nvPicPr>
                   <pic:blipFill>
                     <a:blip r:embed="rId3"/>
-                    <a:srcRect l="0" t="33333" r="98146" b="29379"/>
+                    <a:srcRect l="13961" t="0" r="16737" b="12472"/>
                     <a:stretch>
                       <a:fillRect/>
                     </a:stretch>
@@ -1737,7 +1708,7 @@
                   <pic:spPr bwMode="auto">
                     <a:xfrm>
                       <a:off x="0" y="0"/>
-                      <a:ext cx="469900" cy="278765"/>
+                      <a:ext cx="305435" cy="145415"/>
                     </a:xfrm>
                     <a:prstGeom prst="rect">
                       <a:avLst/>
@@ -1752,7 +1723,6 @@
       </w:r>
       <w:r>
         <w:rPr>
-          <w:rFonts w:ascii="Hack" w:hAnsi="Hack"/>
           <w:sz w:val="24"/>
           <w:szCs w:val="24"/>
         </w:rPr>
@@ -1772,42 +1742,22 @@
       </w:pPr>
       <w:r>
         <w:rPr>
-          <w:rFonts w:ascii="Hack" w:hAnsi="Hack"/>
-          <w:sz w:val="24"/>
-          <w:szCs w:val="24"/>
-        </w:rPr>
-      </w:r>
-    </w:p>
-    <w:p>
-      <w:pPr>
-        <w:pStyle w:val="Normal"/>
-        <w:bidi w:val="0"/>
-        <w:jc w:val="start"/>
-        <w:rPr>
-          <w:rFonts w:ascii="Hack" w:hAnsi="Hack"/>
-          <w:sz w:val="24"/>
-          <w:szCs w:val="24"/>
-        </w:rPr>
-      </w:pPr>
-      <w:r>
-        <w:rPr>
-          <w:rFonts w:ascii="Hack" w:hAnsi="Hack"/>
           <w:sz w:val="24"/>
           <w:szCs w:val="24"/>
         </w:rPr>
         <w:drawing>
-          <wp:anchor behindDoc="0" distT="0" distB="0" distL="0" distR="0" simplePos="0" locked="0" layoutInCell="0" allowOverlap="1" relativeHeight="10">
+          <wp:anchor behindDoc="0" distT="0" distB="0" distL="114935" distR="114935" simplePos="0" locked="0" layoutInCell="0" allowOverlap="1" relativeHeight="11">
             <wp:simplePos x="0" y="0"/>
             <wp:positionH relativeFrom="column">
-              <wp:align>center</wp:align>
+              <wp:posOffset>30480</wp:posOffset>
             </wp:positionH>
             <wp:positionV relativeFrom="paragraph">
-              <wp:posOffset>635</wp:posOffset>
+              <wp:posOffset>144145</wp:posOffset>
             </wp:positionV>
-            <wp:extent cx="6120130" cy="715645"/>
+            <wp:extent cx="990600" cy="2971165"/>
             <wp:effectExtent l="0" t="0" r="0" b="0"/>
             <wp:wrapSquare wrapText="largest"/>
-            <wp:docPr id="3" name="Image22" descr="" title=""/>
+            <wp:docPr id="3" name="Image3 Copy 1" descr="" title=""/>
             <wp:cNvGraphicFramePr>
               <a:graphicFrameLocks xmlns:a="http://schemas.openxmlformats.org/drawingml/2006/main" noChangeAspect="1"/>
             </wp:cNvGraphicFramePr>
@@ -1815,14 +1765,13 @@
               <a:graphicData uri="http://schemas.openxmlformats.org/drawingml/2006/picture">
                 <pic:pic xmlns:pic="http://schemas.openxmlformats.org/drawingml/2006/picture">
                   <pic:nvPicPr>
-                    <pic:cNvPr id="3" name="Image22" descr="" title=""/>
+                    <pic:cNvPr id="3" name="Image3 Copy 1" descr="" title=""/>
                     <pic:cNvPicPr>
                       <a:picLocks noChangeAspect="1" noChangeArrowheads="1"/>
                     </pic:cNvPicPr>
                   </pic:nvPicPr>
                   <pic:blipFill>
                     <a:blip r:embed="rId4"/>
-                    <a:srcRect l="0" t="0" r="0" b="8949"/>
                     <a:stretch>
                       <a:fillRect/>
                     </a:stretch>
@@ -1830,7 +1779,7 @@
                   <pic:spPr bwMode="auto">
                     <a:xfrm>
                       <a:off x="0" y="0"/>
-                      <a:ext cx="6120130" cy="715645"/>
+                      <a:ext cx="990600" cy="2971165"/>
                     </a:xfrm>
                     <a:prstGeom prst="rect">
                       <a:avLst/>
@@ -1846,10 +1795,226 @@
     </w:p>
     <w:p>
       <w:pPr>
+        <w:pStyle w:val="Normal"/>
+        <w:bidi w:val="0"/>
+        <w:jc w:val="start"/>
+        <w:rPr>
+          <w:rFonts w:ascii="Hack" w:hAnsi="Hack"/>
+          <w:sz w:val="24"/>
+          <w:szCs w:val="24"/>
+        </w:rPr>
+      </w:pPr>
+      <w:r>
+        <w:rPr>
+          <w:sz w:val="24"/>
+          <w:szCs w:val="24"/>
+        </w:rPr>
+      </w:r>
+    </w:p>
+    <w:p>
+      <w:pPr>
+        <w:pStyle w:val="Normal"/>
+        <w:bidi w:val="0"/>
+        <w:jc w:val="start"/>
+        <w:rPr>
+          <w:rFonts w:ascii="Hack" w:hAnsi="Hack"/>
+          <w:sz w:val="24"/>
+          <w:szCs w:val="24"/>
+        </w:rPr>
+      </w:pPr>
+      <w:r>
+        <w:rPr>
+          <w:sz w:val="24"/>
+          <w:szCs w:val="24"/>
+        </w:rPr>
+      </w:r>
+    </w:p>
+    <w:p>
+      <w:pPr>
+        <w:pStyle w:val="Normal"/>
+        <w:bidi w:val="0"/>
+        <w:jc w:val="start"/>
+        <w:rPr>
+          <w:rFonts w:ascii="Hack" w:hAnsi="Hack"/>
+          <w:sz w:val="24"/>
+          <w:szCs w:val="24"/>
+        </w:rPr>
+      </w:pPr>
+      <w:r>
+        <w:rPr>
+          <w:sz w:val="24"/>
+          <w:szCs w:val="24"/>
+        </w:rPr>
+      </w:r>
+    </w:p>
+    <w:p>
+      <w:pPr>
+        <w:pStyle w:val="Normal"/>
+        <w:bidi w:val="0"/>
+        <w:jc w:val="start"/>
+        <w:rPr>
+          <w:rFonts w:ascii="Hack" w:hAnsi="Hack"/>
+          <w:sz w:val="24"/>
+          <w:szCs w:val="24"/>
+        </w:rPr>
+      </w:pPr>
+      <w:r>
+        <w:rPr>
+          <w:sz w:val="24"/>
+          <w:szCs w:val="24"/>
+        </w:rPr>
+      </w:r>
+    </w:p>
+    <w:p>
+      <w:pPr>
+        <w:pStyle w:val="Normal"/>
+        <w:bidi w:val="0"/>
+        <w:jc w:val="start"/>
+        <w:rPr>
+          <w:rFonts w:ascii="Hack" w:hAnsi="Hack"/>
+          <w:sz w:val="24"/>
+          <w:szCs w:val="24"/>
+        </w:rPr>
+      </w:pPr>
+      <w:r>
+        <w:rPr>
+          <w:sz w:val="24"/>
+          <w:szCs w:val="24"/>
+        </w:rPr>
+      </w:r>
+    </w:p>
+    <w:p>
+      <w:pPr>
+        <w:pStyle w:val="Normal"/>
+        <w:bidi w:val="0"/>
+        <w:jc w:val="start"/>
+        <w:rPr>
+          <w:rFonts w:ascii="Hack" w:hAnsi="Hack"/>
+          <w:sz w:val="24"/>
+          <w:szCs w:val="24"/>
+        </w:rPr>
+      </w:pPr>
+      <w:r>
+        <w:rPr>
+          <w:sz w:val="24"/>
+          <w:szCs w:val="24"/>
+        </w:rPr>
+      </w:r>
+    </w:p>
+    <w:p>
+      <w:pPr>
+        <w:pStyle w:val="Normal"/>
+        <w:bidi w:val="0"/>
+        <w:jc w:val="start"/>
+        <w:rPr>
+          <w:rFonts w:ascii="Hack" w:hAnsi="Hack"/>
+          <w:sz w:val="24"/>
+          <w:szCs w:val="24"/>
+        </w:rPr>
+      </w:pPr>
+      <w:r>
+        <w:rPr>
+          <w:sz w:val="24"/>
+          <w:szCs w:val="24"/>
+        </w:rPr>
+      </w:r>
+    </w:p>
+    <w:p>
+      <w:pPr>
+        <w:pStyle w:val="Normal"/>
+        <w:bidi w:val="0"/>
+        <w:jc w:val="start"/>
+        <w:rPr>
+          <w:rFonts w:ascii="Hack" w:hAnsi="Hack"/>
+          <w:sz w:val="24"/>
+          <w:szCs w:val="24"/>
+        </w:rPr>
+      </w:pPr>
+      <w:r>
+        <w:rPr>
+          <w:sz w:val="24"/>
+          <w:szCs w:val="24"/>
+        </w:rPr>
+      </w:r>
+    </w:p>
+    <w:p>
+      <w:pPr>
+        <w:pStyle w:val="Normal"/>
+        <w:bidi w:val="0"/>
+        <w:jc w:val="start"/>
+        <w:rPr>
+          <w:rFonts w:ascii="Hack" w:hAnsi="Hack"/>
+          <w:sz w:val="24"/>
+          <w:szCs w:val="24"/>
+        </w:rPr>
+      </w:pPr>
+      <w:r>
+        <w:rPr>
+          <w:sz w:val="24"/>
+          <w:szCs w:val="24"/>
+        </w:rPr>
+      </w:r>
+    </w:p>
+    <w:p>
+      <w:pPr>
+        <w:pStyle w:val="Normal"/>
+        <w:bidi w:val="0"/>
+        <w:jc w:val="start"/>
+        <w:rPr>
+          <w:rFonts w:ascii="Hack" w:hAnsi="Hack"/>
+          <w:sz w:val="24"/>
+          <w:szCs w:val="24"/>
+        </w:rPr>
+      </w:pPr>
+      <w:r>
+        <w:rPr>
+          <w:sz w:val="24"/>
+          <w:szCs w:val="24"/>
+        </w:rPr>
+      </w:r>
+    </w:p>
+    <w:p>
+      <w:pPr>
+        <w:pStyle w:val="Normal"/>
+        <w:bidi w:val="0"/>
+        <w:jc w:val="start"/>
+        <w:rPr>
+          <w:rFonts w:ascii="Hack" w:hAnsi="Hack"/>
+          <w:sz w:val="24"/>
+          <w:szCs w:val="24"/>
+        </w:rPr>
+      </w:pPr>
+      <w:r>
+        <w:rPr>
+          <w:sz w:val="24"/>
+          <w:szCs w:val="24"/>
+        </w:rPr>
+      </w:r>
+    </w:p>
+    <w:p>
+      <w:pPr>
+        <w:pStyle w:val="Normal"/>
+        <w:bidi w:val="0"/>
+        <w:jc w:val="start"/>
+        <w:rPr>
+          <w:rFonts w:ascii="Hack" w:hAnsi="Hack"/>
+          <w:sz w:val="24"/>
+          <w:szCs w:val="24"/>
+        </w:rPr>
+      </w:pPr>
+      <w:r>
+        <w:rPr>
+          <w:sz w:val="24"/>
+          <w:szCs w:val="24"/>
+        </w:rPr>
+      </w:r>
+    </w:p>
+    <w:p>
+      <w:pPr>
         <w:pStyle w:val="Heading3"/>
         <w:numPr>
           <w:ilvl w:val="2"/>
-          <w:numId w:val="2"/>
+          <w:numId w:val="1"/>
         </w:numPr>
         <w:rPr/>
       </w:pPr>
@@ -1865,7 +2030,7 @@
         <w:pStyle w:val="Heading4"/>
         <w:numPr>
           <w:ilvl w:val="3"/>
-          <w:numId w:val="2"/>
+          <w:numId w:val="1"/>
         </w:numPr>
         <w:rPr>
           <w:i w:val="false"/>
@@ -1894,7 +2059,6 @@
       </w:pPr>
       <w:r>
         <w:rPr>
-          <w:rFonts w:ascii="Hack" w:hAnsi="Hack"/>
           <w:sz w:val="24"/>
           <w:szCs w:val="24"/>
         </w:rPr>
@@ -1902,7 +2066,6 @@
       </w:r>
       <w:r>
         <w:rPr>
-          <w:rFonts w:ascii="Hack" w:hAnsi="Hack"/>
           <w:b/>
           <w:bCs/>
           <w:sz w:val="24"/>
@@ -1912,7 +2075,6 @@
       </w:r>
       <w:r>
         <w:rPr>
-          <w:rFonts w:ascii="Hack" w:hAnsi="Hack"/>
           <w:sz w:val="24"/>
           <w:szCs w:val="24"/>
         </w:rPr>
@@ -1932,42 +2094,22 @@
       </w:pPr>
       <w:r>
         <w:rPr>
-          <w:rFonts w:ascii="Hack" w:hAnsi="Hack"/>
-          <w:sz w:val="24"/>
-          <w:szCs w:val="24"/>
-        </w:rPr>
-      </w:r>
-    </w:p>
-    <w:p>
-      <w:pPr>
-        <w:pStyle w:val="Normal"/>
-        <w:bidi w:val="0"/>
-        <w:jc w:val="start"/>
-        <w:rPr>
-          <w:rFonts w:ascii="Hack" w:hAnsi="Hack"/>
-          <w:sz w:val="24"/>
-          <w:szCs w:val="24"/>
-        </w:rPr>
-      </w:pPr>
-      <w:r>
-        <w:rPr>
-          <w:rFonts w:ascii="Hack" w:hAnsi="Hack"/>
           <w:sz w:val="24"/>
           <w:szCs w:val="24"/>
         </w:rPr>
         <w:drawing>
-          <wp:anchor behindDoc="0" distT="0" distB="0" distL="0" distR="0" simplePos="0" locked="0" layoutInCell="0" allowOverlap="1" relativeHeight="12">
+          <wp:anchor behindDoc="0" distT="0" distB="0" distL="114935" distR="114935" simplePos="0" locked="0" layoutInCell="0" allowOverlap="1" relativeHeight="12">
             <wp:simplePos x="0" y="0"/>
             <wp:positionH relativeFrom="column">
-              <wp:posOffset>0</wp:posOffset>
+              <wp:posOffset>7620</wp:posOffset>
             </wp:positionH>
             <wp:positionV relativeFrom="paragraph">
-              <wp:posOffset>10795</wp:posOffset>
+              <wp:posOffset>60960</wp:posOffset>
             </wp:positionV>
-            <wp:extent cx="6122035" cy="1203960"/>
+            <wp:extent cx="913765" cy="894715"/>
             <wp:effectExtent l="0" t="0" r="0" b="0"/>
             <wp:wrapSquare wrapText="largest"/>
-            <wp:docPr id="4" name="Image8" descr="" title=""/>
+            <wp:docPr id="4" name="Image4 Copy 1" descr="" title=""/>
             <wp:cNvGraphicFramePr>
               <a:graphicFrameLocks xmlns:a="http://schemas.openxmlformats.org/drawingml/2006/main" noChangeAspect="1"/>
             </wp:cNvGraphicFramePr>
@@ -1975,14 +2117,13 @@
               <a:graphicData uri="http://schemas.openxmlformats.org/drawingml/2006/picture">
                 <pic:pic xmlns:pic="http://schemas.openxmlformats.org/drawingml/2006/picture">
                   <pic:nvPicPr>
-                    <pic:cNvPr id="4" name="Image8" descr="" title=""/>
+                    <pic:cNvPr id="4" name="Image4 Copy 1" descr="" title=""/>
                     <pic:cNvPicPr>
                       <a:picLocks noChangeAspect="1" noChangeArrowheads="1"/>
                     </pic:cNvPicPr>
                   </pic:nvPicPr>
                   <pic:blipFill>
                     <a:blip r:embed="rId5"/>
-                    <a:srcRect l="0" t="7375" r="53755" b="76437"/>
                     <a:stretch>
                       <a:fillRect/>
                     </a:stretch>
@@ -1990,7 +2131,7 @@
                   <pic:spPr bwMode="auto">
                     <a:xfrm>
                       <a:off x="0" y="0"/>
-                      <a:ext cx="6122035" cy="1203960"/>
+                      <a:ext cx="913765" cy="894715"/>
                     </a:xfrm>
                     <a:prstGeom prst="rect">
                       <a:avLst/>
@@ -2017,45 +2158,42 @@
       </w:pPr>
       <w:r>
         <w:rPr>
-          <w:rFonts w:ascii="Hack" w:hAnsi="Hack"/>
-          <w:sz w:val="24"/>
-          <w:szCs w:val="24"/>
-        </w:rPr>
-      </w:r>
-    </w:p>
-    <w:p>
-      <w:pPr>
-        <w:pStyle w:val="Normal"/>
-        <w:bidi w:val="0"/>
-        <w:jc w:val="start"/>
-        <w:rPr>
-          <w:rFonts w:ascii="Hack" w:hAnsi="Hack"/>
-          <w:sz w:val="24"/>
-          <w:szCs w:val="24"/>
-        </w:rPr>
-      </w:pPr>
-      <w:r>
-        <w:rPr>
-          <w:rFonts w:ascii="Hack" w:hAnsi="Hack"/>
-          <w:sz w:val="24"/>
-          <w:szCs w:val="24"/>
-        </w:rPr>
-      </w:r>
-    </w:p>
-    <w:p>
-      <w:pPr>
-        <w:pStyle w:val="Normal"/>
-        <w:bidi w:val="0"/>
-        <w:jc w:val="start"/>
-        <w:rPr>
-          <w:rFonts w:ascii="Hack" w:hAnsi="Hack"/>
-          <w:sz w:val="24"/>
-          <w:szCs w:val="24"/>
-        </w:rPr>
-      </w:pPr>
-      <w:r>
-        <w:rPr>
-          <w:rFonts w:ascii="Hack" w:hAnsi="Hack"/>
+          <w:sz w:val="24"/>
+          <w:szCs w:val="24"/>
+        </w:rPr>
+      </w:r>
+    </w:p>
+    <w:p>
+      <w:pPr>
+        <w:pStyle w:val="Normal"/>
+        <w:bidi w:val="0"/>
+        <w:jc w:val="start"/>
+        <w:rPr>
+          <w:rFonts w:ascii="Hack" w:hAnsi="Hack"/>
+          <w:sz w:val="24"/>
+          <w:szCs w:val="24"/>
+        </w:rPr>
+      </w:pPr>
+      <w:r>
+        <w:rPr>
+          <w:sz w:val="24"/>
+          <w:szCs w:val="24"/>
+        </w:rPr>
+      </w:r>
+    </w:p>
+    <w:p>
+      <w:pPr>
+        <w:pStyle w:val="Normal"/>
+        <w:bidi w:val="0"/>
+        <w:jc w:val="start"/>
+        <w:rPr>
+          <w:rFonts w:ascii="Hack" w:hAnsi="Hack"/>
+          <w:sz w:val="24"/>
+          <w:szCs w:val="24"/>
+        </w:rPr>
+      </w:pPr>
+      <w:r>
+        <w:rPr>
           <w:sz w:val="24"/>
           <w:szCs w:val="24"/>
         </w:rPr>
@@ -2066,7 +2204,7 @@
         <w:pStyle w:val="Heading3"/>
         <w:numPr>
           <w:ilvl w:val="2"/>
-          <w:numId w:val="2"/>
+          <w:numId w:val="1"/>
         </w:numPr>
         <w:rPr/>
       </w:pPr>
@@ -2082,7 +2220,7 @@
         <w:pStyle w:val="Heading4"/>
         <w:numPr>
           <w:ilvl w:val="3"/>
-          <w:numId w:val="2"/>
+          <w:numId w:val="1"/>
         </w:numPr>
         <w:rPr>
           <w:i w:val="false"/>
@@ -2111,7 +2249,6 @@
       </w:pPr>
       <w:r>
         <w:rPr>
-          <w:rFonts w:ascii="Hack" w:hAnsi="Hack"/>
           <w:sz w:val="24"/>
           <w:szCs w:val="24"/>
         </w:rPr>
@@ -2119,7 +2256,6 @@
       </w:r>
       <w:r>
         <w:rPr>
-          <w:rFonts w:ascii="Hack" w:hAnsi="Hack"/>
           <w:b/>
           <w:bCs/>
           <w:sz w:val="24"/>
@@ -2129,7 +2265,6 @@
       </w:r>
       <w:r>
         <w:rPr>
-          <w:rFonts w:ascii="Hack" w:hAnsi="Hack"/>
           <w:sz w:val="24"/>
           <w:szCs w:val="24"/>
         </w:rPr>
@@ -2137,7 +2272,6 @@
       </w:r>
       <w:r>
         <w:rPr>
-          <w:rFonts w:ascii="Hack" w:hAnsi="Hack"/>
           <w:b/>
           <w:bCs/>
           <w:sz w:val="24"/>
@@ -2147,78 +2281,41 @@
       </w:r>
       <w:r>
         <w:rPr>
-          <w:rFonts w:ascii="Hack" w:hAnsi="Hack"/>
-          <w:sz w:val="24"/>
-          <w:szCs w:val="24"/>
-        </w:rPr>
-        <w:t xml:space="preserve"> mode </w:t>
-      </w:r>
-      <w:r>
-        <w:rPr>
-          <w:rFonts w:ascii="Hack" w:hAnsi="Hack"/>
-          <w:sz w:val="24"/>
-          <w:szCs w:val="24"/>
-        </w:rPr>
-        <w:t>when the applicaion is installed, but will depend on your preference later</w:t>
-      </w:r>
-      <w:r>
-        <w:rPr>
-          <w:rFonts w:ascii="Hack" w:hAnsi="Hack"/>
-          <w:sz w:val="24"/>
-          <w:szCs w:val="24"/>
-        </w:rPr>
-        <w:t>.</w:t>
-      </w:r>
-    </w:p>
-    <w:p>
-      <w:pPr>
-        <w:pStyle w:val="Normal"/>
-        <w:bidi w:val="0"/>
-        <w:jc w:val="start"/>
-        <w:rPr>
-          <w:rFonts w:ascii="Hack" w:hAnsi="Hack"/>
-          <w:sz w:val="24"/>
-          <w:szCs w:val="24"/>
-        </w:rPr>
-      </w:pPr>
-      <w:r>
-        <w:rPr>
-          <w:rFonts w:ascii="Hack" w:hAnsi="Hack"/>
-          <w:sz w:val="24"/>
-          <w:szCs w:val="24"/>
-        </w:rPr>
-      </w:r>
-    </w:p>
-    <w:p>
-      <w:pPr>
-        <w:pStyle w:val="Normal"/>
-        <w:bidi w:val="0"/>
-        <w:jc w:val="start"/>
-        <w:rPr>
-          <w:rFonts w:ascii="Hack" w:hAnsi="Hack"/>
-          <w:sz w:val="24"/>
-          <w:szCs w:val="24"/>
-        </w:rPr>
-      </w:pPr>
-      <w:r>
-        <w:rPr>
-          <w:rFonts w:ascii="Hack" w:hAnsi="Hack"/>
+          <w:sz w:val="24"/>
+          <w:szCs w:val="24"/>
+        </w:rPr>
+        <w:t xml:space="preserve"> mode when the applicaion is installed, but will depend on your preference later.</w:t>
+      </w:r>
+    </w:p>
+    <w:p>
+      <w:pPr>
+        <w:pStyle w:val="Normal"/>
+        <w:bidi w:val="0"/>
+        <w:jc w:val="start"/>
+        <w:rPr>
+          <w:rFonts w:ascii="Hack" w:hAnsi="Hack"/>
+          <w:sz w:val="24"/>
+          <w:szCs w:val="24"/>
+        </w:rPr>
+      </w:pPr>
+      <w:r>
+        <w:rPr>
           <w:sz w:val="24"/>
           <w:szCs w:val="24"/>
         </w:rPr>
         <w:drawing>
-          <wp:anchor behindDoc="0" distT="0" distB="0" distL="0" distR="0" simplePos="0" locked="0" layoutInCell="0" allowOverlap="1" relativeHeight="13">
+          <wp:anchor behindDoc="0" distT="0" distB="0" distL="114935" distR="114935" simplePos="0" locked="0" layoutInCell="0" allowOverlap="1" relativeHeight="13">
             <wp:simplePos x="0" y="0"/>
             <wp:positionH relativeFrom="column">
-              <wp:posOffset>0</wp:posOffset>
+              <wp:posOffset>40640</wp:posOffset>
             </wp:positionH>
             <wp:positionV relativeFrom="paragraph">
-              <wp:posOffset>240665</wp:posOffset>
+              <wp:posOffset>159385</wp:posOffset>
             </wp:positionV>
-            <wp:extent cx="6078220" cy="1626870"/>
+            <wp:extent cx="952500" cy="1332865"/>
             <wp:effectExtent l="0" t="0" r="0" b="0"/>
             <wp:wrapSquare wrapText="largest"/>
-            <wp:docPr id="5" name="Image9" descr="" title=""/>
+            <wp:docPr id="5" name="Image5 Copy 1" descr="" title=""/>
             <wp:cNvGraphicFramePr>
               <a:graphicFrameLocks xmlns:a="http://schemas.openxmlformats.org/drawingml/2006/main" noChangeAspect="1"/>
             </wp:cNvGraphicFramePr>
@@ -2226,14 +2323,13 @@
               <a:graphicData uri="http://schemas.openxmlformats.org/drawingml/2006/picture">
                 <pic:pic xmlns:pic="http://schemas.openxmlformats.org/drawingml/2006/picture">
                   <pic:nvPicPr>
-                    <pic:cNvPr id="5" name="Image9" descr="" title=""/>
+                    <pic:cNvPr id="5" name="Image5 Copy 1" descr="" title=""/>
                     <pic:cNvPicPr>
                       <a:picLocks noChangeAspect="1" noChangeArrowheads="1"/>
                     </pic:cNvPicPr>
                   </pic:nvPicPr>
                   <pic:blipFill>
                     <a:blip r:embed="rId6"/>
-                    <a:srcRect l="0" t="6997" r="55320" b="71736"/>
                     <a:stretch>
                       <a:fillRect/>
                     </a:stretch>
@@ -2241,7 +2337,7 @@
                   <pic:spPr bwMode="auto">
                     <a:xfrm>
                       <a:off x="0" y="0"/>
-                      <a:ext cx="6078220" cy="1626870"/>
+                      <a:ext cx="952500" cy="1332865"/>
                     </a:xfrm>
                     <a:prstGeom prst="rect">
                       <a:avLst/>
@@ -2268,24 +2364,112 @@
       </w:pPr>
       <w:r>
         <w:rPr>
-          <w:rFonts w:ascii="Hack" w:hAnsi="Hack"/>
-          <w:sz w:val="24"/>
-          <w:szCs w:val="24"/>
-        </w:rPr>
-      </w:r>
-    </w:p>
-    <w:p>
-      <w:pPr>
-        <w:pStyle w:val="Normal"/>
-        <w:bidi w:val="0"/>
-        <w:jc w:val="start"/>
-        <w:rPr>
-          <w:rFonts w:ascii="Hack" w:hAnsi="Hack"/>
-        </w:rPr>
-      </w:pPr>
-      <w:r>
-        <w:rPr>
-          <w:rFonts w:ascii="Hack" w:hAnsi="Hack"/>
+          <w:sz w:val="24"/>
+          <w:szCs w:val="24"/>
+        </w:rPr>
+      </w:r>
+    </w:p>
+    <w:p>
+      <w:pPr>
+        <w:pStyle w:val="Normal"/>
+        <w:bidi w:val="0"/>
+        <w:jc w:val="start"/>
+        <w:rPr>
+          <w:rFonts w:ascii="Hack" w:hAnsi="Hack"/>
+          <w:sz w:val="24"/>
+          <w:szCs w:val="24"/>
+        </w:rPr>
+      </w:pPr>
+      <w:r>
+        <w:rPr>
+          <w:sz w:val="24"/>
+          <w:szCs w:val="24"/>
+        </w:rPr>
+      </w:r>
+    </w:p>
+    <w:p>
+      <w:pPr>
+        <w:pStyle w:val="Normal"/>
+        <w:bidi w:val="0"/>
+        <w:jc w:val="start"/>
+        <w:rPr>
+          <w:rFonts w:ascii="Hack" w:hAnsi="Hack"/>
+          <w:sz w:val="24"/>
+          <w:szCs w:val="24"/>
+        </w:rPr>
+      </w:pPr>
+      <w:r>
+        <w:rPr>
+          <w:sz w:val="24"/>
+          <w:szCs w:val="24"/>
+        </w:rPr>
+      </w:r>
+    </w:p>
+    <w:p>
+      <w:pPr>
+        <w:pStyle w:val="Normal"/>
+        <w:bidi w:val="0"/>
+        <w:jc w:val="start"/>
+        <w:rPr>
+          <w:rFonts w:ascii="Hack" w:hAnsi="Hack"/>
+          <w:sz w:val="24"/>
+          <w:szCs w:val="24"/>
+        </w:rPr>
+      </w:pPr>
+      <w:r>
+        <w:rPr>
+          <w:sz w:val="24"/>
+          <w:szCs w:val="24"/>
+        </w:rPr>
+      </w:r>
+    </w:p>
+    <w:p>
+      <w:pPr>
+        <w:pStyle w:val="Normal"/>
+        <w:bidi w:val="0"/>
+        <w:jc w:val="start"/>
+        <w:rPr>
+          <w:rFonts w:ascii="Hack" w:hAnsi="Hack"/>
+          <w:sz w:val="24"/>
+          <w:szCs w:val="24"/>
+        </w:rPr>
+      </w:pPr>
+      <w:r>
+        <w:rPr>
+          <w:sz w:val="24"/>
+          <w:szCs w:val="24"/>
+        </w:rPr>
+      </w:r>
+    </w:p>
+    <w:p>
+      <w:pPr>
+        <w:pStyle w:val="Normal"/>
+        <w:bidi w:val="0"/>
+        <w:jc w:val="start"/>
+        <w:rPr>
+          <w:rFonts w:ascii="Hack" w:hAnsi="Hack"/>
+          <w:sz w:val="24"/>
+          <w:szCs w:val="24"/>
+        </w:rPr>
+      </w:pPr>
+      <w:r>
+        <w:rPr>
+          <w:sz w:val="24"/>
+          <w:szCs w:val="24"/>
+        </w:rPr>
+      </w:r>
+    </w:p>
+    <w:p>
+      <w:pPr>
+        <w:pStyle w:val="Normal"/>
+        <w:bidi w:val="0"/>
+        <w:jc w:val="start"/>
+        <w:rPr>
+          <w:rFonts w:ascii="Hack" w:hAnsi="Hack"/>
+        </w:rPr>
+      </w:pPr>
+      <w:r>
+        <w:rPr>
           <w:sz w:val="24"/>
           <w:szCs w:val="24"/>
         </w:rPr>
@@ -2293,7 +2477,6 @@
       </w:r>
       <w:r>
         <w:rPr>
-          <w:rFonts w:ascii="Hack" w:hAnsi="Hack"/>
           <w:b/>
           <w:bCs/>
           <w:sz w:val="24"/>
@@ -2303,7 +2486,6 @@
       </w:r>
       <w:r>
         <w:rPr>
-          <w:rFonts w:ascii="Hack" w:hAnsi="Hack"/>
           <w:sz w:val="24"/>
           <w:szCs w:val="24"/>
         </w:rPr>
@@ -2311,7 +2493,6 @@
       </w:r>
       <w:r>
         <w:rPr>
-          <w:rFonts w:ascii="Hack" w:hAnsi="Hack"/>
           <w:b/>
           <w:bCs/>
           <w:sz w:val="24"/>
@@ -2321,43 +2502,25 @@
       </w:r>
       <w:r>
         <w:rPr>
-          <w:rFonts w:ascii="Hack" w:hAnsi="Hack"/>
-          <w:sz w:val="24"/>
-          <w:szCs w:val="24"/>
-        </w:rPr>
-        <w:t xml:space="preserve"> on the keyboard </w:t>
-      </w:r>
-      <w:r>
-        <w:rPr>
-          <w:rFonts w:ascii="Hack" w:hAnsi="Hack"/>
-          <w:sz w:val="24"/>
-          <w:szCs w:val="24"/>
-        </w:rPr>
-        <w:t>or tell the Assistance to help you achieve this</w:t>
-      </w:r>
-      <w:r>
-        <w:rPr>
-          <w:rFonts w:ascii="Hack" w:hAnsi="Hack"/>
-          <w:sz w:val="24"/>
-          <w:szCs w:val="24"/>
-        </w:rPr>
-        <w:t>.</w:t>
-      </w:r>
-    </w:p>
-    <w:p>
-      <w:pPr>
-        <w:pStyle w:val="Normal"/>
-        <w:bidi w:val="0"/>
-        <w:jc w:val="start"/>
-        <w:rPr>
-          <w:rFonts w:ascii="Hack" w:hAnsi="Hack"/>
-          <w:sz w:val="24"/>
-          <w:szCs w:val="24"/>
-        </w:rPr>
-      </w:pPr>
-      <w:r>
-        <w:rPr>
-          <w:rFonts w:ascii="Hack" w:hAnsi="Hack"/>
+          <w:sz w:val="24"/>
+          <w:szCs w:val="24"/>
+        </w:rPr>
+        <w:t xml:space="preserve"> on the keyboard or tell the Assistance to help you achieve this.</w:t>
+      </w:r>
+    </w:p>
+    <w:p>
+      <w:pPr>
+        <w:pStyle w:val="Normal"/>
+        <w:bidi w:val="0"/>
+        <w:jc w:val="start"/>
+        <w:rPr>
+          <w:rFonts w:ascii="Hack" w:hAnsi="Hack"/>
+          <w:sz w:val="24"/>
+          <w:szCs w:val="24"/>
+        </w:rPr>
+      </w:pPr>
+      <w:r>
+        <w:rPr>
           <w:sz w:val="24"/>
           <w:szCs w:val="24"/>
         </w:rPr>
@@ -2368,7 +2531,7 @@
         <w:pStyle w:val="Heading3"/>
         <w:numPr>
           <w:ilvl w:val="2"/>
-          <w:numId w:val="2"/>
+          <w:numId w:val="1"/>
         </w:numPr>
         <w:rPr/>
       </w:pPr>
@@ -2402,23 +2565,22 @@
       </w:pPr>
       <w:r>
         <w:rPr>
-          <w:rFonts w:ascii="Hack" w:hAnsi="Hack"/>
           <w:sz w:val="24"/>
           <w:szCs w:val="24"/>
         </w:rPr>
         <w:drawing>
-          <wp:anchor behindDoc="0" distT="0" distB="0" distL="0" distR="0" simplePos="0" locked="0" layoutInCell="0" allowOverlap="1" relativeHeight="14">
+          <wp:anchor behindDoc="0" distT="0" distB="0" distL="114935" distR="114935" simplePos="0" locked="0" layoutInCell="0" allowOverlap="1" relativeHeight="14">
             <wp:simplePos x="0" y="0"/>
             <wp:positionH relativeFrom="column">
-              <wp:posOffset>38735</wp:posOffset>
+              <wp:posOffset>40005</wp:posOffset>
             </wp:positionH>
             <wp:positionV relativeFrom="paragraph">
-              <wp:posOffset>118110</wp:posOffset>
+              <wp:posOffset>130810</wp:posOffset>
             </wp:positionV>
-            <wp:extent cx="6016625" cy="1838325"/>
+            <wp:extent cx="971550" cy="1894840"/>
             <wp:effectExtent l="0" t="0" r="0" b="0"/>
             <wp:wrapSquare wrapText="largest"/>
-            <wp:docPr id="6" name="Image14" descr="" title=""/>
+            <wp:docPr id="6" name="Image6 Copy 1" descr="" title=""/>
             <wp:cNvGraphicFramePr>
               <a:graphicFrameLocks xmlns:a="http://schemas.openxmlformats.org/drawingml/2006/main" noChangeAspect="1"/>
             </wp:cNvGraphicFramePr>
@@ -2426,14 +2588,13 @@
               <a:graphicData uri="http://schemas.openxmlformats.org/drawingml/2006/picture">
                 <pic:pic xmlns:pic="http://schemas.openxmlformats.org/drawingml/2006/picture">
                   <pic:nvPicPr>
-                    <pic:cNvPr id="6" name="Image14" descr="" title=""/>
+                    <pic:cNvPr id="6" name="Image6 Copy 1" descr="" title=""/>
                     <pic:cNvPicPr>
                       <a:picLocks noChangeAspect="1" noChangeArrowheads="1"/>
                     </pic:cNvPicPr>
                   </pic:nvPicPr>
                   <pic:blipFill>
                     <a:blip r:embed="rId7"/>
-                    <a:srcRect l="0" t="7303" r="54470" b="67960"/>
                     <a:stretch>
                       <a:fillRect/>
                     </a:stretch>
@@ -2441,7 +2602,7 @@
                   <pic:spPr bwMode="auto">
                     <a:xfrm>
                       <a:off x="0" y="0"/>
-                      <a:ext cx="6016625" cy="1838325"/>
+                      <a:ext cx="971550" cy="1894840"/>
                     </a:xfrm>
                     <a:prstGeom prst="rect">
                       <a:avLst/>
@@ -2468,7 +2629,132 @@
       </w:pPr>
       <w:r>
         <w:rPr>
-          <w:rFonts w:ascii="Hack" w:hAnsi="Hack"/>
+          <w:sz w:val="24"/>
+          <w:szCs w:val="24"/>
+        </w:rPr>
+      </w:r>
+    </w:p>
+    <w:p>
+      <w:pPr>
+        <w:pStyle w:val="Normal"/>
+        <w:bidi w:val="0"/>
+        <w:jc w:val="start"/>
+        <w:rPr>
+          <w:rFonts w:ascii="Hack" w:hAnsi="Hack"/>
+          <w:sz w:val="24"/>
+          <w:szCs w:val="24"/>
+        </w:rPr>
+      </w:pPr>
+      <w:r>
+        <w:rPr>
+          <w:sz w:val="24"/>
+          <w:szCs w:val="24"/>
+        </w:rPr>
+      </w:r>
+    </w:p>
+    <w:p>
+      <w:pPr>
+        <w:pStyle w:val="Normal"/>
+        <w:bidi w:val="0"/>
+        <w:jc w:val="start"/>
+        <w:rPr>
+          <w:rFonts w:ascii="Hack" w:hAnsi="Hack"/>
+          <w:sz w:val="24"/>
+          <w:szCs w:val="24"/>
+        </w:rPr>
+      </w:pPr>
+      <w:r>
+        <w:rPr>
+          <w:sz w:val="24"/>
+          <w:szCs w:val="24"/>
+        </w:rPr>
+      </w:r>
+    </w:p>
+    <w:p>
+      <w:pPr>
+        <w:pStyle w:val="Normal"/>
+        <w:bidi w:val="0"/>
+        <w:jc w:val="start"/>
+        <w:rPr>
+          <w:rFonts w:ascii="Hack" w:hAnsi="Hack"/>
+          <w:sz w:val="24"/>
+          <w:szCs w:val="24"/>
+        </w:rPr>
+      </w:pPr>
+      <w:r>
+        <w:rPr>
+          <w:sz w:val="24"/>
+          <w:szCs w:val="24"/>
+        </w:rPr>
+      </w:r>
+    </w:p>
+    <w:p>
+      <w:pPr>
+        <w:pStyle w:val="Normal"/>
+        <w:bidi w:val="0"/>
+        <w:jc w:val="start"/>
+        <w:rPr>
+          <w:rFonts w:ascii="Hack" w:hAnsi="Hack"/>
+          <w:sz w:val="24"/>
+          <w:szCs w:val="24"/>
+        </w:rPr>
+      </w:pPr>
+      <w:r>
+        <w:rPr>
+          <w:sz w:val="24"/>
+          <w:szCs w:val="24"/>
+        </w:rPr>
+      </w:r>
+    </w:p>
+    <w:p>
+      <w:pPr>
+        <w:pStyle w:val="Normal"/>
+        <w:bidi w:val="0"/>
+        <w:jc w:val="start"/>
+        <w:rPr>
+          <w:rFonts w:ascii="Hack" w:hAnsi="Hack"/>
+          <w:sz w:val="24"/>
+          <w:szCs w:val="24"/>
+        </w:rPr>
+      </w:pPr>
+      <w:r>
+        <w:rPr>
+          <w:sz w:val="24"/>
+          <w:szCs w:val="24"/>
+        </w:rPr>
+      </w:r>
+    </w:p>
+    <w:p>
+      <w:pPr>
+        <w:pStyle w:val="Normal"/>
+        <w:bidi w:val="0"/>
+        <w:jc w:val="start"/>
+        <w:rPr>
+          <w:rFonts w:ascii="Hack" w:hAnsi="Hack"/>
+          <w:sz w:val="24"/>
+          <w:szCs w:val="24"/>
+        </w:rPr>
+      </w:pPr>
+      <w:r>
+        <w:rPr>
+          <w:sz w:val="24"/>
+          <w:szCs w:val="24"/>
+        </w:rPr>
+      </w:r>
+    </w:p>
+    <w:p>
+      <w:pPr>
+        <w:pStyle w:val="Normal"/>
+        <w:bidi w:val="0"/>
+        <w:jc w:val="start"/>
+        <w:rPr>
+          <w:rFonts w:ascii="Hack" w:hAnsi="Hack"/>
+          <w:sz w:val="24"/>
+          <w:szCs w:val="24"/>
+        </w:rPr>
+      </w:pPr>
+      <w:r>
+        <w:rPr>
           <w:sz w:val="24"/>
           <w:szCs w:val="24"/>
         </w:rPr>
@@ -2479,7 +2765,7 @@
         <w:pStyle w:val="Heading4"/>
         <w:numPr>
           <w:ilvl w:val="3"/>
-          <w:numId w:val="2"/>
+          <w:numId w:val="1"/>
         </w:numPr>
         <w:rPr>
           <w:i w:val="false"/>
@@ -2508,31 +2794,13 @@
       </w:pPr>
       <w:r>
         <w:rPr>
-          <w:rFonts w:ascii="Hack" w:hAnsi="Hack"/>
-          <w:sz w:val="24"/>
-          <w:szCs w:val="24"/>
-        </w:rPr>
-        <w:t xml:space="preserve">By default the application opens in the Default layout </w:t>
-      </w:r>
-      <w:r>
-        <w:rPr>
-          <w:rFonts w:ascii="Hack" w:hAnsi="Hack"/>
-          <w:sz w:val="24"/>
-          <w:szCs w:val="24"/>
-        </w:rPr>
-        <w:t>when you just install the app, then later depends on your preference</w:t>
-      </w:r>
-      <w:r>
-        <w:rPr>
-          <w:rFonts w:ascii="Hack" w:hAnsi="Hack"/>
-          <w:sz w:val="24"/>
-          <w:szCs w:val="24"/>
-        </w:rPr>
-        <w:t xml:space="preserve">. This opens the application in a </w:t>
-      </w:r>
-      <w:r>
-        <w:rPr>
-          <w:rFonts w:ascii="Hack" w:hAnsi="Hack"/>
+          <w:sz w:val="24"/>
+          <w:szCs w:val="24"/>
+        </w:rPr>
+        <w:t xml:space="preserve">By default the application opens in the Default layout when you just install the app, then later depends on your preference. This opens the application in a </w:t>
+      </w:r>
+      <w:r>
+        <w:rPr>
           <w:b/>
           <w:bCs/>
           <w:sz w:val="24"/>
@@ -2542,49 +2810,10 @@
       </w:r>
       <w:r>
         <w:rPr>
-          <w:rFonts w:ascii="Hack" w:hAnsi="Hack"/>
           <w:sz w:val="24"/>
           <w:szCs w:val="24"/>
         </w:rPr>
         <w:t xml:space="preserve"> window mode.</w:t>
-      </w:r>
-    </w:p>
-    <w:p>
-      <w:pPr>
-        <w:pStyle w:val="Normal"/>
-        <w:bidi w:val="0"/>
-        <w:jc w:val="start"/>
-        <w:rPr>
-          <w:rFonts w:ascii="Hack" w:hAnsi="Hack"/>
-          <w:sz w:val="24"/>
-          <w:szCs w:val="24"/>
-        </w:rPr>
-      </w:pPr>
-      <w:r>
-        <w:rPr>
-          <w:rFonts w:ascii="Hack" w:hAnsi="Hack"/>
-          <w:sz w:val="24"/>
-          <w:szCs w:val="24"/>
-        </w:rPr>
-      </w:r>
-    </w:p>
-    <w:p>
-      <w:pPr>
-        <w:pStyle w:val="Normal"/>
-        <w:bidi w:val="0"/>
-        <w:jc w:val="start"/>
-        <w:rPr>
-          <w:rFonts w:ascii="Hack" w:hAnsi="Hack"/>
-          <w:sz w:val="24"/>
-          <w:szCs w:val="24"/>
-        </w:rPr>
-      </w:pPr>
-      <w:r>
-        <w:rPr>
-          <w:rFonts w:ascii="Hack" w:hAnsi="Hack"/>
-          <w:sz w:val="24"/>
-          <w:szCs w:val="24"/>
-        </w:rPr>
       </w:r>
     </w:p>
     <w:p>
@@ -2592,7 +2821,7 @@
         <w:pStyle w:val="Heading3"/>
         <w:numPr>
           <w:ilvl w:val="2"/>
-          <w:numId w:val="2"/>
+          <w:numId w:val="1"/>
         </w:numPr>
         <w:bidi w:val="0"/>
         <w:spacing w:before="0" w:after="0"/>
@@ -2621,13 +2850,10 @@
       </w:pPr>
       <w:r/>
       <w:r>
-        <w:rPr>
-          <w:rFonts w:ascii="Hack" w:hAnsi="Hack"/>
-        </w:rPr>
-      </w:r>
-      <w:r>
-        <w:rPr>
-          <w:rFonts w:ascii="Hack" w:hAnsi="Hack"/>
+        <w:rPr/>
+      </w:r>
+      <w:r>
+        <w:rPr>
           <w:sz w:val="24"/>
           <w:szCs w:val="24"/>
         </w:rPr>
@@ -2644,23 +2870,18 @@
         </w:rPr>
       </w:pPr>
       <w:r>
-        <w:rPr>
-          <w:rFonts w:ascii="Hack" w:hAnsi="Hack"/>
-        </w:rPr>
+        <w:rPr/>
         <w:t xml:space="preserve">This layout opens the application in a smaller </w:t>
       </w:r>
       <w:r>
         <w:rPr>
-          <w:rFonts w:ascii="Hack" w:hAnsi="Hack"/>
           <w:b/>
           <w:bCs/>
         </w:rPr>
         <w:t>minimized screen</w:t>
       </w:r>
       <w:r>
-        <w:rPr>
-          <w:rFonts w:ascii="Hack" w:hAnsi="Hack"/>
-        </w:rPr>
+        <w:rPr/>
         <w:t xml:space="preserve"> window mode than the Default layout.</w:t>
       </w:r>
     </w:p>
@@ -2677,7 +2898,6 @@
       </w:pPr>
       <w:r>
         <w:rPr>
-          <w:rFonts w:ascii="Hack" w:hAnsi="Hack"/>
           <w:sz w:val="24"/>
           <w:szCs w:val="24"/>
         </w:rPr>
@@ -2688,7 +2908,7 @@
         <w:pStyle w:val="Heading3"/>
         <w:numPr>
           <w:ilvl w:val="2"/>
-          <w:numId w:val="2"/>
+          <w:numId w:val="1"/>
         </w:numPr>
         <w:bidi w:val="0"/>
         <w:ind w:hanging="0" w:start="0"/>
@@ -2716,23 +2936,18 @@
         </w:rPr>
       </w:pPr>
       <w:r>
-        <w:rPr>
-          <w:rFonts w:ascii="Hack" w:hAnsi="Hack"/>
-        </w:rPr>
+        <w:rPr/>
         <w:t xml:space="preserve">This layout opens the application in </w:t>
       </w:r>
       <w:r>
         <w:rPr>
-          <w:rFonts w:ascii="Hack" w:hAnsi="Hack"/>
           <w:b/>
           <w:bCs/>
         </w:rPr>
         <w:t>full screen</w:t>
       </w:r>
       <w:r>
-        <w:rPr>
-          <w:rFonts w:ascii="Hack" w:hAnsi="Hack"/>
-        </w:rPr>
+        <w:rPr/>
         <w:t>.</w:t>
       </w:r>
     </w:p>
@@ -2746,9 +2961,7 @@
         </w:rPr>
       </w:pPr>
       <w:r>
-        <w:rPr>
-          <w:rFonts w:ascii="Hack" w:hAnsi="Hack"/>
-        </w:rPr>
+        <w:rPr/>
       </w:r>
     </w:p>
     <w:p>
@@ -2756,7 +2969,7 @@
         <w:pStyle w:val="Heading3"/>
         <w:numPr>
           <w:ilvl w:val="2"/>
-          <w:numId w:val="2"/>
+          <w:numId w:val="1"/>
         </w:numPr>
         <w:rPr/>
       </w:pPr>
@@ -2778,7 +2991,6 @@
       </w:pPr>
       <w:r>
         <w:rPr>
-          <w:rFonts w:ascii="Hack" w:hAnsi="Hack"/>
           <w:sz w:val="24"/>
           <w:szCs w:val="24"/>
         </w:rPr>
@@ -2786,7 +2998,6 @@
       </w:r>
       <w:r>
         <w:rPr>
-          <w:rFonts w:ascii="Hack" w:hAnsi="Hack"/>
           <w:b/>
           <w:bCs/>
           <w:sz w:val="24"/>
@@ -2796,7 +3007,6 @@
       </w:r>
       <w:r>
         <w:rPr>
-          <w:rFonts w:ascii="Hack" w:hAnsi="Hack"/>
           <w:sz w:val="24"/>
           <w:szCs w:val="24"/>
         </w:rPr>
@@ -2804,7 +3014,6 @@
       </w:r>
       <w:r>
         <w:rPr>
-          <w:rFonts w:ascii="Hack" w:hAnsi="Hack"/>
           <w:b/>
           <w:bCs/>
           <w:sz w:val="24"/>
@@ -2814,7 +3023,6 @@
       </w:r>
       <w:r>
         <w:rPr>
-          <w:rFonts w:ascii="Hack" w:hAnsi="Hack"/>
           <w:sz w:val="24"/>
           <w:szCs w:val="24"/>
         </w:rPr>
@@ -2834,42 +3042,40 @@
       </w:pPr>
       <w:r>
         <w:rPr>
-          <w:rFonts w:ascii="Hack" w:hAnsi="Hack"/>
-          <w:sz w:val="24"/>
-          <w:szCs w:val="24"/>
-        </w:rPr>
-      </w:r>
-    </w:p>
-    <w:p>
-      <w:pPr>
-        <w:pStyle w:val="Normal"/>
-        <w:bidi w:val="0"/>
-        <w:jc w:val="start"/>
-        <w:rPr>
-          <w:rFonts w:ascii="Hack" w:hAnsi="Hack"/>
-          <w:sz w:val="24"/>
-          <w:szCs w:val="24"/>
-        </w:rPr>
-      </w:pPr>
-      <w:r>
-        <w:rPr>
-          <w:rFonts w:ascii="Hack" w:hAnsi="Hack"/>
+          <w:sz w:val="24"/>
+          <w:szCs w:val="24"/>
+        </w:rPr>
+      </w:r>
+    </w:p>
+    <w:p>
+      <w:pPr>
+        <w:pStyle w:val="Normal"/>
+        <w:bidi w:val="0"/>
+        <w:jc w:val="start"/>
+        <w:rPr>
+          <w:rFonts w:ascii="Hack" w:hAnsi="Hack"/>
+          <w:sz w:val="24"/>
+          <w:szCs w:val="24"/>
+        </w:rPr>
+      </w:pPr>
+      <w:r>
+        <w:rPr>
           <w:sz w:val="24"/>
           <w:szCs w:val="24"/>
         </w:rPr>
         <w:drawing>
-          <wp:anchor behindDoc="0" distT="0" distB="0" distL="0" distR="0" simplePos="0" locked="0" layoutInCell="0" allowOverlap="1" relativeHeight="15">
+          <wp:anchor behindDoc="0" distT="0" distB="0" distL="114935" distR="114935" simplePos="0" locked="0" layoutInCell="0" allowOverlap="1" relativeHeight="15">
             <wp:simplePos x="0" y="0"/>
             <wp:positionH relativeFrom="column">
-              <wp:posOffset>0</wp:posOffset>
+              <wp:posOffset>39370</wp:posOffset>
             </wp:positionH>
             <wp:positionV relativeFrom="paragraph">
-              <wp:posOffset>5715</wp:posOffset>
+              <wp:posOffset>-73025</wp:posOffset>
             </wp:positionV>
-            <wp:extent cx="6119495" cy="1141095"/>
+            <wp:extent cx="990600" cy="2809240"/>
             <wp:effectExtent l="0" t="0" r="0" b="0"/>
             <wp:wrapSquare wrapText="largest"/>
-            <wp:docPr id="7" name="Image15" descr="" title=""/>
+            <wp:docPr id="7" name="Image7 Copy 1" descr="" title=""/>
             <wp:cNvGraphicFramePr>
               <a:graphicFrameLocks xmlns:a="http://schemas.openxmlformats.org/drawingml/2006/main" noChangeAspect="1"/>
             </wp:cNvGraphicFramePr>
@@ -2877,14 +3083,13 @@
               <a:graphicData uri="http://schemas.openxmlformats.org/drawingml/2006/picture">
                 <pic:pic xmlns:pic="http://schemas.openxmlformats.org/drawingml/2006/picture">
                   <pic:nvPicPr>
-                    <pic:cNvPr id="7" name="Image15" descr="" title=""/>
+                    <pic:cNvPr id="7" name="Image7 Copy 1" descr="" title=""/>
                     <pic:cNvPicPr>
                       <a:picLocks noChangeAspect="1" noChangeArrowheads="1"/>
                     </pic:cNvPicPr>
                   </pic:nvPicPr>
                   <pic:blipFill>
                     <a:blip r:embed="rId8"/>
-                    <a:srcRect l="0" t="7911" r="11" b="58926"/>
                     <a:stretch>
                       <a:fillRect/>
                     </a:stretch>
@@ -2892,7 +3097,7 @@
                   <pic:spPr bwMode="auto">
                     <a:xfrm>
                       <a:off x="0" y="0"/>
-                      <a:ext cx="6119495" cy="1141095"/>
+                      <a:ext cx="990600" cy="2809240"/>
                     </a:xfrm>
                     <a:prstGeom prst="rect">
                       <a:avLst/>
@@ -2919,45 +3124,294 @@
       </w:pPr>
       <w:r>
         <w:rPr>
-          <w:rFonts w:ascii="Hack" w:hAnsi="Hack"/>
-          <w:sz w:val="24"/>
-          <w:szCs w:val="24"/>
-        </w:rPr>
-      </w:r>
-    </w:p>
-    <w:p>
-      <w:pPr>
-        <w:pStyle w:val="Normal"/>
-        <w:bidi w:val="0"/>
-        <w:jc w:val="start"/>
-        <w:rPr>
-          <w:rFonts w:ascii="Hack" w:hAnsi="Hack"/>
-          <w:sz w:val="24"/>
-          <w:szCs w:val="24"/>
-        </w:rPr>
-      </w:pPr>
-      <w:r>
-        <w:rPr>
-          <w:rFonts w:ascii="Hack" w:hAnsi="Hack"/>
-          <w:sz w:val="24"/>
-          <w:szCs w:val="24"/>
-        </w:rPr>
-      </w:r>
-    </w:p>
-    <w:p>
-      <w:pPr>
-        <w:pStyle w:val="Normal"/>
-        <w:bidi w:val="0"/>
-        <w:jc w:val="start"/>
-        <w:rPr>
-          <w:rFonts w:ascii="Hack" w:hAnsi="Hack"/>
-          <w:sz w:val="24"/>
-          <w:szCs w:val="24"/>
-        </w:rPr>
-      </w:pPr>
-      <w:r>
-        <w:rPr>
-          <w:rFonts w:ascii="Hack" w:hAnsi="Hack"/>
+          <w:sz w:val="24"/>
+          <w:szCs w:val="24"/>
+        </w:rPr>
+      </w:r>
+    </w:p>
+    <w:p>
+      <w:pPr>
+        <w:pStyle w:val="Normal"/>
+        <w:bidi w:val="0"/>
+        <w:jc w:val="start"/>
+        <w:rPr>
+          <w:rFonts w:ascii="Hack" w:hAnsi="Hack"/>
+          <w:sz w:val="24"/>
+          <w:szCs w:val="24"/>
+        </w:rPr>
+      </w:pPr>
+      <w:r>
+        <w:rPr>
+          <w:sz w:val="24"/>
+          <w:szCs w:val="24"/>
+        </w:rPr>
+      </w:r>
+    </w:p>
+    <w:p>
+      <w:pPr>
+        <w:pStyle w:val="Normal"/>
+        <w:bidi w:val="0"/>
+        <w:jc w:val="start"/>
+        <w:rPr>
+          <w:rFonts w:ascii="Hack" w:hAnsi="Hack"/>
+          <w:sz w:val="24"/>
+          <w:szCs w:val="24"/>
+        </w:rPr>
+      </w:pPr>
+      <w:r>
+        <w:rPr>
+          <w:sz w:val="24"/>
+          <w:szCs w:val="24"/>
+        </w:rPr>
+      </w:r>
+    </w:p>
+    <w:p>
+      <w:pPr>
+        <w:pStyle w:val="Normal"/>
+        <w:bidi w:val="0"/>
+        <w:jc w:val="start"/>
+        <w:rPr>
+          <w:rFonts w:ascii="Hack" w:hAnsi="Hack"/>
+          <w:sz w:val="24"/>
+          <w:szCs w:val="24"/>
+        </w:rPr>
+      </w:pPr>
+      <w:r>
+        <w:rPr>
+          <w:sz w:val="24"/>
+          <w:szCs w:val="24"/>
+        </w:rPr>
+      </w:r>
+    </w:p>
+    <w:p>
+      <w:pPr>
+        <w:pStyle w:val="Normal"/>
+        <w:bidi w:val="0"/>
+        <w:jc w:val="start"/>
+        <w:rPr>
+          <w:rFonts w:ascii="Hack" w:hAnsi="Hack"/>
+          <w:sz w:val="24"/>
+          <w:szCs w:val="24"/>
+        </w:rPr>
+      </w:pPr>
+      <w:r>
+        <w:rPr>
+          <w:sz w:val="24"/>
+          <w:szCs w:val="24"/>
+        </w:rPr>
+      </w:r>
+    </w:p>
+    <w:p>
+      <w:pPr>
+        <w:pStyle w:val="Normal"/>
+        <w:bidi w:val="0"/>
+        <w:jc w:val="start"/>
+        <w:rPr>
+          <w:rFonts w:ascii="Hack" w:hAnsi="Hack"/>
+          <w:sz w:val="24"/>
+          <w:szCs w:val="24"/>
+        </w:rPr>
+      </w:pPr>
+      <w:r>
+        <w:rPr>
+          <w:sz w:val="24"/>
+          <w:szCs w:val="24"/>
+        </w:rPr>
+      </w:r>
+    </w:p>
+    <w:p>
+      <w:pPr>
+        <w:pStyle w:val="Normal"/>
+        <w:bidi w:val="0"/>
+        <w:jc w:val="start"/>
+        <w:rPr>
+          <w:rFonts w:ascii="Hack" w:hAnsi="Hack"/>
+          <w:sz w:val="24"/>
+          <w:szCs w:val="24"/>
+        </w:rPr>
+      </w:pPr>
+      <w:r>
+        <w:rPr>
+          <w:sz w:val="24"/>
+          <w:szCs w:val="24"/>
+        </w:rPr>
+      </w:r>
+    </w:p>
+    <w:p>
+      <w:pPr>
+        <w:pStyle w:val="Normal"/>
+        <w:bidi w:val="0"/>
+        <w:jc w:val="start"/>
+        <w:rPr>
+          <w:rFonts w:ascii="Hack" w:hAnsi="Hack"/>
+          <w:sz w:val="24"/>
+          <w:szCs w:val="24"/>
+        </w:rPr>
+      </w:pPr>
+      <w:r>
+        <w:rPr>
+          <w:sz w:val="24"/>
+          <w:szCs w:val="24"/>
+        </w:rPr>
+      </w:r>
+    </w:p>
+    <w:p>
+      <w:pPr>
+        <w:pStyle w:val="Normal"/>
+        <w:bidi w:val="0"/>
+        <w:jc w:val="start"/>
+        <w:rPr>
+          <w:rFonts w:ascii="Hack" w:hAnsi="Hack"/>
+          <w:sz w:val="24"/>
+          <w:szCs w:val="24"/>
+        </w:rPr>
+      </w:pPr>
+      <w:r>
+        <w:rPr>
+          <w:sz w:val="24"/>
+          <w:szCs w:val="24"/>
+        </w:rPr>
+      </w:r>
+    </w:p>
+    <w:p>
+      <w:pPr>
+        <w:pStyle w:val="Normal"/>
+        <w:bidi w:val="0"/>
+        <w:jc w:val="start"/>
+        <w:rPr>
+          <w:rFonts w:ascii="Hack" w:hAnsi="Hack"/>
+          <w:sz w:val="24"/>
+          <w:szCs w:val="24"/>
+        </w:rPr>
+      </w:pPr>
+      <w:r>
+        <w:rPr>
+          <w:sz w:val="24"/>
+          <w:szCs w:val="24"/>
+        </w:rPr>
+      </w:r>
+    </w:p>
+    <w:p>
+      <w:pPr>
+        <w:pStyle w:val="Normal"/>
+        <w:bidi w:val="0"/>
+        <w:jc w:val="start"/>
+        <w:rPr>
+          <w:rFonts w:ascii="Hack" w:hAnsi="Hack"/>
+          <w:sz w:val="24"/>
+          <w:szCs w:val="24"/>
+        </w:rPr>
+      </w:pPr>
+      <w:r>
+        <w:rPr>
+          <w:sz w:val="24"/>
+          <w:szCs w:val="24"/>
+        </w:rPr>
+      </w:r>
+    </w:p>
+    <w:p>
+      <w:pPr>
+        <w:pStyle w:val="Normal"/>
+        <w:bidi w:val="0"/>
+        <w:jc w:val="start"/>
+        <w:rPr>
+          <w:rFonts w:ascii="Hack" w:hAnsi="Hack"/>
+          <w:sz w:val="24"/>
+          <w:szCs w:val="24"/>
+        </w:rPr>
+      </w:pPr>
+      <w:r>
+        <w:rPr>
+          <w:sz w:val="24"/>
+          <w:szCs w:val="24"/>
+        </w:rPr>
+      </w:r>
+    </w:p>
+    <w:p>
+      <w:pPr>
+        <w:pStyle w:val="Normal"/>
+        <w:bidi w:val="0"/>
+        <w:jc w:val="start"/>
+        <w:rPr>
+          <w:rFonts w:ascii="Hack" w:hAnsi="Hack"/>
+          <w:sz w:val="24"/>
+          <w:szCs w:val="24"/>
+        </w:rPr>
+      </w:pPr>
+      <w:r>
+        <w:rPr>
+          <w:sz w:val="24"/>
+          <w:szCs w:val="24"/>
+        </w:rPr>
+      </w:r>
+    </w:p>
+    <w:p>
+      <w:pPr>
+        <w:pStyle w:val="Normal"/>
+        <w:bidi w:val="0"/>
+        <w:jc w:val="start"/>
+        <w:rPr>
+          <w:rFonts w:ascii="Hack" w:hAnsi="Hack"/>
+          <w:sz w:val="24"/>
+          <w:szCs w:val="24"/>
+        </w:rPr>
+      </w:pPr>
+      <w:r>
+        <w:rPr>
+          <w:sz w:val="24"/>
+          <w:szCs w:val="24"/>
+        </w:rPr>
+      </w:r>
+    </w:p>
+    <w:p>
+      <w:pPr>
+        <w:pStyle w:val="Normal"/>
+        <w:bidi w:val="0"/>
+        <w:jc w:val="start"/>
+        <w:rPr>
+          <w:rFonts w:ascii="Hack" w:hAnsi="Hack"/>
+          <w:sz w:val="24"/>
+          <w:szCs w:val="24"/>
+        </w:rPr>
+      </w:pPr>
+      <w:r>
+        <w:rPr>
+          <w:sz w:val="24"/>
+          <w:szCs w:val="24"/>
+        </w:rPr>
+      </w:r>
+    </w:p>
+    <w:p>
+      <w:pPr>
+        <w:pStyle w:val="Normal"/>
+        <w:bidi w:val="0"/>
+        <w:jc w:val="start"/>
+        <w:rPr>
+          <w:rFonts w:ascii="Hack" w:hAnsi="Hack"/>
+          <w:sz w:val="24"/>
+          <w:szCs w:val="24"/>
+        </w:rPr>
+      </w:pPr>
+      <w:r>
+        <w:rPr>
+          <w:sz w:val="24"/>
+          <w:szCs w:val="24"/>
+        </w:rPr>
+      </w:r>
+    </w:p>
+    <w:p>
+      <w:pPr>
+        <w:pStyle w:val="Normal"/>
+        <w:bidi w:val="0"/>
+        <w:jc w:val="start"/>
+        <w:rPr>
+          <w:rFonts w:ascii="Hack" w:hAnsi="Hack"/>
+          <w:sz w:val="24"/>
+          <w:szCs w:val="24"/>
+        </w:rPr>
+      </w:pPr>
+      <w:r>
+        <w:rPr>
           <w:sz w:val="24"/>
           <w:szCs w:val="24"/>
         </w:rPr>
@@ -2968,7 +3422,7 @@
         <w:pStyle w:val="Heading3"/>
         <w:numPr>
           <w:ilvl w:val="2"/>
-          <w:numId w:val="2"/>
+          <w:numId w:val="1"/>
         </w:numPr>
         <w:rPr/>
       </w:pPr>
@@ -2987,18 +3441,18 @@
       <w:r>
         <w:rPr/>
         <w:drawing>
-          <wp:anchor behindDoc="0" distT="0" distB="0" distL="0" distR="0" simplePos="0" locked="0" layoutInCell="0" allowOverlap="1" relativeHeight="16">
+          <wp:anchor behindDoc="0" distT="0" distB="0" distL="114935" distR="114935" simplePos="0" locked="0" layoutInCell="0" allowOverlap="1" relativeHeight="16">
             <wp:simplePos x="0" y="0"/>
             <wp:positionH relativeFrom="column">
-              <wp:posOffset>0</wp:posOffset>
+              <wp:posOffset>5715</wp:posOffset>
             </wp:positionH>
             <wp:positionV relativeFrom="paragraph">
-              <wp:posOffset>243205</wp:posOffset>
+              <wp:posOffset>73025</wp:posOffset>
             </wp:positionV>
-            <wp:extent cx="6120130" cy="1176020"/>
+            <wp:extent cx="952500" cy="1828165"/>
             <wp:effectExtent l="0" t="0" r="0" b="0"/>
             <wp:wrapSquare wrapText="largest"/>
-            <wp:docPr id="8" name="Image10" descr="" title=""/>
+            <wp:docPr id="8" name="Image8" descr="" title=""/>
             <wp:cNvGraphicFramePr>
               <a:graphicFrameLocks xmlns:a="http://schemas.openxmlformats.org/drawingml/2006/main" noChangeAspect="1"/>
             </wp:cNvGraphicFramePr>
@@ -3006,14 +3460,13 @@
               <a:graphicData uri="http://schemas.openxmlformats.org/drawingml/2006/picture">
                 <pic:pic xmlns:pic="http://schemas.openxmlformats.org/drawingml/2006/picture">
                   <pic:nvPicPr>
-                    <pic:cNvPr id="8" name="Image10" descr="" title=""/>
+                    <pic:cNvPr id="8" name="Image8" descr="" title=""/>
                     <pic:cNvPicPr>
                       <a:picLocks noChangeAspect="1" noChangeArrowheads="1"/>
                     </pic:cNvPicPr>
                   </pic:nvPicPr>
                   <pic:blipFill>
                     <a:blip r:embed="rId9"/>
-                    <a:srcRect l="0" t="7068" r="0" b="58768"/>
                     <a:stretch>
                       <a:fillRect/>
                     </a:stretch>
@@ -3021,7 +3474,7 @@
                   <pic:spPr bwMode="auto">
                     <a:xfrm>
                       <a:off x="0" y="0"/>
-                      <a:ext cx="6120130" cy="1176020"/>
+                      <a:ext cx="952500" cy="1828165"/>
                     </a:xfrm>
                     <a:prstGeom prst="rect">
                       <a:avLst/>
@@ -3039,8 +3492,8 @@
       <w:pPr>
         <w:pStyle w:val="Heading3"/>
         <w:numPr>
-          <w:ilvl w:val="2"/>
-          <w:numId w:val="2"/>
+          <w:ilvl w:val="0"/>
+          <w:numId w:val="0"/>
         </w:numPr>
         <w:bidi w:val="0"/>
         <w:ind w:hanging="0" w:start="0"/>
@@ -3057,10 +3510,118 @@
     </w:p>
     <w:p>
       <w:pPr>
+        <w:pStyle w:val="BodyText"/>
+        <w:numPr>
+          <w:ilvl w:val="0"/>
+          <w:numId w:val="0"/>
+        </w:numPr>
+        <w:bidi w:val="0"/>
+        <w:ind w:hanging="0" w:start="0"/>
+        <w:jc w:val="start"/>
+        <w:rPr>
+          <w:rStyle w:val="Hyperlink"/>
+        </w:rPr>
+      </w:pPr>
+      <w:r>
+        <w:rPr/>
+      </w:r>
+    </w:p>
+    <w:p>
+      <w:pPr>
+        <w:pStyle w:val="BodyText"/>
+        <w:numPr>
+          <w:ilvl w:val="0"/>
+          <w:numId w:val="0"/>
+        </w:numPr>
+        <w:bidi w:val="0"/>
+        <w:ind w:hanging="0" w:start="0"/>
+        <w:jc w:val="start"/>
+        <w:rPr>
+          <w:rStyle w:val="Hyperlink"/>
+        </w:rPr>
+      </w:pPr>
+      <w:r>
+        <w:rPr/>
+      </w:r>
+    </w:p>
+    <w:p>
+      <w:pPr>
+        <w:pStyle w:val="BodyText"/>
+        <w:numPr>
+          <w:ilvl w:val="0"/>
+          <w:numId w:val="0"/>
+        </w:numPr>
+        <w:bidi w:val="0"/>
+        <w:ind w:hanging="0" w:start="0"/>
+        <w:jc w:val="start"/>
+        <w:rPr>
+          <w:rStyle w:val="Hyperlink"/>
+        </w:rPr>
+      </w:pPr>
+      <w:r>
+        <w:rPr/>
+      </w:r>
+    </w:p>
+    <w:p>
+      <w:pPr>
+        <w:pStyle w:val="BodyText"/>
+        <w:numPr>
+          <w:ilvl w:val="0"/>
+          <w:numId w:val="0"/>
+        </w:numPr>
+        <w:bidi w:val="0"/>
+        <w:ind w:hanging="0" w:start="0"/>
+        <w:jc w:val="start"/>
+        <w:rPr>
+          <w:rStyle w:val="Hyperlink"/>
+        </w:rPr>
+      </w:pPr>
+      <w:r>
+        <w:rPr/>
+      </w:r>
+    </w:p>
+    <w:p>
+      <w:pPr>
+        <w:pStyle w:val="BodyText"/>
+        <w:numPr>
+          <w:ilvl w:val="0"/>
+          <w:numId w:val="0"/>
+        </w:numPr>
+        <w:bidi w:val="0"/>
+        <w:ind w:hanging="0" w:start="0"/>
+        <w:jc w:val="start"/>
+        <w:rPr>
+          <w:rStyle w:val="Hyperlink"/>
+        </w:rPr>
+      </w:pPr>
+      <w:r>
+        <w:rPr/>
+      </w:r>
+    </w:p>
+    <w:p>
+      <w:pPr>
+        <w:pStyle w:val="BodyText"/>
+        <w:numPr>
+          <w:ilvl w:val="0"/>
+          <w:numId w:val="0"/>
+        </w:numPr>
+        <w:bidi w:val="0"/>
+        <w:ind w:hanging="0" w:start="0"/>
+        <w:jc w:val="start"/>
+        <w:rPr>
+          <w:rStyle w:val="Hyperlink"/>
+        </w:rPr>
+      </w:pPr>
+      <w:r>
+        <w:rPr/>
+      </w:r>
+    </w:p>
+    <w:p>
+      <w:pPr>
         <w:pStyle w:val="Heading4"/>
         <w:numPr>
           <w:ilvl w:val="3"/>
-          <w:numId w:val="2"/>
+          <w:numId w:val="1"/>
         </w:numPr>
         <w:rPr/>
       </w:pPr>
@@ -3089,7 +3650,6 @@
       </w:pPr>
       <w:r>
         <w:rPr>
-          <w:rFonts w:ascii="Hack" w:hAnsi="Hack"/>
           <w:sz w:val="24"/>
           <w:szCs w:val="24"/>
         </w:rPr>
@@ -3097,7 +3657,6 @@
       </w:r>
       <w:r>
         <w:rPr>
-          <w:rFonts w:ascii="Hack" w:hAnsi="Hack"/>
           <w:b/>
           <w:bCs/>
           <w:sz w:val="24"/>
@@ -3107,7 +3666,6 @@
       </w:r>
       <w:r>
         <w:rPr>
-          <w:rFonts w:ascii="Hack" w:hAnsi="Hack"/>
           <w:sz w:val="24"/>
           <w:szCs w:val="24"/>
         </w:rPr>
@@ -3115,7 +3673,6 @@
       </w:r>
       <w:r>
         <w:rPr>
-          <w:rFonts w:ascii="Hack" w:hAnsi="Hack"/>
           <w:b/>
           <w:bCs/>
           <w:sz w:val="24"/>
@@ -3125,7 +3682,6 @@
       </w:r>
       <w:r>
         <w:rPr>
-          <w:rFonts w:ascii="Hack" w:hAnsi="Hack"/>
           <w:sz w:val="24"/>
           <w:szCs w:val="24"/>
         </w:rPr>
@@ -3141,7 +3697,6 @@
       </w:pPr>
       <w:r>
         <w:rPr>
-          <w:rFonts w:ascii="Hack" w:hAnsi="Hack"/>
           <w:sz w:val="24"/>
           <w:szCs w:val="24"/>
         </w:rPr>
@@ -3151,7 +3706,6 @@
         <w:r>
           <w:rPr>
             <w:rStyle w:val="Hyperlink"/>
-            <w:rFonts w:ascii="Hack" w:hAnsi="Hack"/>
             <w:color w:val="000000"/>
             <w:sz w:val="24"/>
             <w:szCs w:val="24"/>
@@ -3161,7 +3715,6 @@
       </w:hyperlink>
       <w:r>
         <w:rPr>
-          <w:rFonts w:ascii="Hack" w:hAnsi="Hack"/>
           <w:sz w:val="24"/>
           <w:szCs w:val="24"/>
         </w:rPr>
@@ -3181,26 +3734,24 @@
       </w:pPr>
       <w:r>
         <w:rPr>
-          <w:rFonts w:ascii="Hack" w:hAnsi="Hack"/>
-          <w:sz w:val="24"/>
-          <w:szCs w:val="24"/>
-        </w:rPr>
-      </w:r>
-    </w:p>
-    <w:p>
-      <w:pPr>
-        <w:pStyle w:val="Normal"/>
-        <w:bidi w:val="0"/>
-        <w:jc w:val="start"/>
-        <w:rPr>
-          <w:rFonts w:ascii="Hack" w:hAnsi="Hack"/>
-          <w:sz w:val="24"/>
-          <w:szCs w:val="24"/>
-        </w:rPr>
-      </w:pPr>
-      <w:r>
-        <w:rPr>
-          <w:rFonts w:ascii="Hack" w:hAnsi="Hack"/>
+          <w:sz w:val="24"/>
+          <w:szCs w:val="24"/>
+        </w:rPr>
+      </w:r>
+    </w:p>
+    <w:p>
+      <w:pPr>
+        <w:pStyle w:val="Normal"/>
+        <w:bidi w:val="0"/>
+        <w:jc w:val="start"/>
+        <w:rPr>
+          <w:rFonts w:ascii="Hack" w:hAnsi="Hack"/>
+          <w:sz w:val="24"/>
+          <w:szCs w:val="24"/>
+        </w:rPr>
+      </w:pPr>
+      <w:r>
+        <w:rPr>
           <w:sz w:val="24"/>
           <w:szCs w:val="24"/>
         </w:rPr>
@@ -3265,252 +3816,238 @@
       </w:pPr>
       <w:r>
         <w:rPr>
-          <w:rFonts w:ascii="Hack" w:hAnsi="Hack"/>
-          <w:sz w:val="24"/>
-          <w:szCs w:val="24"/>
-        </w:rPr>
-      </w:r>
-    </w:p>
-    <w:p>
-      <w:pPr>
-        <w:pStyle w:val="Normal"/>
-        <w:bidi w:val="0"/>
-        <w:jc w:val="start"/>
-        <w:rPr>
-          <w:rFonts w:ascii="Hack" w:hAnsi="Hack"/>
-          <w:sz w:val="24"/>
-          <w:szCs w:val="24"/>
-        </w:rPr>
-      </w:pPr>
-      <w:r>
-        <w:rPr>
-          <w:rFonts w:ascii="Hack" w:hAnsi="Hack"/>
-          <w:sz w:val="24"/>
-          <w:szCs w:val="24"/>
-        </w:rPr>
-      </w:r>
-    </w:p>
-    <w:p>
-      <w:pPr>
-        <w:pStyle w:val="Normal"/>
-        <w:bidi w:val="0"/>
-        <w:jc w:val="start"/>
-        <w:rPr>
-          <w:rFonts w:ascii="Hack" w:hAnsi="Hack"/>
-          <w:sz w:val="24"/>
-          <w:szCs w:val="24"/>
-        </w:rPr>
-      </w:pPr>
-      <w:r>
-        <w:rPr>
-          <w:rFonts w:ascii="Hack" w:hAnsi="Hack"/>
-          <w:sz w:val="24"/>
-          <w:szCs w:val="24"/>
-        </w:rPr>
-      </w:r>
-    </w:p>
-    <w:p>
-      <w:pPr>
-        <w:pStyle w:val="Normal"/>
-        <w:bidi w:val="0"/>
-        <w:jc w:val="start"/>
-        <w:rPr>
-          <w:rFonts w:ascii="Hack" w:hAnsi="Hack"/>
-          <w:sz w:val="24"/>
-          <w:szCs w:val="24"/>
-        </w:rPr>
-      </w:pPr>
-      <w:r>
-        <w:rPr>
-          <w:rFonts w:ascii="Hack" w:hAnsi="Hack"/>
-          <w:sz w:val="24"/>
-          <w:szCs w:val="24"/>
-        </w:rPr>
-      </w:r>
-    </w:p>
-    <w:p>
-      <w:pPr>
-        <w:pStyle w:val="Normal"/>
-        <w:bidi w:val="0"/>
-        <w:jc w:val="start"/>
-        <w:rPr>
-          <w:rFonts w:ascii="Hack" w:hAnsi="Hack"/>
-          <w:sz w:val="24"/>
-          <w:szCs w:val="24"/>
-        </w:rPr>
-      </w:pPr>
-      <w:r>
-        <w:rPr>
-          <w:rFonts w:ascii="Hack" w:hAnsi="Hack"/>
-          <w:sz w:val="24"/>
-          <w:szCs w:val="24"/>
-        </w:rPr>
-      </w:r>
-    </w:p>
-    <w:p>
-      <w:pPr>
-        <w:pStyle w:val="Normal"/>
-        <w:bidi w:val="0"/>
-        <w:jc w:val="start"/>
-        <w:rPr>
-          <w:rFonts w:ascii="Hack" w:hAnsi="Hack"/>
-          <w:sz w:val="24"/>
-          <w:szCs w:val="24"/>
-        </w:rPr>
-      </w:pPr>
-      <w:r>
-        <w:rPr>
-          <w:rFonts w:ascii="Hack" w:hAnsi="Hack"/>
-          <w:sz w:val="24"/>
-          <w:szCs w:val="24"/>
-        </w:rPr>
-      </w:r>
-    </w:p>
-    <w:p>
-      <w:pPr>
-        <w:pStyle w:val="Normal"/>
-        <w:bidi w:val="0"/>
-        <w:jc w:val="start"/>
-        <w:rPr>
-          <w:rFonts w:ascii="Hack" w:hAnsi="Hack"/>
-          <w:sz w:val="24"/>
-          <w:szCs w:val="24"/>
-        </w:rPr>
-      </w:pPr>
-      <w:r>
-        <w:rPr>
-          <w:rFonts w:ascii="Hack" w:hAnsi="Hack"/>
-          <w:sz w:val="24"/>
-          <w:szCs w:val="24"/>
-        </w:rPr>
-      </w:r>
-    </w:p>
-    <w:p>
-      <w:pPr>
-        <w:pStyle w:val="Normal"/>
-        <w:bidi w:val="0"/>
-        <w:jc w:val="start"/>
-        <w:rPr>
-          <w:rFonts w:ascii="Hack" w:hAnsi="Hack"/>
-          <w:sz w:val="24"/>
-          <w:szCs w:val="24"/>
-        </w:rPr>
-      </w:pPr>
-      <w:r>
-        <w:rPr>
-          <w:rFonts w:ascii="Hack" w:hAnsi="Hack"/>
-          <w:sz w:val="24"/>
-          <w:szCs w:val="24"/>
-        </w:rPr>
-      </w:r>
-    </w:p>
-    <w:p>
-      <w:pPr>
-        <w:pStyle w:val="Normal"/>
-        <w:bidi w:val="0"/>
-        <w:jc w:val="start"/>
-        <w:rPr>
-          <w:rFonts w:ascii="Hack" w:hAnsi="Hack"/>
-          <w:sz w:val="24"/>
-          <w:szCs w:val="24"/>
-        </w:rPr>
-      </w:pPr>
-      <w:r>
-        <w:rPr>
-          <w:rFonts w:ascii="Hack" w:hAnsi="Hack"/>
-          <w:sz w:val="24"/>
-          <w:szCs w:val="24"/>
-        </w:rPr>
-      </w:r>
-    </w:p>
-    <w:p>
-      <w:pPr>
-        <w:pStyle w:val="Normal"/>
-        <w:bidi w:val="0"/>
-        <w:jc w:val="start"/>
-        <w:rPr>
-          <w:rFonts w:ascii="Hack" w:hAnsi="Hack"/>
-          <w:sz w:val="24"/>
-          <w:szCs w:val="24"/>
-        </w:rPr>
-      </w:pPr>
-      <w:r>
-        <w:rPr>
-          <w:rFonts w:ascii="Hack" w:hAnsi="Hack"/>
-          <w:sz w:val="24"/>
-          <w:szCs w:val="24"/>
-        </w:rPr>
-      </w:r>
-    </w:p>
-    <w:p>
-      <w:pPr>
-        <w:pStyle w:val="Normal"/>
-        <w:bidi w:val="0"/>
-        <w:jc w:val="start"/>
-        <w:rPr>
-          <w:rFonts w:ascii="Hack" w:hAnsi="Hack"/>
-          <w:sz w:val="24"/>
-          <w:szCs w:val="24"/>
-        </w:rPr>
-      </w:pPr>
-      <w:r>
-        <w:rPr>
-          <w:rFonts w:ascii="Hack" w:hAnsi="Hack"/>
-          <w:sz w:val="24"/>
-          <w:szCs w:val="24"/>
-        </w:rPr>
-      </w:r>
-    </w:p>
-    <w:p>
-      <w:pPr>
-        <w:pStyle w:val="Normal"/>
-        <w:bidi w:val="0"/>
-        <w:jc w:val="start"/>
-        <w:rPr>
-          <w:rFonts w:ascii="Hack" w:hAnsi="Hack"/>
-          <w:sz w:val="24"/>
-          <w:szCs w:val="24"/>
-        </w:rPr>
-      </w:pPr>
-      <w:r>
-        <w:rPr>
-          <w:rFonts w:ascii="Hack" w:hAnsi="Hack"/>
-          <w:sz w:val="24"/>
-          <w:szCs w:val="24"/>
-        </w:rPr>
-      </w:r>
-    </w:p>
-    <w:p>
-      <w:pPr>
-        <w:pStyle w:val="Normal"/>
-        <w:bidi w:val="0"/>
-        <w:jc w:val="start"/>
-        <w:rPr>
-          <w:rFonts w:ascii="Hack" w:hAnsi="Hack"/>
-          <w:sz w:val="24"/>
-          <w:szCs w:val="24"/>
-        </w:rPr>
-      </w:pPr>
-      <w:r>
-        <w:rPr>
-          <w:rFonts w:ascii="Hack" w:hAnsi="Hack"/>
-          <w:sz w:val="24"/>
-          <w:szCs w:val="24"/>
-        </w:rPr>
-      </w:r>
-    </w:p>
-    <w:p>
-      <w:pPr>
-        <w:pStyle w:val="Normal"/>
-        <w:bidi w:val="0"/>
-        <w:jc w:val="start"/>
-        <w:rPr>
-          <w:rFonts w:ascii="Hack" w:hAnsi="Hack"/>
-        </w:rPr>
-      </w:pPr>
-      <w:r>
-        <w:rPr>
-          <w:rFonts w:ascii="Hack" w:hAnsi="Hack"/>
+          <w:sz w:val="24"/>
+          <w:szCs w:val="24"/>
+        </w:rPr>
+      </w:r>
+    </w:p>
+    <w:p>
+      <w:pPr>
+        <w:pStyle w:val="Normal"/>
+        <w:bidi w:val="0"/>
+        <w:jc w:val="start"/>
+        <w:rPr>
+          <w:rFonts w:ascii="Hack" w:hAnsi="Hack"/>
+          <w:sz w:val="24"/>
+          <w:szCs w:val="24"/>
+        </w:rPr>
+      </w:pPr>
+      <w:r>
+        <w:rPr>
+          <w:sz w:val="24"/>
+          <w:szCs w:val="24"/>
+        </w:rPr>
+      </w:r>
+    </w:p>
+    <w:p>
+      <w:pPr>
+        <w:pStyle w:val="Normal"/>
+        <w:bidi w:val="0"/>
+        <w:jc w:val="start"/>
+        <w:rPr>
+          <w:rFonts w:ascii="Hack" w:hAnsi="Hack"/>
+          <w:sz w:val="24"/>
+          <w:szCs w:val="24"/>
+        </w:rPr>
+      </w:pPr>
+      <w:r>
+        <w:rPr>
+          <w:sz w:val="24"/>
+          <w:szCs w:val="24"/>
+        </w:rPr>
+      </w:r>
+    </w:p>
+    <w:p>
+      <w:pPr>
+        <w:pStyle w:val="Normal"/>
+        <w:bidi w:val="0"/>
+        <w:jc w:val="start"/>
+        <w:rPr>
+          <w:rFonts w:ascii="Hack" w:hAnsi="Hack"/>
+          <w:sz w:val="24"/>
+          <w:szCs w:val="24"/>
+        </w:rPr>
+      </w:pPr>
+      <w:r>
+        <w:rPr>
+          <w:sz w:val="24"/>
+          <w:szCs w:val="24"/>
+        </w:rPr>
+      </w:r>
+    </w:p>
+    <w:p>
+      <w:pPr>
+        <w:pStyle w:val="Normal"/>
+        <w:bidi w:val="0"/>
+        <w:jc w:val="start"/>
+        <w:rPr>
+          <w:rFonts w:ascii="Hack" w:hAnsi="Hack"/>
+          <w:sz w:val="24"/>
+          <w:szCs w:val="24"/>
+        </w:rPr>
+      </w:pPr>
+      <w:r>
+        <w:rPr>
+          <w:sz w:val="24"/>
+          <w:szCs w:val="24"/>
+        </w:rPr>
+      </w:r>
+    </w:p>
+    <w:p>
+      <w:pPr>
+        <w:pStyle w:val="Normal"/>
+        <w:bidi w:val="0"/>
+        <w:jc w:val="start"/>
+        <w:rPr>
+          <w:rFonts w:ascii="Hack" w:hAnsi="Hack"/>
+          <w:sz w:val="24"/>
+          <w:szCs w:val="24"/>
+        </w:rPr>
+      </w:pPr>
+      <w:r>
+        <w:rPr>
+          <w:sz w:val="24"/>
+          <w:szCs w:val="24"/>
+        </w:rPr>
+      </w:r>
+    </w:p>
+    <w:p>
+      <w:pPr>
+        <w:pStyle w:val="Normal"/>
+        <w:bidi w:val="0"/>
+        <w:jc w:val="start"/>
+        <w:rPr>
+          <w:rFonts w:ascii="Hack" w:hAnsi="Hack"/>
+          <w:sz w:val="24"/>
+          <w:szCs w:val="24"/>
+        </w:rPr>
+      </w:pPr>
+      <w:r>
+        <w:rPr>
+          <w:sz w:val="24"/>
+          <w:szCs w:val="24"/>
+        </w:rPr>
+      </w:r>
+    </w:p>
+    <w:p>
+      <w:pPr>
+        <w:pStyle w:val="Normal"/>
+        <w:bidi w:val="0"/>
+        <w:jc w:val="start"/>
+        <w:rPr>
+          <w:rFonts w:ascii="Hack" w:hAnsi="Hack"/>
+          <w:sz w:val="24"/>
+          <w:szCs w:val="24"/>
+        </w:rPr>
+      </w:pPr>
+      <w:r>
+        <w:rPr>
+          <w:sz w:val="24"/>
+          <w:szCs w:val="24"/>
+        </w:rPr>
+      </w:r>
+    </w:p>
+    <w:p>
+      <w:pPr>
+        <w:pStyle w:val="Normal"/>
+        <w:bidi w:val="0"/>
+        <w:jc w:val="start"/>
+        <w:rPr>
+          <w:rFonts w:ascii="Hack" w:hAnsi="Hack"/>
+          <w:sz w:val="24"/>
+          <w:szCs w:val="24"/>
+        </w:rPr>
+      </w:pPr>
+      <w:r>
+        <w:rPr>
+          <w:sz w:val="24"/>
+          <w:szCs w:val="24"/>
+        </w:rPr>
+      </w:r>
+    </w:p>
+    <w:p>
+      <w:pPr>
+        <w:pStyle w:val="Normal"/>
+        <w:bidi w:val="0"/>
+        <w:jc w:val="start"/>
+        <w:rPr>
+          <w:rFonts w:ascii="Hack" w:hAnsi="Hack"/>
+          <w:sz w:val="24"/>
+          <w:szCs w:val="24"/>
+        </w:rPr>
+      </w:pPr>
+      <w:r>
+        <w:rPr>
+          <w:sz w:val="24"/>
+          <w:szCs w:val="24"/>
+        </w:rPr>
+      </w:r>
+    </w:p>
+    <w:p>
+      <w:pPr>
+        <w:pStyle w:val="Normal"/>
+        <w:bidi w:val="0"/>
+        <w:jc w:val="start"/>
+        <w:rPr>
+          <w:rFonts w:ascii="Hack" w:hAnsi="Hack"/>
+          <w:sz w:val="24"/>
+          <w:szCs w:val="24"/>
+        </w:rPr>
+      </w:pPr>
+      <w:r>
+        <w:rPr>
+          <w:sz w:val="24"/>
+          <w:szCs w:val="24"/>
+        </w:rPr>
+      </w:r>
+    </w:p>
+    <w:p>
+      <w:pPr>
+        <w:pStyle w:val="Normal"/>
+        <w:bidi w:val="0"/>
+        <w:jc w:val="start"/>
+        <w:rPr>
+          <w:rFonts w:ascii="Hack" w:hAnsi="Hack"/>
+          <w:sz w:val="24"/>
+          <w:szCs w:val="24"/>
+        </w:rPr>
+      </w:pPr>
+      <w:r>
+        <w:rPr>
+          <w:sz w:val="24"/>
+          <w:szCs w:val="24"/>
+        </w:rPr>
+      </w:r>
+    </w:p>
+    <w:p>
+      <w:pPr>
+        <w:pStyle w:val="Normal"/>
+        <w:bidi w:val="0"/>
+        <w:jc w:val="start"/>
+        <w:rPr>
+          <w:rFonts w:ascii="Hack" w:hAnsi="Hack"/>
+          <w:sz w:val="24"/>
+          <w:szCs w:val="24"/>
+        </w:rPr>
+      </w:pPr>
+      <w:r>
+        <w:rPr>
+          <w:sz w:val="24"/>
+          <w:szCs w:val="24"/>
+        </w:rPr>
+      </w:r>
+    </w:p>
+    <w:p>
+      <w:pPr>
+        <w:pStyle w:val="Normal"/>
+        <w:bidi w:val="0"/>
+        <w:jc w:val="start"/>
+        <w:rPr>
+          <w:rFonts w:ascii="Hack" w:hAnsi="Hack"/>
+        </w:rPr>
+      </w:pPr>
+      <w:r>
+        <w:rPr>
           <w:sz w:val="24"/>
           <w:szCs w:val="24"/>
         </w:rPr>
@@ -3518,7 +4055,6 @@
       </w:r>
       <w:r>
         <w:rPr>
-          <w:rFonts w:ascii="Hack" w:hAnsi="Hack"/>
           <w:b/>
           <w:bCs/>
           <w:sz w:val="24"/>
@@ -3528,7 +4064,6 @@
       </w:r>
       <w:r>
         <w:rPr>
-          <w:rFonts w:ascii="Hack" w:hAnsi="Hack"/>
           <w:sz w:val="24"/>
           <w:szCs w:val="24"/>
         </w:rPr>
@@ -3536,7 +4071,6 @@
       </w:r>
       <w:r>
         <w:rPr>
-          <w:rFonts w:ascii="Hack" w:hAnsi="Hack"/>
           <w:b/>
           <w:bCs/>
           <w:sz w:val="24"/>
@@ -3546,7 +4080,6 @@
       </w:r>
       <w:r>
         <w:rPr>
-          <w:rFonts w:ascii="Hack" w:hAnsi="Hack"/>
           <w:sz w:val="24"/>
           <w:szCs w:val="24"/>
         </w:rPr>
@@ -3554,7 +4087,6 @@
       </w:r>
       <w:r>
         <w:rPr>
-          <w:rFonts w:ascii="Hack" w:hAnsi="Hack"/>
           <w:b/>
           <w:bCs/>
           <w:sz w:val="24"/>
@@ -3564,7 +4096,6 @@
       </w:r>
       <w:r>
         <w:rPr>
-          <w:rFonts w:ascii="Hack" w:hAnsi="Hack"/>
           <w:sz w:val="24"/>
           <w:szCs w:val="24"/>
         </w:rPr>
@@ -3584,42 +4115,58 @@
       </w:pPr>
       <w:r>
         <w:rPr>
-          <w:rFonts w:ascii="Hack" w:hAnsi="Hack"/>
-          <w:sz w:val="24"/>
-          <w:szCs w:val="24"/>
-        </w:rPr>
-      </w:r>
-    </w:p>
-    <w:p>
-      <w:pPr>
-        <w:pStyle w:val="Normal"/>
-        <w:bidi w:val="0"/>
-        <w:jc w:val="start"/>
-        <w:rPr>
-          <w:rFonts w:ascii="Hack" w:hAnsi="Hack"/>
-          <w:sz w:val="24"/>
-          <w:szCs w:val="24"/>
-        </w:rPr>
-      </w:pPr>
-      <w:r>
-        <w:rPr>
-          <w:rFonts w:ascii="Hack" w:hAnsi="Hack"/>
+          <w:sz w:val="24"/>
+          <w:szCs w:val="24"/>
+        </w:rPr>
+      </w:r>
+    </w:p>
+    <w:p>
+      <w:pPr>
+        <w:pStyle w:val="Normal"/>
+        <w:bidi w:val="0"/>
+        <w:jc w:val="start"/>
+        <w:rPr>
+          <w:rFonts w:ascii="Hack" w:hAnsi="Hack"/>
+          <w:sz w:val="24"/>
+          <w:szCs w:val="24"/>
+        </w:rPr>
+      </w:pPr>
+      <w:r>
+        <w:rPr>
+          <w:sz w:val="24"/>
+          <w:szCs w:val="24"/>
+        </w:rPr>
+      </w:r>
+    </w:p>
+    <w:p>
+      <w:pPr>
+        <w:pStyle w:val="Normal"/>
+        <w:bidi w:val="0"/>
+        <w:jc w:val="start"/>
+        <w:rPr>
+          <w:rFonts w:ascii="Hack" w:hAnsi="Hack"/>
+          <w:sz w:val="24"/>
+          <w:szCs w:val="24"/>
+        </w:rPr>
+      </w:pPr>
+      <w:r>
+        <w:rPr>
           <w:sz w:val="24"/>
           <w:szCs w:val="24"/>
         </w:rPr>
         <w:drawing>
-          <wp:anchor behindDoc="0" distT="0" distB="0" distL="0" distR="0" simplePos="0" locked="0" layoutInCell="0" allowOverlap="1" relativeHeight="17">
+          <wp:anchor behindDoc="0" distT="0" distB="0" distL="114935" distR="114935" simplePos="0" locked="0" layoutInCell="0" allowOverlap="1" relativeHeight="17">
             <wp:simplePos x="0" y="0"/>
             <wp:positionH relativeFrom="column">
-              <wp:align>center</wp:align>
+              <wp:posOffset>0</wp:posOffset>
             </wp:positionH>
             <wp:positionV relativeFrom="paragraph">
-              <wp:posOffset>635</wp:posOffset>
+              <wp:posOffset>-29845</wp:posOffset>
             </wp:positionV>
-            <wp:extent cx="6120130" cy="680085"/>
+            <wp:extent cx="6120130" cy="1069975"/>
             <wp:effectExtent l="0" t="0" r="0" b="0"/>
             <wp:wrapSquare wrapText="largest"/>
-            <wp:docPr id="10" name="Image3" descr="" title=""/>
+            <wp:docPr id="10" name="Image10" descr="" title=""/>
             <wp:cNvGraphicFramePr>
               <a:graphicFrameLocks xmlns:a="http://schemas.openxmlformats.org/drawingml/2006/main" noChangeAspect="1"/>
             </wp:cNvGraphicFramePr>
@@ -3627,7 +4174,7 @@
               <a:graphicData uri="http://schemas.openxmlformats.org/drawingml/2006/picture">
                 <pic:pic xmlns:pic="http://schemas.openxmlformats.org/drawingml/2006/picture">
                   <pic:nvPicPr>
-                    <pic:cNvPr id="10" name="Image3" descr="" title=""/>
+                    <pic:cNvPr id="10" name="Image10" descr="" title=""/>
                     <pic:cNvPicPr>
                       <a:picLocks noChangeAspect="1" noChangeArrowheads="1"/>
                     </pic:cNvPicPr>
@@ -3641,7 +4188,7 @@
                   <pic:spPr bwMode="auto">
                     <a:xfrm>
                       <a:off x="0" y="0"/>
-                      <a:ext cx="6120130" cy="680085"/>
+                      <a:ext cx="6120130" cy="1069975"/>
                     </a:xfrm>
                     <a:prstGeom prst="rect">
                       <a:avLst/>
@@ -3662,186 +4209,60 @@
         <w:jc w:val="start"/>
         <w:rPr>
           <w:rFonts w:ascii="Hack" w:hAnsi="Hack"/>
-        </w:rPr>
-      </w:pPr>
-      <w:r>
-        <w:rPr>
-          <w:rFonts w:ascii="Hack" w:hAnsi="Hack"/>
-          <w:sz w:val="24"/>
-          <w:szCs w:val="24"/>
-        </w:rPr>
-        <w:t xml:space="preserve">Now we know that we need to use a wordlist and the </w:t>
-      </w:r>
-      <w:r>
-        <w:rPr>
-          <w:rFonts w:ascii="Hack" w:hAnsi="Hack"/>
+          <w:sz w:val="24"/>
+          <w:szCs w:val="24"/>
+        </w:rPr>
+      </w:pPr>
+      <w:r>
+        <w:rPr>
+          <w:sz w:val="24"/>
+          <w:szCs w:val="24"/>
+        </w:rPr>
+      </w:r>
+    </w:p>
+    <w:p>
+      <w:pPr>
+        <w:pStyle w:val="Normal"/>
+        <w:bidi w:val="0"/>
+        <w:jc w:val="start"/>
+        <w:rPr>
+          <w:rFonts w:ascii="Hack" w:hAnsi="Hack"/>
+        </w:rPr>
+      </w:pPr>
+      <w:r>
+        <w:rPr>
+          <w:sz w:val="24"/>
+          <w:szCs w:val="24"/>
+        </w:rPr>
+        <w:t xml:space="preserve">Notice we have the password. Another was is using the Documents page and select Zip File. Notice we need to </w:t>
+      </w:r>
+      <w:r>
+        <w:rPr>
           <w:b/>
           <w:bCs/>
           <w:sz w:val="24"/>
           <w:szCs w:val="24"/>
         </w:rPr>
-        <w:t>path</w:t>
-      </w:r>
-      <w:r>
-        <w:rPr>
-          <w:rFonts w:ascii="Hack" w:hAnsi="Hack"/>
-          <w:sz w:val="24"/>
-          <w:szCs w:val="24"/>
-        </w:rPr>
-        <w:t xml:space="preserve"> for the Zip File cracking as been provided.</w:t>
-      </w:r>
-    </w:p>
-    <w:p>
-      <w:pPr>
-        <w:pStyle w:val="Normal"/>
-        <w:bidi w:val="0"/>
-        <w:jc w:val="start"/>
-        <w:rPr>
-          <w:rFonts w:ascii="Hack" w:hAnsi="Hack"/>
-          <w:sz w:val="24"/>
-          <w:szCs w:val="24"/>
-        </w:rPr>
-      </w:pPr>
-      <w:r>
-        <w:rPr>
-          <w:rFonts w:ascii="Hack" w:hAnsi="Hack"/>
-          <w:sz w:val="24"/>
-          <w:szCs w:val="24"/>
-        </w:rPr>
-      </w:r>
-    </w:p>
-    <w:p>
-      <w:pPr>
-        <w:pStyle w:val="Normal"/>
-        <w:bidi w:val="0"/>
-        <w:jc w:val="start"/>
-        <w:rPr>
-          <w:rFonts w:ascii="Hack" w:hAnsi="Hack"/>
-          <w:sz w:val="24"/>
-          <w:szCs w:val="24"/>
-        </w:rPr>
-      </w:pPr>
-      <w:r>
-        <w:rPr>
-          <w:rFonts w:ascii="Hack" w:hAnsi="Hack"/>
-          <w:sz w:val="24"/>
-          <w:szCs w:val="24"/>
-        </w:rPr>
-        <w:drawing>
-          <wp:anchor behindDoc="0" distT="0" distB="0" distL="0" distR="0" simplePos="0" locked="0" layoutInCell="0" allowOverlap="1" relativeHeight="18">
-            <wp:simplePos x="0" y="0"/>
-            <wp:positionH relativeFrom="column">
-              <wp:align>center</wp:align>
-            </wp:positionH>
-            <wp:positionV relativeFrom="paragraph">
-              <wp:posOffset>635</wp:posOffset>
-            </wp:positionV>
-            <wp:extent cx="6120130" cy="690245"/>
-            <wp:effectExtent l="0" t="0" r="0" b="0"/>
-            <wp:wrapSquare wrapText="largest"/>
-            <wp:docPr id="11" name="Image4" descr="" title=""/>
-            <wp:cNvGraphicFramePr>
-              <a:graphicFrameLocks xmlns:a="http://schemas.openxmlformats.org/drawingml/2006/main" noChangeAspect="1"/>
-            </wp:cNvGraphicFramePr>
-            <a:graphic xmlns:a="http://schemas.openxmlformats.org/drawingml/2006/main">
-              <a:graphicData uri="http://schemas.openxmlformats.org/drawingml/2006/picture">
-                <pic:pic xmlns:pic="http://schemas.openxmlformats.org/drawingml/2006/picture">
-                  <pic:nvPicPr>
-                    <pic:cNvPr id="11" name="Image4" descr="" title=""/>
-                    <pic:cNvPicPr>
-                      <a:picLocks noChangeAspect="1" noChangeArrowheads="1"/>
-                    </pic:cNvPicPr>
-                  </pic:nvPicPr>
-                  <pic:blipFill>
-                    <a:blip r:embed="rId15"/>
-                    <a:stretch>
-                      <a:fillRect/>
-                    </a:stretch>
-                  </pic:blipFill>
-                  <pic:spPr bwMode="auto">
-                    <a:xfrm>
-                      <a:off x="0" y="0"/>
-                      <a:ext cx="6120130" cy="690245"/>
-                    </a:xfrm>
-                    <a:prstGeom prst="rect">
-                      <a:avLst/>
-                    </a:prstGeom>
-                    <a:noFill/>
-                  </pic:spPr>
-                </pic:pic>
-              </a:graphicData>
-            </a:graphic>
-          </wp:anchor>
-        </w:drawing>
-      </w:r>
-    </w:p>
-    <w:p>
-      <w:pPr>
-        <w:pStyle w:val="Normal"/>
-        <w:bidi w:val="0"/>
-        <w:jc w:val="start"/>
-        <w:rPr>
-          <w:rFonts w:ascii="Hack" w:hAnsi="Hack"/>
-          <w:sz w:val="24"/>
-          <w:szCs w:val="24"/>
-        </w:rPr>
-      </w:pPr>
-      <w:r>
-        <w:rPr>
-          <w:rFonts w:ascii="Hack" w:hAnsi="Hack"/>
-          <w:sz w:val="24"/>
-          <w:szCs w:val="24"/>
-        </w:rPr>
-      </w:r>
-    </w:p>
-    <w:p>
-      <w:pPr>
-        <w:pStyle w:val="Normal"/>
-        <w:bidi w:val="0"/>
-        <w:jc w:val="start"/>
-        <w:rPr>
-          <w:rFonts w:ascii="Hack" w:hAnsi="Hack"/>
-        </w:rPr>
-      </w:pPr>
-      <w:r>
-        <w:rPr>
-          <w:rFonts w:ascii="Hack" w:hAnsi="Hack"/>
-          <w:sz w:val="24"/>
-          <w:szCs w:val="24"/>
-        </w:rPr>
-        <w:t xml:space="preserve">Notice we need to </w:t>
-      </w:r>
-      <w:r>
-        <w:rPr>
-          <w:rFonts w:ascii="Hack" w:hAnsi="Hack"/>
+        <w:t>configure</w:t>
+      </w:r>
+      <w:r>
+        <w:rPr>
+          <w:sz w:val="24"/>
+          <w:szCs w:val="24"/>
+        </w:rPr>
+        <w:t xml:space="preserve"> the </w:t>
+      </w:r>
+      <w:r>
+        <w:rPr>
           <w:b/>
           <w:bCs/>
           <w:sz w:val="24"/>
           <w:szCs w:val="24"/>
         </w:rPr>
-        <w:t>configure</w:t>
-      </w:r>
-      <w:r>
-        <w:rPr>
-          <w:rFonts w:ascii="Hack" w:hAnsi="Hack"/>
-          <w:sz w:val="24"/>
-          <w:szCs w:val="24"/>
-        </w:rPr>
-        <w:t xml:space="preserve"> the </w:t>
-      </w:r>
-      <w:r>
-        <w:rPr>
-          <w:rFonts w:ascii="Hack" w:hAnsi="Hack"/>
-          <w:b/>
-          <w:bCs/>
-          <w:sz w:val="24"/>
-          <w:szCs w:val="24"/>
-        </w:rPr>
         <w:t>wordlist</w:t>
       </w:r>
       <w:r>
         <w:rPr>
-          <w:rFonts w:ascii="Hack" w:hAnsi="Hack"/>
           <w:sz w:val="24"/>
           <w:szCs w:val="24"/>
         </w:rPr>
@@ -3861,7 +4282,6 @@
       </w:pPr>
       <w:r>
         <w:rPr>
-          <w:rFonts w:ascii="Hack" w:hAnsi="Hack"/>
           <w:sz w:val="24"/>
           <w:szCs w:val="24"/>
         </w:rPr>
@@ -3877,7 +4297,7 @@
             <wp:extent cx="6035040" cy="284480"/>
             <wp:effectExtent l="0" t="0" r="0" b="0"/>
             <wp:wrapSquare wrapText="largest"/>
-            <wp:docPr id="12" name="Image5" descr="" title=""/>
+            <wp:docPr id="11" name="Image5" descr="" title=""/>
             <wp:cNvGraphicFramePr>
               <a:graphicFrameLocks xmlns:a="http://schemas.openxmlformats.org/drawingml/2006/main" noChangeAspect="1"/>
             </wp:cNvGraphicFramePr>
@@ -3885,13 +4305,13 @@
               <a:graphicData uri="http://schemas.openxmlformats.org/drawingml/2006/picture">
                 <pic:pic xmlns:pic="http://schemas.openxmlformats.org/drawingml/2006/picture">
                   <pic:nvPicPr>
-                    <pic:cNvPr id="12" name="Image5" descr="" title=""/>
+                    <pic:cNvPr id="11" name="Image5" descr="" title=""/>
                     <pic:cNvPicPr>
                       <a:picLocks noChangeAspect="1" noChangeArrowheads="1"/>
                     </pic:cNvPicPr>
                   </pic:nvPicPr>
                   <pic:blipFill>
-                    <a:blip r:embed="rId16"/>
+                    <a:blip r:embed="rId15"/>
                     <a:srcRect l="1118" t="14495" r="2260" b="79287"/>
                     <a:stretch>
                       <a:fillRect/>
@@ -3927,271 +4347,292 @@
       </w:pPr>
       <w:r>
         <w:rPr>
-          <w:rFonts w:ascii="Hack" w:hAnsi="Hack"/>
-          <w:sz w:val="24"/>
-          <w:szCs w:val="24"/>
-        </w:rPr>
-      </w:r>
-    </w:p>
-    <w:p>
-      <w:pPr>
-        <w:pStyle w:val="Normal"/>
-        <w:bidi w:val="0"/>
-        <w:jc w:val="start"/>
-        <w:rPr>
-          <w:rFonts w:ascii="Hack" w:hAnsi="Hack"/>
-          <w:sz w:val="24"/>
-          <w:szCs w:val="24"/>
-        </w:rPr>
-      </w:pPr>
-      <w:r>
-        <w:rPr>
-          <w:rFonts w:ascii="Hack" w:hAnsi="Hack"/>
-          <w:sz w:val="24"/>
-          <w:szCs w:val="24"/>
-        </w:rPr>
-      </w:r>
-    </w:p>
-    <w:p>
-      <w:pPr>
-        <w:pStyle w:val="Normal"/>
-        <w:bidi w:val="0"/>
-        <w:jc w:val="start"/>
-        <w:rPr>
-          <w:rFonts w:ascii="Hack" w:hAnsi="Hack"/>
-          <w:sz w:val="24"/>
-          <w:szCs w:val="24"/>
-        </w:rPr>
-      </w:pPr>
-      <w:r>
-        <w:rPr>
-          <w:rFonts w:ascii="Hack" w:hAnsi="Hack"/>
-          <w:sz w:val="24"/>
-          <w:szCs w:val="24"/>
-        </w:rPr>
-      </w:r>
-    </w:p>
-    <w:p>
-      <w:pPr>
-        <w:pStyle w:val="Normal"/>
-        <w:bidi w:val="0"/>
-        <w:jc w:val="start"/>
-        <w:rPr>
-          <w:rFonts w:ascii="Hack" w:hAnsi="Hack"/>
-          <w:sz w:val="24"/>
-          <w:szCs w:val="24"/>
-        </w:rPr>
-      </w:pPr>
-      <w:r>
-        <w:rPr>
-          <w:rFonts w:ascii="Hack" w:hAnsi="Hack"/>
-          <w:sz w:val="24"/>
-          <w:szCs w:val="24"/>
-        </w:rPr>
-      </w:r>
-    </w:p>
-    <w:p>
-      <w:pPr>
-        <w:pStyle w:val="Normal"/>
-        <w:bidi w:val="0"/>
-        <w:jc w:val="start"/>
-        <w:rPr>
-          <w:rFonts w:ascii="Hack" w:hAnsi="Hack"/>
-          <w:sz w:val="24"/>
-          <w:szCs w:val="24"/>
-        </w:rPr>
-      </w:pPr>
-      <w:r>
-        <w:rPr>
-          <w:rFonts w:ascii="Hack" w:hAnsi="Hack"/>
-          <w:sz w:val="24"/>
-          <w:szCs w:val="24"/>
-        </w:rPr>
-      </w:r>
-    </w:p>
-    <w:p>
-      <w:pPr>
-        <w:pStyle w:val="Normal"/>
-        <w:bidi w:val="0"/>
-        <w:jc w:val="start"/>
-        <w:rPr>
-          <w:rFonts w:ascii="Hack" w:hAnsi="Hack"/>
-          <w:sz w:val="24"/>
-          <w:szCs w:val="24"/>
-        </w:rPr>
-      </w:pPr>
-      <w:r>
-        <w:rPr>
-          <w:rFonts w:ascii="Hack" w:hAnsi="Hack"/>
-          <w:sz w:val="24"/>
-          <w:szCs w:val="24"/>
-        </w:rPr>
-      </w:r>
-    </w:p>
-    <w:p>
-      <w:pPr>
-        <w:pStyle w:val="Normal"/>
-        <w:bidi w:val="0"/>
-        <w:jc w:val="start"/>
-        <w:rPr>
-          <w:rFonts w:ascii="Hack" w:hAnsi="Hack"/>
-          <w:sz w:val="24"/>
-          <w:szCs w:val="24"/>
-        </w:rPr>
-      </w:pPr>
-      <w:r>
-        <w:rPr>
-          <w:rFonts w:ascii="Hack" w:hAnsi="Hack"/>
-          <w:sz w:val="24"/>
-          <w:szCs w:val="24"/>
-        </w:rPr>
-      </w:r>
-    </w:p>
-    <w:p>
-      <w:pPr>
-        <w:pStyle w:val="Normal"/>
-        <w:bidi w:val="0"/>
-        <w:jc w:val="start"/>
-        <w:rPr>
-          <w:rFonts w:ascii="Hack" w:hAnsi="Hack"/>
-          <w:sz w:val="24"/>
-          <w:szCs w:val="24"/>
-        </w:rPr>
-      </w:pPr>
-      <w:r>
-        <w:rPr>
-          <w:rFonts w:ascii="Hack" w:hAnsi="Hack"/>
-          <w:sz w:val="24"/>
-          <w:szCs w:val="24"/>
-        </w:rPr>
-      </w:r>
-    </w:p>
-    <w:p>
-      <w:pPr>
-        <w:pStyle w:val="Normal"/>
-        <w:bidi w:val="0"/>
-        <w:jc w:val="start"/>
-        <w:rPr>
-          <w:rFonts w:ascii="Hack" w:hAnsi="Hack"/>
-          <w:sz w:val="24"/>
-          <w:szCs w:val="24"/>
-        </w:rPr>
-      </w:pPr>
-      <w:r>
-        <w:rPr>
-          <w:rFonts w:ascii="Hack" w:hAnsi="Hack"/>
-          <w:sz w:val="24"/>
-          <w:szCs w:val="24"/>
-        </w:rPr>
-      </w:r>
-    </w:p>
-    <w:p>
-      <w:pPr>
-        <w:pStyle w:val="Normal"/>
-        <w:bidi w:val="0"/>
-        <w:jc w:val="start"/>
-        <w:rPr>
-          <w:rFonts w:ascii="Hack" w:hAnsi="Hack"/>
-          <w:sz w:val="24"/>
-          <w:szCs w:val="24"/>
-        </w:rPr>
-      </w:pPr>
-      <w:r>
-        <w:rPr>
-          <w:rFonts w:ascii="Hack" w:hAnsi="Hack"/>
-          <w:sz w:val="24"/>
-          <w:szCs w:val="24"/>
-        </w:rPr>
-      </w:r>
-    </w:p>
-    <w:p>
-      <w:pPr>
-        <w:pStyle w:val="Normal"/>
-        <w:bidi w:val="0"/>
-        <w:jc w:val="start"/>
-        <w:rPr>
-          <w:rFonts w:ascii="Hack" w:hAnsi="Hack"/>
-          <w:sz w:val="24"/>
-          <w:szCs w:val="24"/>
-        </w:rPr>
-      </w:pPr>
-      <w:r>
-        <w:rPr>
-          <w:rFonts w:ascii="Hack" w:hAnsi="Hack"/>
-          <w:sz w:val="24"/>
-          <w:szCs w:val="24"/>
-        </w:rPr>
-      </w:r>
-    </w:p>
-    <w:p>
-      <w:pPr>
-        <w:pStyle w:val="Normal"/>
-        <w:bidi w:val="0"/>
-        <w:jc w:val="start"/>
-        <w:rPr>
-          <w:rFonts w:ascii="Hack" w:hAnsi="Hack"/>
-          <w:sz w:val="24"/>
-          <w:szCs w:val="24"/>
-        </w:rPr>
-      </w:pPr>
-      <w:r>
-        <w:rPr>
-          <w:rFonts w:ascii="Hack" w:hAnsi="Hack"/>
-          <w:sz w:val="24"/>
-          <w:szCs w:val="24"/>
-        </w:rPr>
-      </w:r>
-    </w:p>
-    <w:p>
-      <w:pPr>
-        <w:pStyle w:val="Normal"/>
-        <w:bidi w:val="0"/>
-        <w:jc w:val="start"/>
-        <w:rPr>
-          <w:rFonts w:ascii="Hack" w:hAnsi="Hack"/>
-          <w:sz w:val="24"/>
-          <w:szCs w:val="24"/>
-        </w:rPr>
-      </w:pPr>
-      <w:r>
-        <w:rPr>
-          <w:rFonts w:ascii="Hack" w:hAnsi="Hack"/>
-          <w:sz w:val="24"/>
-          <w:szCs w:val="24"/>
-        </w:rPr>
-      </w:r>
-    </w:p>
-    <w:p>
-      <w:pPr>
-        <w:pStyle w:val="Normal"/>
-        <w:bidi w:val="0"/>
-        <w:jc w:val="start"/>
-        <w:rPr>
-          <w:rFonts w:ascii="Hack" w:hAnsi="Hack"/>
-          <w:sz w:val="24"/>
-          <w:szCs w:val="24"/>
-        </w:rPr>
-      </w:pPr>
-      <w:r>
-        <w:rPr>
-          <w:rFonts w:ascii="Hack" w:hAnsi="Hack"/>
-          <w:sz w:val="24"/>
-          <w:szCs w:val="24"/>
-        </w:rPr>
-      </w:r>
-    </w:p>
-    <w:p>
-      <w:pPr>
-        <w:pStyle w:val="Normal"/>
-        <w:bidi w:val="0"/>
-        <w:jc w:val="start"/>
-        <w:rPr>
-          <w:rFonts w:ascii="Hack" w:hAnsi="Hack"/>
-        </w:rPr>
-      </w:pPr>
-      <w:r>
-        <w:rPr>
-          <w:rFonts w:ascii="Hack" w:hAnsi="Hack"/>
+          <w:sz w:val="24"/>
+          <w:szCs w:val="24"/>
+        </w:rPr>
+      </w:r>
+    </w:p>
+    <w:p>
+      <w:pPr>
+        <w:pStyle w:val="Normal"/>
+        <w:bidi w:val="0"/>
+        <w:jc w:val="start"/>
+        <w:rPr>
+          <w:rFonts w:ascii="Hack" w:hAnsi="Hack"/>
+          <w:sz w:val="24"/>
+          <w:szCs w:val="24"/>
+        </w:rPr>
+      </w:pPr>
+      <w:r>
+        <w:rPr>
+          <w:sz w:val="24"/>
+          <w:szCs w:val="24"/>
+        </w:rPr>
+      </w:r>
+    </w:p>
+    <w:p>
+      <w:pPr>
+        <w:pStyle w:val="Normal"/>
+        <w:bidi w:val="0"/>
+        <w:jc w:val="start"/>
+        <w:rPr>
+          <w:rFonts w:ascii="Hack" w:hAnsi="Hack"/>
+          <w:sz w:val="24"/>
+          <w:szCs w:val="24"/>
+        </w:rPr>
+      </w:pPr>
+      <w:r>
+        <w:rPr>
+          <w:sz w:val="24"/>
+          <w:szCs w:val="24"/>
+        </w:rPr>
+      </w:r>
+    </w:p>
+    <w:p>
+      <w:pPr>
+        <w:pStyle w:val="Normal"/>
+        <w:bidi w:val="0"/>
+        <w:jc w:val="start"/>
+        <w:rPr>
+          <w:rFonts w:ascii="Hack" w:hAnsi="Hack"/>
+          <w:sz w:val="24"/>
+          <w:szCs w:val="24"/>
+        </w:rPr>
+      </w:pPr>
+      <w:r>
+        <w:rPr>
+          <w:sz w:val="24"/>
+          <w:szCs w:val="24"/>
+        </w:rPr>
+      </w:r>
+    </w:p>
+    <w:p>
+      <w:pPr>
+        <w:pStyle w:val="Normal"/>
+        <w:bidi w:val="0"/>
+        <w:jc w:val="start"/>
+        <w:rPr>
+          <w:rFonts w:ascii="Hack" w:hAnsi="Hack"/>
+          <w:sz w:val="24"/>
+          <w:szCs w:val="24"/>
+        </w:rPr>
+      </w:pPr>
+      <w:r>
+        <w:rPr>
+          <w:sz w:val="24"/>
+          <w:szCs w:val="24"/>
+        </w:rPr>
+      </w:r>
+    </w:p>
+    <w:p>
+      <w:pPr>
+        <w:pStyle w:val="Normal"/>
+        <w:bidi w:val="0"/>
+        <w:jc w:val="start"/>
+        <w:rPr>
+          <w:rFonts w:ascii="Hack" w:hAnsi="Hack"/>
+          <w:sz w:val="24"/>
+          <w:szCs w:val="24"/>
+        </w:rPr>
+      </w:pPr>
+      <w:r>
+        <w:rPr>
+          <w:sz w:val="24"/>
+          <w:szCs w:val="24"/>
+        </w:rPr>
+      </w:r>
+    </w:p>
+    <w:p>
+      <w:pPr>
+        <w:pStyle w:val="Normal"/>
+        <w:bidi w:val="0"/>
+        <w:jc w:val="start"/>
+        <w:rPr>
+          <w:rFonts w:ascii="Hack" w:hAnsi="Hack"/>
+          <w:sz w:val="24"/>
+          <w:szCs w:val="24"/>
+        </w:rPr>
+      </w:pPr>
+      <w:r>
+        <w:rPr>
+          <w:sz w:val="24"/>
+          <w:szCs w:val="24"/>
+        </w:rPr>
+      </w:r>
+    </w:p>
+    <w:p>
+      <w:pPr>
+        <w:pStyle w:val="Normal"/>
+        <w:bidi w:val="0"/>
+        <w:jc w:val="start"/>
+        <w:rPr>
+          <w:rFonts w:ascii="Hack" w:hAnsi="Hack"/>
+          <w:sz w:val="24"/>
+          <w:szCs w:val="24"/>
+        </w:rPr>
+      </w:pPr>
+      <w:r>
+        <w:rPr>
+          <w:sz w:val="24"/>
+          <w:szCs w:val="24"/>
+        </w:rPr>
+      </w:r>
+    </w:p>
+    <w:p>
+      <w:pPr>
+        <w:pStyle w:val="Normal"/>
+        <w:bidi w:val="0"/>
+        <w:jc w:val="start"/>
+        <w:rPr>
+          <w:rFonts w:ascii="Hack" w:hAnsi="Hack"/>
+          <w:sz w:val="24"/>
+          <w:szCs w:val="24"/>
+        </w:rPr>
+      </w:pPr>
+      <w:r>
+        <w:rPr>
+          <w:sz w:val="24"/>
+          <w:szCs w:val="24"/>
+        </w:rPr>
+      </w:r>
+    </w:p>
+    <w:p>
+      <w:pPr>
+        <w:pStyle w:val="Normal"/>
+        <w:bidi w:val="0"/>
+        <w:jc w:val="start"/>
+        <w:rPr>
+          <w:rFonts w:ascii="Hack" w:hAnsi="Hack"/>
+          <w:sz w:val="24"/>
+          <w:szCs w:val="24"/>
+        </w:rPr>
+      </w:pPr>
+      <w:r>
+        <w:rPr>
+          <w:sz w:val="24"/>
+          <w:szCs w:val="24"/>
+        </w:rPr>
+      </w:r>
+    </w:p>
+    <w:p>
+      <w:pPr>
+        <w:pStyle w:val="Normal"/>
+        <w:bidi w:val="0"/>
+        <w:jc w:val="start"/>
+        <w:rPr>
+          <w:rFonts w:ascii="Hack" w:hAnsi="Hack"/>
+          <w:sz w:val="24"/>
+          <w:szCs w:val="24"/>
+        </w:rPr>
+      </w:pPr>
+      <w:r>
+        <w:rPr>
+          <w:sz w:val="24"/>
+          <w:szCs w:val="24"/>
+        </w:rPr>
+      </w:r>
+    </w:p>
+    <w:p>
+      <w:pPr>
+        <w:pStyle w:val="Normal"/>
+        <w:bidi w:val="0"/>
+        <w:jc w:val="start"/>
+        <w:rPr>
+          <w:rFonts w:ascii="Hack" w:hAnsi="Hack"/>
+          <w:sz w:val="24"/>
+          <w:szCs w:val="24"/>
+        </w:rPr>
+      </w:pPr>
+      <w:r>
+        <w:rPr>
+          <w:sz w:val="24"/>
+          <w:szCs w:val="24"/>
+        </w:rPr>
+      </w:r>
+    </w:p>
+    <w:p>
+      <w:pPr>
+        <w:pStyle w:val="Normal"/>
+        <w:bidi w:val="0"/>
+        <w:jc w:val="start"/>
+        <w:rPr>
+          <w:rFonts w:ascii="Hack" w:hAnsi="Hack"/>
+          <w:sz w:val="24"/>
+          <w:szCs w:val="24"/>
+        </w:rPr>
+      </w:pPr>
+      <w:r>
+        <w:rPr>
+          <w:sz w:val="24"/>
+          <w:szCs w:val="24"/>
+        </w:rPr>
+      </w:r>
+    </w:p>
+    <w:p>
+      <w:pPr>
+        <w:pStyle w:val="Normal"/>
+        <w:bidi w:val="0"/>
+        <w:jc w:val="start"/>
+        <w:rPr>
+          <w:rFonts w:ascii="Hack" w:hAnsi="Hack"/>
+          <w:sz w:val="24"/>
+          <w:szCs w:val="24"/>
+        </w:rPr>
+      </w:pPr>
+      <w:r>
+        <w:rPr>
+          <w:sz w:val="24"/>
+          <w:szCs w:val="24"/>
+        </w:rPr>
+      </w:r>
+    </w:p>
+    <w:p>
+      <w:pPr>
+        <w:pStyle w:val="Normal"/>
+        <w:bidi w:val="0"/>
+        <w:jc w:val="start"/>
+        <w:rPr>
+          <w:rFonts w:ascii="Hack" w:hAnsi="Hack"/>
+          <w:sz w:val="24"/>
+          <w:szCs w:val="24"/>
+        </w:rPr>
+      </w:pPr>
+      <w:r>
+        <w:rPr>
+          <w:sz w:val="24"/>
+          <w:szCs w:val="24"/>
+        </w:rPr>
+      </w:r>
+    </w:p>
+    <w:p>
+      <w:pPr>
+        <w:pStyle w:val="Normal"/>
+        <w:bidi w:val="0"/>
+        <w:jc w:val="start"/>
+        <w:rPr>
+          <w:rFonts w:ascii="Hack" w:hAnsi="Hack"/>
+          <w:sz w:val="24"/>
+          <w:szCs w:val="24"/>
+        </w:rPr>
+      </w:pPr>
+      <w:r>
+        <w:rPr>
+          <w:sz w:val="24"/>
+          <w:szCs w:val="24"/>
+        </w:rPr>
+      </w:r>
+    </w:p>
+    <w:p>
+      <w:pPr>
+        <w:pStyle w:val="Normal"/>
+        <w:bidi w:val="0"/>
+        <w:jc w:val="start"/>
+        <w:rPr>
+          <w:rFonts w:ascii="Hack" w:hAnsi="Hack"/>
+        </w:rPr>
+      </w:pPr>
+      <w:r>
+        <w:rPr>
           <w:sz w:val="24"/>
           <w:szCs w:val="24"/>
         </w:rPr>
@@ -4199,7 +4640,6 @@
       </w:r>
       <w:r>
         <w:rPr>
-          <w:rFonts w:ascii="Hack" w:hAnsi="Hack"/>
           <w:b/>
           <w:bCs/>
           <w:sz w:val="24"/>
@@ -4209,7 +4649,6 @@
       </w:r>
       <w:r>
         <w:rPr>
-          <w:rFonts w:ascii="Hack" w:hAnsi="Hack"/>
           <w:sz w:val="24"/>
           <w:szCs w:val="24"/>
         </w:rPr>
@@ -4217,7 +4656,6 @@
       </w:r>
       <w:r>
         <w:rPr>
-          <w:rFonts w:ascii="Hack" w:hAnsi="Hack"/>
           <w:b/>
           <w:bCs/>
           <w:sz w:val="24"/>
@@ -4227,7 +4665,6 @@
       </w:r>
       <w:r>
         <w:rPr>
-          <w:rFonts w:ascii="Hack" w:hAnsi="Hack"/>
           <w:sz w:val="24"/>
           <w:szCs w:val="24"/>
         </w:rPr>
@@ -4247,42 +4684,22 @@
       </w:pPr>
       <w:r>
         <w:rPr>
-          <w:rFonts w:ascii="Hack" w:hAnsi="Hack"/>
-          <w:sz w:val="24"/>
-          <w:szCs w:val="24"/>
-        </w:rPr>
-      </w:r>
-    </w:p>
-    <w:p>
-      <w:pPr>
-        <w:pStyle w:val="Normal"/>
-        <w:bidi w:val="0"/>
-        <w:jc w:val="start"/>
-        <w:rPr>
-          <w:rFonts w:ascii="Hack" w:hAnsi="Hack"/>
-          <w:sz w:val="24"/>
-          <w:szCs w:val="24"/>
-        </w:rPr>
-      </w:pPr>
-      <w:r>
-        <w:rPr>
-          <w:rFonts w:ascii="Hack" w:hAnsi="Hack"/>
           <w:sz w:val="24"/>
           <w:szCs w:val="24"/>
         </w:rPr>
         <w:drawing>
-          <wp:anchor behindDoc="0" distT="0" distB="0" distL="0" distR="0" simplePos="0" locked="0" layoutInCell="0" allowOverlap="1" relativeHeight="19">
+          <wp:anchor behindDoc="0" distT="0" distB="0" distL="114935" distR="114935" simplePos="0" locked="0" layoutInCell="0" allowOverlap="1" relativeHeight="18">
             <wp:simplePos x="0" y="0"/>
             <wp:positionH relativeFrom="column">
-              <wp:align>center</wp:align>
+              <wp:posOffset>17780</wp:posOffset>
             </wp:positionH>
             <wp:positionV relativeFrom="paragraph">
-              <wp:posOffset>635</wp:posOffset>
+              <wp:posOffset>135255</wp:posOffset>
             </wp:positionV>
-            <wp:extent cx="6120130" cy="2568575"/>
+            <wp:extent cx="6120130" cy="3183255"/>
             <wp:effectExtent l="0" t="0" r="0" b="0"/>
             <wp:wrapSquare wrapText="largest"/>
-            <wp:docPr id="13" name="Image6" descr="" title=""/>
+            <wp:docPr id="12" name="Image12 Copy 1" descr="" title=""/>
             <wp:cNvGraphicFramePr>
               <a:graphicFrameLocks xmlns:a="http://schemas.openxmlformats.org/drawingml/2006/main" noChangeAspect="1"/>
             </wp:cNvGraphicFramePr>
@@ -4290,7 +4707,98 @@
               <a:graphicData uri="http://schemas.openxmlformats.org/drawingml/2006/picture">
                 <pic:pic xmlns:pic="http://schemas.openxmlformats.org/drawingml/2006/picture">
                   <pic:nvPicPr>
-                    <pic:cNvPr id="13" name="Image6" descr="" title=""/>
+                    <pic:cNvPr id="12" name="Image12 Copy 1" descr="" title=""/>
+                    <pic:cNvPicPr>
+                      <a:picLocks noChangeAspect="1" noChangeArrowheads="1"/>
+                    </pic:cNvPicPr>
+                  </pic:nvPicPr>
+                  <pic:blipFill>
+                    <a:blip r:embed="rId16"/>
+                    <a:srcRect l="0" t="1143" r="0" b="0"/>
+                    <a:stretch>
+                      <a:fillRect/>
+                    </a:stretch>
+                  </pic:blipFill>
+                  <pic:spPr bwMode="auto">
+                    <a:xfrm>
+                      <a:off x="0" y="0"/>
+                      <a:ext cx="6120130" cy="3183255"/>
+                    </a:xfrm>
+                    <a:prstGeom prst="rect">
+                      <a:avLst/>
+                    </a:prstGeom>
+                    <a:noFill/>
+                  </pic:spPr>
+                </pic:pic>
+              </a:graphicData>
+            </a:graphic>
+          </wp:anchor>
+        </w:drawing>
+      </w:r>
+    </w:p>
+    <w:p>
+      <w:pPr>
+        <w:pStyle w:val="Normal"/>
+        <w:bidi w:val="0"/>
+        <w:jc w:val="start"/>
+        <w:rPr>
+          <w:rFonts w:ascii="Hack" w:hAnsi="Hack"/>
+        </w:rPr>
+      </w:pPr>
+      <w:r>
+        <w:rPr>
+          <w:b/>
+          <w:bCs/>
+          <w:sz w:val="24"/>
+          <w:szCs w:val="24"/>
+        </w:rPr>
+        <w:t>Save</w:t>
+      </w:r>
+      <w:r>
+        <w:rPr>
+          <w:sz w:val="24"/>
+          <w:szCs w:val="24"/>
+        </w:rPr>
+        <w:t xml:space="preserve"> the </w:t>
+      </w:r>
+      <w:r>
+        <w:rPr>
+          <w:b/>
+          <w:bCs/>
+          <w:sz w:val="24"/>
+          <w:szCs w:val="24"/>
+        </w:rPr>
+        <w:t>configurations</w:t>
+      </w:r>
+      <w:r>
+        <w:rPr>
+          <w:sz w:val="24"/>
+          <w:szCs w:val="24"/>
+        </w:rPr>
+        <w:t>, then drag and drop your zip file then p</w:t>
+      </w:r>
+      <w:r>
+        <w:drawing>
+          <wp:anchor behindDoc="0" distT="0" distB="0" distL="114935" distR="114935" simplePos="0" locked="0" layoutInCell="0" allowOverlap="1" relativeHeight="19">
+            <wp:simplePos x="0" y="0"/>
+            <wp:positionH relativeFrom="column">
+              <wp:posOffset>51435</wp:posOffset>
+            </wp:positionH>
+            <wp:positionV relativeFrom="paragraph">
+              <wp:posOffset>563245</wp:posOffset>
+            </wp:positionV>
+            <wp:extent cx="6120130" cy="3486785"/>
+            <wp:effectExtent l="0" t="0" r="0" b="0"/>
+            <wp:wrapSquare wrapText="largest"/>
+            <wp:docPr id="13" name="Image13 Copy 1" descr="" title=""/>
+            <wp:cNvGraphicFramePr>
+              <a:graphicFrameLocks xmlns:a="http://schemas.openxmlformats.org/drawingml/2006/main" noChangeAspect="1"/>
+            </wp:cNvGraphicFramePr>
+            <a:graphic xmlns:a="http://schemas.openxmlformats.org/drawingml/2006/main">
+              <a:graphicData uri="http://schemas.openxmlformats.org/drawingml/2006/picture">
+                <pic:pic xmlns:pic="http://schemas.openxmlformats.org/drawingml/2006/picture">
+                  <pic:nvPicPr>
+                    <pic:cNvPr id="13" name="Image13 Copy 1" descr="" title=""/>
                     <pic:cNvPicPr>
                       <a:picLocks noChangeAspect="1" noChangeArrowheads="1"/>
                     </pic:cNvPicPr>
@@ -4304,7 +4812,7 @@
                   <pic:spPr bwMode="auto">
                     <a:xfrm>
                       <a:off x="0" y="0"/>
-                      <a:ext cx="6120130" cy="2568575"/>
+                      <a:ext cx="6120130" cy="3486785"/>
                     </a:xfrm>
                     <a:prstGeom prst="rect">
                       <a:avLst/>
@@ -4317,367 +4825,57 @@
           </wp:anchor>
         </w:drawing>
       </w:r>
-    </w:p>
-    <w:p>
-      <w:pPr>
-        <w:pStyle w:val="Normal"/>
-        <w:bidi w:val="0"/>
-        <w:jc w:val="start"/>
-        <w:rPr>
-          <w:rFonts w:ascii="Hack" w:hAnsi="Hack"/>
-          <w:sz w:val="24"/>
-          <w:szCs w:val="24"/>
-        </w:rPr>
-      </w:pPr>
-      <w:r>
-        <w:rPr>
-          <w:rFonts w:ascii="Hack" w:hAnsi="Hack"/>
-          <w:sz w:val="24"/>
-          <w:szCs w:val="24"/>
-        </w:rPr>
-      </w:r>
-    </w:p>
-    <w:p>
-      <w:pPr>
-        <w:pStyle w:val="Normal"/>
-        <w:bidi w:val="0"/>
-        <w:jc w:val="start"/>
-        <w:rPr>
-          <w:rFonts w:ascii="Hack" w:hAnsi="Hack"/>
-        </w:rPr>
-      </w:pPr>
-      <w:r>
-        <w:rPr>
-          <w:rFonts w:ascii="Hack" w:hAnsi="Hack"/>
+      <w:r>
+        <w:rPr>
+          <w:sz w:val="24"/>
+          <w:szCs w:val="24"/>
+        </w:rPr>
+        <w:t xml:space="preserve">ress </w:t>
+      </w:r>
+      <w:r>
+        <w:rPr>
           <w:b/>
           <w:bCs/>
           <w:sz w:val="24"/>
           <w:szCs w:val="24"/>
         </w:rPr>
-        <w:t>Save</w:t>
-      </w:r>
-      <w:r>
-        <w:rPr>
-          <w:rFonts w:ascii="Hack" w:hAnsi="Hack"/>
-          <w:sz w:val="24"/>
-          <w:szCs w:val="24"/>
-        </w:rPr>
-        <w:t xml:space="preserve"> the </w:t>
-      </w:r>
-      <w:r>
-        <w:rPr>
-          <w:rFonts w:ascii="Hack" w:hAnsi="Hack"/>
+        <w:t>Start Cracking</w:t>
+      </w:r>
+      <w:r>
+        <w:rPr>
+          <w:sz w:val="24"/>
+          <w:szCs w:val="24"/>
+        </w:rPr>
+        <w:t>.</w:t>
+      </w:r>
+    </w:p>
+    <w:p>
+      <w:pPr>
+        <w:pStyle w:val="Normal"/>
+        <w:bidi w:val="0"/>
+        <w:jc w:val="start"/>
+        <w:rPr>
+          <w:rFonts w:ascii="Hack" w:hAnsi="Hack"/>
+        </w:rPr>
+      </w:pPr>
+      <w:r>
+        <w:rPr>
+          <w:sz w:val="24"/>
+          <w:szCs w:val="24"/>
+        </w:rPr>
+        <w:t xml:space="preserve">Notice the </w:t>
+      </w:r>
+      <w:r>
+        <w:rPr>
           <w:b/>
           <w:bCs/>
           <w:sz w:val="24"/>
           <w:szCs w:val="24"/>
         </w:rPr>
-        <w:t>configurations</w:t>
-      </w:r>
-      <w:r>
-        <w:rPr>
-          <w:rFonts w:ascii="Hack" w:hAnsi="Hack"/>
-          <w:sz w:val="24"/>
-          <w:szCs w:val="24"/>
-        </w:rPr>
-        <w:t xml:space="preserve">, then drag and drop your zip file then press </w:t>
-      </w:r>
-      <w:r>
-        <w:rPr>
-          <w:rFonts w:ascii="Hack" w:hAnsi="Hack"/>
-          <w:b/>
-          <w:bCs/>
-          <w:sz w:val="24"/>
-          <w:szCs w:val="24"/>
-        </w:rPr>
-        <w:t>Start Cracking</w:t>
-      </w:r>
-      <w:r>
-        <w:rPr>
-          <w:rFonts w:ascii="Hack" w:hAnsi="Hack"/>
-          <w:sz w:val="24"/>
-          <w:szCs w:val="24"/>
-        </w:rPr>
-        <w:t>.</w:t>
-      </w:r>
-    </w:p>
-    <w:p>
-      <w:pPr>
-        <w:pStyle w:val="Normal"/>
-        <w:bidi w:val="0"/>
-        <w:jc w:val="start"/>
-        <w:rPr>
-          <w:rFonts w:ascii="Hack" w:hAnsi="Hack"/>
-          <w:sz w:val="24"/>
-          <w:szCs w:val="24"/>
-        </w:rPr>
-      </w:pPr>
-      <w:r>
-        <w:rPr>
-          <w:rFonts w:ascii="Hack" w:hAnsi="Hack"/>
-          <w:sz w:val="24"/>
-          <w:szCs w:val="24"/>
-        </w:rPr>
-      </w:r>
-    </w:p>
-    <w:p>
-      <w:pPr>
-        <w:pStyle w:val="Normal"/>
-        <w:bidi w:val="0"/>
-        <w:jc w:val="start"/>
-        <w:rPr>
-          <w:rFonts w:ascii="Hack" w:hAnsi="Hack"/>
-          <w:sz w:val="24"/>
-          <w:szCs w:val="24"/>
-        </w:rPr>
-      </w:pPr>
-      <w:r>
-        <w:rPr>
-          <w:rFonts w:ascii="Hack" w:hAnsi="Hack"/>
-          <w:sz w:val="24"/>
-          <w:szCs w:val="24"/>
-        </w:rPr>
-      </w:r>
-    </w:p>
-    <w:p>
-      <w:pPr>
-        <w:pStyle w:val="Normal"/>
-        <w:bidi w:val="0"/>
-        <w:jc w:val="start"/>
-        <w:rPr>
-          <w:rFonts w:ascii="Hack" w:hAnsi="Hack"/>
-          <w:sz w:val="24"/>
-          <w:szCs w:val="24"/>
-        </w:rPr>
-      </w:pPr>
-      <w:r>
-        <w:rPr>
-          <w:rFonts w:ascii="Hack" w:hAnsi="Hack"/>
-          <w:sz w:val="24"/>
-          <w:szCs w:val="24"/>
-        </w:rPr>
-      </w:r>
-    </w:p>
-    <w:p>
-      <w:pPr>
-        <w:pStyle w:val="Normal"/>
-        <w:bidi w:val="0"/>
-        <w:jc w:val="start"/>
-        <w:rPr>
-          <w:rFonts w:ascii="Hack" w:hAnsi="Hack"/>
-          <w:sz w:val="24"/>
-          <w:szCs w:val="24"/>
-        </w:rPr>
-      </w:pPr>
-      <w:r>
-        <w:rPr>
-          <w:rFonts w:ascii="Hack" w:hAnsi="Hack"/>
-          <w:sz w:val="24"/>
-          <w:szCs w:val="24"/>
-        </w:rPr>
-      </w:r>
-    </w:p>
-    <w:p>
-      <w:pPr>
-        <w:pStyle w:val="Normal"/>
-        <w:bidi w:val="0"/>
-        <w:jc w:val="start"/>
-        <w:rPr>
-          <w:rFonts w:ascii="Hack" w:hAnsi="Hack"/>
-          <w:sz w:val="24"/>
-          <w:szCs w:val="24"/>
-        </w:rPr>
-      </w:pPr>
-      <w:r>
-        <w:rPr>
-          <w:rFonts w:ascii="Hack" w:hAnsi="Hack"/>
-          <w:sz w:val="24"/>
-          <w:szCs w:val="24"/>
-        </w:rPr>
-      </w:r>
-    </w:p>
-    <w:p>
-      <w:pPr>
-        <w:pStyle w:val="Normal"/>
-        <w:bidi w:val="0"/>
-        <w:jc w:val="start"/>
-        <w:rPr>
-          <w:rFonts w:ascii="Hack" w:hAnsi="Hack"/>
-          <w:sz w:val="24"/>
-          <w:szCs w:val="24"/>
-        </w:rPr>
-      </w:pPr>
-      <w:r>
-        <w:rPr>
-          <w:rFonts w:ascii="Hack" w:hAnsi="Hack"/>
-          <w:sz w:val="24"/>
-          <w:szCs w:val="24"/>
-        </w:rPr>
-      </w:r>
-    </w:p>
-    <w:p>
-      <w:pPr>
-        <w:pStyle w:val="Normal"/>
-        <w:bidi w:val="0"/>
-        <w:jc w:val="start"/>
-        <w:rPr>
-          <w:rFonts w:ascii="Hack" w:hAnsi="Hack"/>
-          <w:sz w:val="24"/>
-          <w:szCs w:val="24"/>
-        </w:rPr>
-      </w:pPr>
-      <w:r>
-        <w:rPr>
-          <w:rFonts w:ascii="Hack" w:hAnsi="Hack"/>
-          <w:sz w:val="24"/>
-          <w:szCs w:val="24"/>
-        </w:rPr>
-      </w:r>
-    </w:p>
-    <w:p>
-      <w:pPr>
-        <w:pStyle w:val="Normal"/>
-        <w:bidi w:val="0"/>
-        <w:jc w:val="start"/>
-        <w:rPr>
-          <w:rFonts w:ascii="Hack" w:hAnsi="Hack"/>
-          <w:sz w:val="24"/>
-          <w:szCs w:val="24"/>
-        </w:rPr>
-      </w:pPr>
-      <w:r>
-        <w:rPr>
-          <w:rFonts w:ascii="Hack" w:hAnsi="Hack"/>
-          <w:sz w:val="24"/>
-          <w:szCs w:val="24"/>
-        </w:rPr>
-      </w:r>
-    </w:p>
-    <w:p>
-      <w:pPr>
-        <w:pStyle w:val="Normal"/>
-        <w:bidi w:val="0"/>
-        <w:jc w:val="start"/>
-        <w:rPr>
-          <w:rFonts w:ascii="Hack" w:hAnsi="Hack"/>
-          <w:sz w:val="24"/>
-          <w:szCs w:val="24"/>
-        </w:rPr>
-      </w:pPr>
-      <w:r>
-        <w:rPr>
-          <w:rFonts w:ascii="Hack" w:hAnsi="Hack"/>
-          <w:sz w:val="24"/>
-          <w:szCs w:val="24"/>
-        </w:rPr>
-      </w:r>
-    </w:p>
-    <w:p>
-      <w:pPr>
-        <w:pStyle w:val="Normal"/>
-        <w:bidi w:val="0"/>
-        <w:jc w:val="start"/>
-        <w:rPr>
-          <w:rFonts w:ascii="Hack" w:hAnsi="Hack"/>
-          <w:sz w:val="24"/>
-          <w:szCs w:val="24"/>
-        </w:rPr>
-      </w:pPr>
-      <w:r>
-        <w:rPr>
-          <w:rFonts w:ascii="Hack" w:hAnsi="Hack"/>
-          <w:sz w:val="24"/>
-          <w:szCs w:val="24"/>
-        </w:rPr>
-      </w:r>
-    </w:p>
-    <w:p>
-      <w:pPr>
-        <w:pStyle w:val="Normal"/>
-        <w:bidi w:val="0"/>
-        <w:jc w:val="start"/>
-        <w:rPr>
-          <w:rFonts w:ascii="Hack" w:hAnsi="Hack"/>
-          <w:sz w:val="24"/>
-          <w:szCs w:val="24"/>
-        </w:rPr>
-      </w:pPr>
-      <w:r>
-        <w:rPr>
-          <w:rFonts w:ascii="Hack" w:hAnsi="Hack"/>
-          <w:sz w:val="24"/>
-          <w:szCs w:val="24"/>
-        </w:rPr>
-      </w:r>
-    </w:p>
-    <w:p>
-      <w:pPr>
-        <w:pStyle w:val="Normal"/>
-        <w:bidi w:val="0"/>
-        <w:jc w:val="start"/>
-        <w:rPr>
-          <w:rFonts w:ascii="Hack" w:hAnsi="Hack"/>
-          <w:sz w:val="24"/>
-          <w:szCs w:val="24"/>
-        </w:rPr>
-      </w:pPr>
-      <w:r>
-        <w:rPr>
-          <w:rFonts w:ascii="Hack" w:hAnsi="Hack"/>
-          <w:sz w:val="24"/>
-          <w:szCs w:val="24"/>
-        </w:rPr>
-      </w:r>
-    </w:p>
-    <w:p>
-      <w:pPr>
-        <w:pStyle w:val="Normal"/>
-        <w:bidi w:val="0"/>
-        <w:jc w:val="start"/>
-        <w:rPr>
-          <w:rFonts w:ascii="Hack" w:hAnsi="Hack"/>
-          <w:sz w:val="24"/>
-          <w:szCs w:val="24"/>
-        </w:rPr>
-      </w:pPr>
-      <w:r>
-        <w:rPr>
-          <w:rFonts w:ascii="Hack" w:hAnsi="Hack"/>
-          <w:sz w:val="24"/>
-          <w:szCs w:val="24"/>
-        </w:rPr>
-      </w:r>
-    </w:p>
-    <w:p>
-      <w:pPr>
-        <w:pStyle w:val="Normal"/>
-        <w:bidi w:val="0"/>
-        <w:jc w:val="start"/>
-        <w:rPr>
-          <w:rFonts w:ascii="Hack" w:hAnsi="Hack"/>
-        </w:rPr>
-      </w:pPr>
-      <w:r>
-        <w:rPr>
-          <w:rFonts w:ascii="Hack" w:hAnsi="Hack"/>
-          <w:sz w:val="24"/>
-          <w:szCs w:val="24"/>
-        </w:rPr>
-        <w:t xml:space="preserve">Notice the </w:t>
-      </w:r>
-      <w:r>
-        <w:rPr>
-          <w:rFonts w:ascii="Hack" w:hAnsi="Hack"/>
-          <w:b/>
-          <w:bCs/>
-          <w:sz w:val="24"/>
-          <w:szCs w:val="24"/>
-        </w:rPr>
         <w:t>wordlist splitting</w:t>
       </w:r>
       <w:r>
         <w:rPr>
-          <w:rFonts w:ascii="Hack" w:hAnsi="Hack"/>
           <w:sz w:val="24"/>
           <w:szCs w:val="24"/>
         </w:rPr>
@@ -4697,23 +4895,22 @@
       </w:pPr>
       <w:r>
         <w:rPr>
-          <w:rFonts w:ascii="Hack" w:hAnsi="Hack"/>
           <w:sz w:val="24"/>
           <w:szCs w:val="24"/>
         </w:rPr>
         <w:drawing>
-          <wp:anchor behindDoc="0" distT="0" distB="0" distL="0" distR="0" simplePos="0" locked="0" layoutInCell="0" allowOverlap="1" relativeHeight="20">
+          <wp:anchor behindDoc="0" distT="0" distB="0" distL="114935" distR="114935" simplePos="0" locked="0" layoutInCell="0" allowOverlap="1" relativeHeight="20">
             <wp:simplePos x="0" y="0"/>
             <wp:positionH relativeFrom="column">
-              <wp:align>center</wp:align>
+              <wp:posOffset>71755</wp:posOffset>
             </wp:positionH>
             <wp:positionV relativeFrom="paragraph">
-              <wp:posOffset>635</wp:posOffset>
+              <wp:posOffset>155575</wp:posOffset>
             </wp:positionV>
-            <wp:extent cx="6120130" cy="3082925"/>
+            <wp:extent cx="6120130" cy="3500755"/>
             <wp:effectExtent l="0" t="0" r="0" b="0"/>
             <wp:wrapSquare wrapText="largest"/>
-            <wp:docPr id="14" name="Image7" descr="" title=""/>
+            <wp:docPr id="14" name="Image14" descr="" title=""/>
             <wp:cNvGraphicFramePr>
               <a:graphicFrameLocks xmlns:a="http://schemas.openxmlformats.org/drawingml/2006/main" noChangeAspect="1"/>
             </wp:cNvGraphicFramePr>
@@ -4721,7 +4918,7 @@
               <a:graphicData uri="http://schemas.openxmlformats.org/drawingml/2006/picture">
                 <pic:pic xmlns:pic="http://schemas.openxmlformats.org/drawingml/2006/picture">
                   <pic:nvPicPr>
-                    <pic:cNvPr id="14" name="Image7" descr="" title=""/>
+                    <pic:cNvPr id="14" name="Image14" descr="" title=""/>
                     <pic:cNvPicPr>
                       <a:picLocks noChangeAspect="1" noChangeArrowheads="1"/>
                     </pic:cNvPicPr>
@@ -4735,7 +4932,7 @@
                   <pic:spPr bwMode="auto">
                     <a:xfrm>
                       <a:off x="0" y="0"/>
-                      <a:ext cx="6120130" cy="3082925"/>
+                      <a:ext cx="6120130" cy="3500755"/>
                     </a:xfrm>
                     <a:prstGeom prst="rect">
                       <a:avLst/>
@@ -4762,7 +4959,6 @@
       </w:pPr>
       <w:r>
         <w:rPr>
-          <w:rFonts w:ascii="Hack" w:hAnsi="Hack"/>
           <w:sz w:val="24"/>
           <w:szCs w:val="24"/>
         </w:rPr>
@@ -4782,42 +4978,40 @@
       </w:pPr>
       <w:r>
         <w:rPr>
-          <w:rFonts w:ascii="Hack" w:hAnsi="Hack"/>
-          <w:sz w:val="24"/>
-          <w:szCs w:val="24"/>
-        </w:rPr>
-      </w:r>
-    </w:p>
-    <w:p>
-      <w:pPr>
-        <w:pStyle w:val="Normal"/>
-        <w:bidi w:val="0"/>
-        <w:jc w:val="start"/>
-        <w:rPr>
-          <w:rFonts w:ascii="Hack" w:hAnsi="Hack"/>
-          <w:sz w:val="24"/>
-          <w:szCs w:val="24"/>
-        </w:rPr>
-      </w:pPr>
-      <w:r>
-        <w:rPr>
-          <w:rFonts w:ascii="Hack" w:hAnsi="Hack"/>
+          <w:sz w:val="24"/>
+          <w:szCs w:val="24"/>
+        </w:rPr>
+      </w:r>
+    </w:p>
+    <w:p>
+      <w:pPr>
+        <w:pStyle w:val="Normal"/>
+        <w:bidi w:val="0"/>
+        <w:jc w:val="start"/>
+        <w:rPr>
+          <w:rFonts w:ascii="Hack" w:hAnsi="Hack"/>
+          <w:sz w:val="24"/>
+          <w:szCs w:val="24"/>
+        </w:rPr>
+      </w:pPr>
+      <w:r>
+        <w:rPr>
           <w:sz w:val="24"/>
           <w:szCs w:val="24"/>
         </w:rPr>
         <w:drawing>
-          <wp:anchor behindDoc="0" distT="0" distB="0" distL="0" distR="0" simplePos="0" locked="0" layoutInCell="0" allowOverlap="1" relativeHeight="21">
+          <wp:anchor behindDoc="0" distT="0" distB="0" distL="114935" distR="114935" simplePos="0" locked="0" layoutInCell="0" allowOverlap="1" relativeHeight="21">
             <wp:simplePos x="0" y="0"/>
             <wp:positionH relativeFrom="column">
-              <wp:align>center</wp:align>
+              <wp:posOffset>0</wp:posOffset>
             </wp:positionH>
             <wp:positionV relativeFrom="paragraph">
-              <wp:posOffset>635</wp:posOffset>
+              <wp:posOffset>48895</wp:posOffset>
             </wp:positionV>
-            <wp:extent cx="6120130" cy="3079115"/>
+            <wp:extent cx="6120130" cy="3500755"/>
             <wp:effectExtent l="0" t="0" r="0" b="0"/>
             <wp:wrapSquare wrapText="largest"/>
-            <wp:docPr id="15" name="Image11" descr="" title=""/>
+            <wp:docPr id="15" name="Image15" descr="" title=""/>
             <wp:cNvGraphicFramePr>
               <a:graphicFrameLocks xmlns:a="http://schemas.openxmlformats.org/drawingml/2006/main" noChangeAspect="1"/>
             </wp:cNvGraphicFramePr>
@@ -4825,7 +5019,7 @@
               <a:graphicData uri="http://schemas.openxmlformats.org/drawingml/2006/picture">
                 <pic:pic xmlns:pic="http://schemas.openxmlformats.org/drawingml/2006/picture">
                   <pic:nvPicPr>
-                    <pic:cNvPr id="15" name="Image11" descr="" title=""/>
+                    <pic:cNvPr id="15" name="Image15" descr="" title=""/>
                     <pic:cNvPicPr>
                       <a:picLocks noChangeAspect="1" noChangeArrowheads="1"/>
                     </pic:cNvPicPr>
@@ -4839,7 +5033,7 @@
                   <pic:spPr bwMode="auto">
                     <a:xfrm>
                       <a:off x="0" y="0"/>
-                      <a:ext cx="6120130" cy="3079115"/>
+                      <a:ext cx="6120130" cy="3500755"/>
                     </a:xfrm>
                     <a:prstGeom prst="rect">
                       <a:avLst/>
@@ -4855,68 +5049,12 @@
     </w:p>
     <w:p>
       <w:pPr>
-        <w:pStyle w:val="Normal"/>
-        <w:bidi w:val="0"/>
-        <w:jc w:val="start"/>
-        <w:rPr>
-          <w:rFonts w:ascii="Hack" w:hAnsi="Hack"/>
-          <w:sz w:val="24"/>
-          <w:szCs w:val="24"/>
-        </w:rPr>
-      </w:pPr>
-      <w:r>
-        <w:rPr>
-          <w:rFonts w:ascii="Hack" w:hAnsi="Hack"/>
-          <w:sz w:val="24"/>
-          <w:szCs w:val="24"/>
-        </w:rPr>
-      </w:r>
-    </w:p>
-    <w:p>
-      <w:pPr>
-        <w:pStyle w:val="Normal"/>
-        <w:bidi w:val="0"/>
-        <w:jc w:val="start"/>
-        <w:rPr>
-          <w:rFonts w:ascii="Hack" w:hAnsi="Hack"/>
-          <w:sz w:val="24"/>
-          <w:szCs w:val="24"/>
-        </w:rPr>
-      </w:pPr>
-      <w:r>
-        <w:rPr>
-          <w:rFonts w:ascii="Hack" w:hAnsi="Hack"/>
-          <w:sz w:val="24"/>
-          <w:szCs w:val="24"/>
-        </w:rPr>
-      </w:r>
-    </w:p>
-    <w:p>
-      <w:pPr>
-        <w:pStyle w:val="Normal"/>
-        <w:bidi w:val="0"/>
-        <w:jc w:val="start"/>
-        <w:rPr>
-          <w:rFonts w:ascii="Hack" w:hAnsi="Hack"/>
-          <w:sz w:val="24"/>
-          <w:szCs w:val="24"/>
-        </w:rPr>
-      </w:pPr>
-      <w:r>
-        <w:rPr>
-          <w:rFonts w:ascii="Hack" w:hAnsi="Hack"/>
-          <w:sz w:val="24"/>
-          <w:szCs w:val="24"/>
-        </w:rPr>
-      </w:r>
-    </w:p>
-    <w:p>
-      <w:pPr>
         <w:pStyle w:val="Heading4"/>
         <w:numPr>
-          <w:ilvl w:val="3"/>
-          <w:numId w:val="2"/>
+          <w:ilvl w:val="0"/>
+          <w:numId w:val="0"/>
         </w:numPr>
+        <w:ind w:hanging="0" w:start="0"/>
         <w:rPr>
           <w:i w:val="false"/>
           <w:i w:val="false"/>
@@ -4944,7 +5082,6 @@
       </w:pPr>
       <w:r>
         <w:rPr>
-          <w:rFonts w:ascii="Hack" w:hAnsi="Hack"/>
           <w:sz w:val="24"/>
           <w:szCs w:val="24"/>
         </w:rPr>
@@ -4952,7 +5089,6 @@
       </w:r>
       <w:r>
         <w:rPr>
-          <w:rFonts w:ascii="Hack" w:hAnsi="Hack"/>
           <w:b/>
           <w:bCs/>
           <w:sz w:val="24"/>
@@ -4962,7 +5098,6 @@
       </w:r>
       <w:r>
         <w:rPr>
-          <w:rFonts w:ascii="Hack" w:hAnsi="Hack"/>
           <w:sz w:val="24"/>
           <w:szCs w:val="24"/>
         </w:rPr>
@@ -4970,7 +5105,6 @@
       </w:r>
       <w:r>
         <w:rPr>
-          <w:rFonts w:ascii="Hack" w:hAnsi="Hack"/>
           <w:b/>
           <w:bCs/>
           <w:sz w:val="24"/>
@@ -4980,7 +5114,6 @@
       </w:r>
       <w:r>
         <w:rPr>
-          <w:rFonts w:ascii="Hack" w:hAnsi="Hack"/>
           <w:sz w:val="24"/>
           <w:szCs w:val="24"/>
         </w:rPr>
@@ -4988,7 +5121,6 @@
       </w:r>
       <w:r>
         <w:rPr>
-          <w:rFonts w:ascii="Hack" w:hAnsi="Hack"/>
           <w:b/>
           <w:bCs/>
           <w:sz w:val="24"/>
@@ -4998,7 +5130,6 @@
       </w:r>
       <w:r>
         <w:rPr>
-          <w:rFonts w:ascii="Hack" w:hAnsi="Hack"/>
           <w:sz w:val="24"/>
           <w:szCs w:val="24"/>
         </w:rPr>
@@ -5006,7 +5137,6 @@
       </w:r>
       <w:r>
         <w:rPr>
-          <w:rFonts w:ascii="Hack" w:hAnsi="Hack"/>
           <w:b/>
           <w:bCs/>
           <w:sz w:val="24"/>
@@ -5016,7 +5146,6 @@
       </w:r>
       <w:r>
         <w:rPr>
-          <w:rFonts w:ascii="Hack" w:hAnsi="Hack"/>
           <w:sz w:val="24"/>
           <w:szCs w:val="24"/>
         </w:rPr>
@@ -5024,7 +5153,6 @@
       </w:r>
       <w:r>
         <w:rPr>
-          <w:rFonts w:ascii="Hack" w:hAnsi="Hack"/>
           <w:b/>
           <w:bCs/>
           <w:sz w:val="24"/>
@@ -5034,7 +5162,6 @@
       </w:r>
       <w:r>
         <w:rPr>
-          <w:rFonts w:ascii="Hack" w:hAnsi="Hack"/>
           <w:sz w:val="24"/>
           <w:szCs w:val="24"/>
         </w:rPr>
@@ -5054,26 +5181,24 @@
       </w:pPr>
       <w:r>
         <w:rPr>
-          <w:rFonts w:ascii="Hack" w:hAnsi="Hack"/>
-          <w:sz w:val="24"/>
-          <w:szCs w:val="24"/>
-        </w:rPr>
-      </w:r>
-    </w:p>
-    <w:p>
-      <w:pPr>
-        <w:pStyle w:val="Normal"/>
-        <w:bidi w:val="0"/>
-        <w:jc w:val="start"/>
-        <w:rPr>
-          <w:rFonts w:ascii="Hack" w:hAnsi="Hack"/>
-          <w:sz w:val="24"/>
-          <w:szCs w:val="24"/>
-        </w:rPr>
-      </w:pPr>
-      <w:r>
-        <w:rPr>
-          <w:rFonts w:ascii="Hack" w:hAnsi="Hack"/>
+          <w:sz w:val="24"/>
+          <w:szCs w:val="24"/>
+        </w:rPr>
+      </w:r>
+    </w:p>
+    <w:p>
+      <w:pPr>
+        <w:pStyle w:val="Normal"/>
+        <w:bidi w:val="0"/>
+        <w:jc w:val="start"/>
+        <w:rPr>
+          <w:rFonts w:ascii="Hack" w:hAnsi="Hack"/>
+          <w:sz w:val="24"/>
+          <w:szCs w:val="24"/>
+        </w:rPr>
+      </w:pPr>
+      <w:r>
+        <w:rPr>
           <w:sz w:val="24"/>
           <w:szCs w:val="24"/>
         </w:rPr>
@@ -5081,15 +5206,15 @@
           <wp:anchor behindDoc="0" distT="0" distB="0" distL="0" distR="0" simplePos="0" locked="0" layoutInCell="0" allowOverlap="1" relativeHeight="22">
             <wp:simplePos x="0" y="0"/>
             <wp:positionH relativeFrom="column">
-              <wp:align>center</wp:align>
+              <wp:posOffset>0</wp:posOffset>
             </wp:positionH>
             <wp:positionV relativeFrom="paragraph">
-              <wp:posOffset>635</wp:posOffset>
+              <wp:posOffset>127000</wp:posOffset>
             </wp:positionV>
-            <wp:extent cx="6120130" cy="1666875"/>
+            <wp:extent cx="6120130" cy="2486660"/>
             <wp:effectExtent l="0" t="0" r="0" b="0"/>
             <wp:wrapSquare wrapText="largest"/>
-            <wp:docPr id="16" name="Image12" descr="" title=""/>
+            <wp:docPr id="16" name="Image9" descr="" title=""/>
             <wp:cNvGraphicFramePr>
               <a:graphicFrameLocks xmlns:a="http://schemas.openxmlformats.org/drawingml/2006/main" noChangeAspect="1"/>
             </wp:cNvGraphicFramePr>
@@ -5097,7 +5222,7 @@
               <a:graphicData uri="http://schemas.openxmlformats.org/drawingml/2006/picture">
                 <pic:pic xmlns:pic="http://schemas.openxmlformats.org/drawingml/2006/picture">
                   <pic:nvPicPr>
-                    <pic:cNvPr id="16" name="Image12" descr="" title=""/>
+                    <pic:cNvPr id="16" name="Image9" descr="" title=""/>
                     <pic:cNvPicPr>
                       <a:picLocks noChangeAspect="1" noChangeArrowheads="1"/>
                     </pic:cNvPicPr>
@@ -5111,7 +5236,7 @@
                   <pic:spPr bwMode="auto">
                     <a:xfrm>
                       <a:off x="0" y="0"/>
-                      <a:ext cx="6120130" cy="1666875"/>
+                      <a:ext cx="6120130" cy="2486660"/>
                     </a:xfrm>
                     <a:prstGeom prst="rect">
                       <a:avLst/>
@@ -5138,7 +5263,6 @@
       </w:pPr>
       <w:r>
         <w:rPr>
-          <w:rFonts w:ascii="Hack" w:hAnsi="Hack"/>
           <w:sz w:val="24"/>
           <w:szCs w:val="24"/>
         </w:rPr>
@@ -5149,7 +5273,7 @@
         <w:pStyle w:val="Heading4"/>
         <w:numPr>
           <w:ilvl w:val="3"/>
-          <w:numId w:val="2"/>
+          <w:numId w:val="1"/>
         </w:numPr>
         <w:rPr>
           <w:i w:val="false"/>
@@ -5178,7 +5302,6 @@
       </w:pPr>
       <w:r>
         <w:rPr>
-          <w:rFonts w:ascii="Hack" w:hAnsi="Hack"/>
           <w:sz w:val="24"/>
           <w:szCs w:val="24"/>
         </w:rPr>
@@ -5186,7 +5309,6 @@
       </w:r>
       <w:r>
         <w:rPr>
-          <w:rFonts w:ascii="Hack" w:hAnsi="Hack"/>
           <w:b/>
           <w:bCs/>
           <w:sz w:val="24"/>
@@ -5196,7 +5318,6 @@
       </w:r>
       <w:r>
         <w:rPr>
-          <w:rFonts w:ascii="Hack" w:hAnsi="Hack"/>
           <w:sz w:val="24"/>
           <w:szCs w:val="24"/>
         </w:rPr>
@@ -5204,7 +5325,6 @@
       </w:r>
       <w:r>
         <w:rPr>
-          <w:rFonts w:ascii="Hack" w:hAnsi="Hack"/>
           <w:b/>
           <w:bCs/>
           <w:sz w:val="24"/>
@@ -5214,7 +5334,6 @@
       </w:r>
       <w:r>
         <w:rPr>
-          <w:rFonts w:ascii="Hack" w:hAnsi="Hack"/>
           <w:sz w:val="24"/>
           <w:szCs w:val="24"/>
         </w:rPr>
@@ -5234,26 +5353,42 @@
       </w:pPr>
       <w:r>
         <w:rPr>
-          <w:rFonts w:ascii="Hack" w:hAnsi="Hack"/>
-          <w:sz w:val="24"/>
-          <w:szCs w:val="24"/>
-        </w:rPr>
-      </w:r>
-    </w:p>
-    <w:p>
-      <w:pPr>
-        <w:pStyle w:val="Normal"/>
-        <w:bidi w:val="0"/>
-        <w:jc w:val="start"/>
-        <w:rPr>
-          <w:rFonts w:ascii="Hack" w:hAnsi="Hack"/>
-          <w:sz w:val="24"/>
-          <w:szCs w:val="24"/>
-        </w:rPr>
-      </w:pPr>
-      <w:r>
-        <w:rPr>
-          <w:rFonts w:ascii="Hack" w:hAnsi="Hack"/>
+          <w:sz w:val="24"/>
+          <w:szCs w:val="24"/>
+        </w:rPr>
+      </w:r>
+    </w:p>
+    <w:p>
+      <w:pPr>
+        <w:pStyle w:val="Normal"/>
+        <w:bidi w:val="0"/>
+        <w:jc w:val="start"/>
+        <w:rPr>
+          <w:rFonts w:ascii="Hack" w:hAnsi="Hack"/>
+          <w:sz w:val="24"/>
+          <w:szCs w:val="24"/>
+        </w:rPr>
+      </w:pPr>
+      <w:r>
+        <w:rPr>
+          <w:sz w:val="24"/>
+          <w:szCs w:val="24"/>
+        </w:rPr>
+      </w:r>
+    </w:p>
+    <w:p>
+      <w:pPr>
+        <w:pStyle w:val="Normal"/>
+        <w:bidi w:val="0"/>
+        <w:jc w:val="start"/>
+        <w:rPr>
+          <w:rFonts w:ascii="Hack" w:hAnsi="Hack"/>
+          <w:sz w:val="24"/>
+          <w:szCs w:val="24"/>
+        </w:rPr>
+      </w:pPr>
+      <w:r>
+        <w:rPr>
           <w:sz w:val="24"/>
           <w:szCs w:val="24"/>
         </w:rPr>
@@ -5266,10 +5401,10 @@
             <wp:positionV relativeFrom="paragraph">
               <wp:posOffset>635</wp:posOffset>
             </wp:positionV>
-            <wp:extent cx="6120130" cy="675005"/>
+            <wp:extent cx="6120130" cy="1076960"/>
             <wp:effectExtent l="0" t="0" r="0" b="0"/>
             <wp:wrapSquare wrapText="largest"/>
-            <wp:docPr id="17" name="Image13" descr="" title=""/>
+            <wp:docPr id="17" name="Image11" descr="" title=""/>
             <wp:cNvGraphicFramePr>
               <a:graphicFrameLocks xmlns:a="http://schemas.openxmlformats.org/drawingml/2006/main" noChangeAspect="1"/>
             </wp:cNvGraphicFramePr>
@@ -5277,7 +5412,7 @@
               <a:graphicData uri="http://schemas.openxmlformats.org/drawingml/2006/picture">
                 <pic:pic xmlns:pic="http://schemas.openxmlformats.org/drawingml/2006/picture">
                   <pic:nvPicPr>
-                    <pic:cNvPr id="17" name="Image13" descr="" title=""/>
+                    <pic:cNvPr id="17" name="Image11" descr="" title=""/>
                     <pic:cNvPicPr>
                       <a:picLocks noChangeAspect="1" noChangeArrowheads="1"/>
                     </pic:cNvPicPr>
@@ -5291,7 +5426,7 @@
                   <pic:spPr bwMode="auto">
                     <a:xfrm>
                       <a:off x="0" y="0"/>
-                      <a:ext cx="6120130" cy="675005"/>
+                      <a:ext cx="6120130" cy="1076960"/>
                     </a:xfrm>
                     <a:prstGeom prst="rect">
                       <a:avLst/>
@@ -5318,119 +5453,22 @@
       </w:pPr>
       <w:r>
         <w:rPr>
-          <w:rFonts w:ascii="Hack" w:hAnsi="Hack"/>
-          <w:sz w:val="24"/>
-          <w:szCs w:val="24"/>
-        </w:rPr>
-      </w:r>
-    </w:p>
-    <w:p>
-      <w:pPr>
-        <w:pStyle w:val="Normal"/>
-        <w:bidi w:val="0"/>
-        <w:jc w:val="start"/>
-        <w:rPr>
-          <w:rFonts w:ascii="Hack" w:hAnsi="Hack"/>
-          <w:sz w:val="24"/>
-          <w:szCs w:val="24"/>
-        </w:rPr>
-      </w:pPr>
-      <w:r>
-        <w:rPr>
-          <w:rFonts w:ascii="Hack" w:hAnsi="Hack"/>
-          <w:sz w:val="24"/>
-          <w:szCs w:val="24"/>
-        </w:rPr>
-      </w:r>
-    </w:p>
-    <w:p>
-      <w:pPr>
-        <w:pStyle w:val="Normal"/>
-        <w:bidi w:val="0"/>
-        <w:jc w:val="start"/>
-        <w:rPr>
-          <w:rFonts w:ascii="Hack" w:hAnsi="Hack"/>
-          <w:sz w:val="24"/>
-          <w:szCs w:val="24"/>
-        </w:rPr>
-      </w:pPr>
-      <w:r>
-        <w:rPr>
-          <w:rFonts w:ascii="Hack" w:hAnsi="Hack"/>
-          <w:sz w:val="24"/>
-          <w:szCs w:val="24"/>
-        </w:rPr>
-      </w:r>
-    </w:p>
-    <w:p>
-      <w:pPr>
-        <w:pStyle w:val="Normal"/>
-        <w:bidi w:val="0"/>
-        <w:jc w:val="start"/>
-        <w:rPr>
-          <w:rFonts w:ascii="Hack" w:hAnsi="Hack"/>
-          <w:sz w:val="24"/>
-          <w:szCs w:val="24"/>
-        </w:rPr>
-      </w:pPr>
-      <w:r>
-        <w:rPr>
-          <w:rFonts w:ascii="Hack" w:hAnsi="Hack"/>
-          <w:sz w:val="24"/>
-          <w:szCs w:val="24"/>
-        </w:rPr>
-      </w:r>
-    </w:p>
-    <w:p>
-      <w:pPr>
-        <w:pStyle w:val="Normal"/>
-        <w:bidi w:val="0"/>
-        <w:jc w:val="start"/>
-        <w:rPr>
-          <w:rFonts w:ascii="Hack" w:hAnsi="Hack"/>
-          <w:sz w:val="24"/>
-          <w:szCs w:val="24"/>
-        </w:rPr>
-      </w:pPr>
-      <w:r>
-        <w:rPr>
-          <w:rFonts w:ascii="Hack" w:hAnsi="Hack"/>
-          <w:sz w:val="24"/>
-          <w:szCs w:val="24"/>
-        </w:rPr>
-      </w:r>
-    </w:p>
-    <w:p>
-      <w:pPr>
-        <w:pStyle w:val="Normal"/>
-        <w:bidi w:val="0"/>
-        <w:jc w:val="start"/>
-        <w:rPr>
-          <w:rFonts w:ascii="Hack" w:hAnsi="Hack"/>
-          <w:sz w:val="24"/>
-          <w:szCs w:val="24"/>
-        </w:rPr>
-      </w:pPr>
-      <w:r>
-        <w:rPr>
-          <w:rFonts w:ascii="Hack" w:hAnsi="Hack"/>
-          <w:sz w:val="24"/>
-          <w:szCs w:val="24"/>
-        </w:rPr>
-      </w:r>
-    </w:p>
-    <w:p>
-      <w:pPr>
-        <w:pStyle w:val="Normal"/>
-        <w:bidi w:val="0"/>
-        <w:jc w:val="start"/>
-        <w:rPr>
-          <w:rFonts w:ascii="Hack" w:hAnsi="Hack"/>
-        </w:rPr>
-      </w:pPr>
-      <w:r>
-        <w:rPr>
-          <w:rFonts w:ascii="Hack" w:hAnsi="Hack"/>
+          <w:sz w:val="24"/>
+          <w:szCs w:val="24"/>
+        </w:rPr>
+      </w:r>
+    </w:p>
+    <w:p>
+      <w:pPr>
+        <w:pStyle w:val="Normal"/>
+        <w:bidi w:val="0"/>
+        <w:jc w:val="start"/>
+        <w:rPr>
+          <w:rFonts w:ascii="Hack" w:hAnsi="Hack"/>
+        </w:rPr>
+      </w:pPr>
+      <w:r>
+        <w:rPr>
           <w:sz w:val="24"/>
           <w:szCs w:val="24"/>
         </w:rPr>
@@ -5438,7 +5476,6 @@
       </w:r>
       <w:r>
         <w:rPr>
-          <w:rFonts w:ascii="Hack" w:hAnsi="Hack"/>
           <w:b/>
           <w:bCs/>
           <w:sz w:val="24"/>
@@ -5448,7 +5485,6 @@
       </w:r>
       <w:r>
         <w:rPr>
-          <w:rFonts w:ascii="Hack" w:hAnsi="Hack"/>
           <w:sz w:val="24"/>
           <w:szCs w:val="24"/>
         </w:rPr>
@@ -5456,7 +5492,6 @@
       </w:r>
       <w:r>
         <w:rPr>
-          <w:rFonts w:ascii="Hack" w:hAnsi="Hack"/>
           <w:b/>
           <w:bCs/>
           <w:sz w:val="24"/>
@@ -5466,7 +5501,6 @@
       </w:r>
       <w:r>
         <w:rPr>
-          <w:rFonts w:ascii="Hack" w:hAnsi="Hack"/>
           <w:sz w:val="24"/>
           <w:szCs w:val="24"/>
         </w:rPr>
@@ -5474,7 +5508,6 @@
       </w:r>
       <w:r>
         <w:rPr>
-          <w:rFonts w:ascii="Hack" w:hAnsi="Hack"/>
           <w:b/>
           <w:bCs/>
           <w:sz w:val="24"/>
@@ -5484,7 +5517,6 @@
       </w:r>
       <w:r>
         <w:rPr>
-          <w:rFonts w:ascii="Hack" w:hAnsi="Hack"/>
           <w:sz w:val="24"/>
           <w:szCs w:val="24"/>
         </w:rPr>
@@ -5504,26 +5536,42 @@
       </w:pPr>
       <w:r>
         <w:rPr>
-          <w:rFonts w:ascii="Hack" w:hAnsi="Hack"/>
-          <w:sz w:val="24"/>
-          <w:szCs w:val="24"/>
-        </w:rPr>
-      </w:r>
-    </w:p>
-    <w:p>
-      <w:pPr>
-        <w:pStyle w:val="Normal"/>
-        <w:bidi w:val="0"/>
-        <w:jc w:val="start"/>
-        <w:rPr>
-          <w:rFonts w:ascii="Hack" w:hAnsi="Hack"/>
-          <w:sz w:val="24"/>
-          <w:szCs w:val="24"/>
-        </w:rPr>
-      </w:pPr>
-      <w:r>
-        <w:rPr>
-          <w:rFonts w:ascii="Hack" w:hAnsi="Hack"/>
+          <w:sz w:val="24"/>
+          <w:szCs w:val="24"/>
+        </w:rPr>
+      </w:r>
+    </w:p>
+    <w:p>
+      <w:pPr>
+        <w:pStyle w:val="Normal"/>
+        <w:bidi w:val="0"/>
+        <w:jc w:val="start"/>
+        <w:rPr>
+          <w:rFonts w:ascii="Hack" w:hAnsi="Hack"/>
+          <w:sz w:val="24"/>
+          <w:szCs w:val="24"/>
+        </w:rPr>
+      </w:pPr>
+      <w:r>
+        <w:rPr>
+          <w:sz w:val="24"/>
+          <w:szCs w:val="24"/>
+        </w:rPr>
+      </w:r>
+    </w:p>
+    <w:p>
+      <w:pPr>
+        <w:pStyle w:val="Normal"/>
+        <w:bidi w:val="0"/>
+        <w:jc w:val="start"/>
+        <w:rPr>
+          <w:rFonts w:ascii="Hack" w:hAnsi="Hack"/>
+          <w:sz w:val="24"/>
+          <w:szCs w:val="24"/>
+        </w:rPr>
+      </w:pPr>
+      <w:r>
+        <w:rPr>
           <w:sz w:val="24"/>
           <w:szCs w:val="24"/>
         </w:rPr>
@@ -5531,10 +5579,10 @@
           <wp:anchor behindDoc="0" distT="0" distB="0" distL="0" distR="0" simplePos="0" locked="0" layoutInCell="0" allowOverlap="1" relativeHeight="4">
             <wp:simplePos x="0" y="0"/>
             <wp:positionH relativeFrom="column">
-              <wp:align>center</wp:align>
+              <wp:posOffset>0</wp:posOffset>
             </wp:positionH>
             <wp:positionV relativeFrom="paragraph">
-              <wp:posOffset>635</wp:posOffset>
+              <wp:posOffset>66675</wp:posOffset>
             </wp:positionV>
             <wp:extent cx="6120130" cy="1269365"/>
             <wp:effectExtent l="0" t="0" r="0" b="0"/>
@@ -5580,19 +5628,47 @@
         <w:pStyle w:val="Normal"/>
         <w:bidi w:val="0"/>
         <w:jc w:val="start"/>
-        <w:rPr/>
-      </w:pPr>
-      <w:r>
-        <w:rPr>
-          <w:rFonts w:ascii="Hack" w:hAnsi="Hack"/>
-        </w:rPr>
+        <w:rPr>
+          <w:rFonts w:ascii="Hack" w:hAnsi="Hack"/>
+          <w:sz w:val="24"/>
+          <w:szCs w:val="24"/>
+        </w:rPr>
+      </w:pPr>
+      <w:r>
+        <w:rPr>
+          <w:sz w:val="24"/>
+          <w:szCs w:val="24"/>
+        </w:rPr>
+      </w:r>
+    </w:p>
+    <w:p>
+      <w:pPr>
+        <w:pStyle w:val="Normal"/>
+        <w:bidi w:val="0"/>
+        <w:jc w:val="start"/>
+        <w:rPr>
+          <w:rFonts w:ascii="Hack" w:hAnsi="Hack"/>
+        </w:rPr>
+      </w:pPr>
+      <w:r>
+        <w:rPr/>
+      </w:r>
+    </w:p>
+    <w:p>
+      <w:pPr>
+        <w:pStyle w:val="Normal"/>
+        <w:bidi w:val="0"/>
+        <w:jc w:val="start"/>
+        <w:rPr/>
+      </w:pPr>
+      <w:r>
+        <w:rPr/>
         <w:t xml:space="preserve">In this demo, will use </w:t>
       </w:r>
       <w:hyperlink r:id="rId23">
         <w:r>
           <w:rPr>
             <w:rStyle w:val="Hyperlink"/>
-            <w:rFonts w:ascii="Hack" w:hAnsi="Hack"/>
             <w:b/>
             <w:bCs/>
             <w:color w:val="000000"/>
@@ -5601,51 +5677,40 @@
         </w:r>
       </w:hyperlink>
       <w:r>
-        <w:rPr>
-          <w:rFonts w:ascii="Hack" w:hAnsi="Hack"/>
-        </w:rPr>
+        <w:rPr/>
         <w:t xml:space="preserve"> challenge. Download the message.txt file to view the cipher text. Using the </w:t>
       </w:r>
       <w:r>
         <w:rPr>
-          <w:rFonts w:ascii="Hack" w:hAnsi="Hack"/>
           <w:b/>
           <w:bCs/>
         </w:rPr>
         <w:t>Search</w:t>
       </w:r>
       <w:r>
-        <w:rPr>
-          <w:rFonts w:ascii="Hack" w:hAnsi="Hack"/>
-        </w:rPr>
+        <w:rPr/>
         <w:t xml:space="preserve"> option, type sub and </w:t>
       </w:r>
       <w:r>
         <w:rPr>
-          <w:rFonts w:ascii="Hack" w:hAnsi="Hack"/>
           <w:b/>
           <w:bCs/>
         </w:rPr>
         <w:t>Filter</w:t>
       </w:r>
       <w:r>
-        <w:rPr>
-          <w:rFonts w:ascii="Hack" w:hAnsi="Hack"/>
-        </w:rPr>
+        <w:rPr/>
         <w:t xml:space="preserve"> by the </w:t>
       </w:r>
       <w:r>
         <w:rPr>
-          <w:rFonts w:ascii="Hack" w:hAnsi="Hack"/>
           <w:b/>
           <w:bCs/>
         </w:rPr>
         <w:t>CTF</w:t>
       </w:r>
       <w:r>
-        <w:rPr>
-          <w:rFonts w:ascii="Hack" w:hAnsi="Hack"/>
-        </w:rPr>
+        <w:rPr/>
         <w:t xml:space="preserve"> category.</w:t>
       </w:r>
     </w:p>
@@ -5662,26 +5727,24 @@
       </w:pPr>
       <w:r>
         <w:rPr>
-          <w:rFonts w:ascii="Hack" w:hAnsi="Hack"/>
-          <w:sz w:val="24"/>
-          <w:szCs w:val="24"/>
-        </w:rPr>
-      </w:r>
-    </w:p>
-    <w:p>
-      <w:pPr>
-        <w:pStyle w:val="Normal"/>
-        <w:bidi w:val="0"/>
-        <w:jc w:val="start"/>
-        <w:rPr>
-          <w:rFonts w:ascii="Hack" w:hAnsi="Hack"/>
-          <w:sz w:val="24"/>
-          <w:szCs w:val="24"/>
-        </w:rPr>
-      </w:pPr>
-      <w:r>
-        <w:rPr>
-          <w:rFonts w:ascii="Hack" w:hAnsi="Hack"/>
+          <w:sz w:val="24"/>
+          <w:szCs w:val="24"/>
+        </w:rPr>
+      </w:r>
+    </w:p>
+    <w:p>
+      <w:pPr>
+        <w:pStyle w:val="Normal"/>
+        <w:bidi w:val="0"/>
+        <w:jc w:val="start"/>
+        <w:rPr>
+          <w:rFonts w:ascii="Hack" w:hAnsi="Hack"/>
+          <w:sz w:val="24"/>
+          <w:szCs w:val="24"/>
+        </w:rPr>
+      </w:pPr>
+      <w:r>
+        <w:rPr>
           <w:sz w:val="24"/>
           <w:szCs w:val="24"/>
         </w:rPr>
@@ -5689,12 +5752,12 @@
           <wp:anchor behindDoc="0" distT="0" distB="0" distL="0" distR="0" simplePos="0" locked="0" layoutInCell="0" allowOverlap="1" relativeHeight="24">
             <wp:simplePos x="0" y="0"/>
             <wp:positionH relativeFrom="column">
-              <wp:align>center</wp:align>
+              <wp:posOffset>52070</wp:posOffset>
             </wp:positionH>
             <wp:positionV relativeFrom="paragraph">
-              <wp:posOffset>635</wp:posOffset>
+              <wp:posOffset>95250</wp:posOffset>
             </wp:positionV>
-            <wp:extent cx="6120130" cy="2080895"/>
+            <wp:extent cx="6120130" cy="2566035"/>
             <wp:effectExtent l="0" t="0" r="0" b="0"/>
             <wp:wrapSquare wrapText="largest"/>
             <wp:docPr id="19" name="Image17" descr="" title=""/>
@@ -5719,7 +5782,7 @@
                   <pic:spPr bwMode="auto">
                     <a:xfrm>
                       <a:off x="0" y="0"/>
-                      <a:ext cx="6120130" cy="2080895"/>
+                      <a:ext cx="6120130" cy="2566035"/>
                     </a:xfrm>
                     <a:prstGeom prst="rect">
                       <a:avLst/>
@@ -5740,239 +5803,106 @@
         <w:jc w:val="start"/>
         <w:rPr>
           <w:rFonts w:ascii="Hack" w:hAnsi="Hack"/>
-          <w:sz w:val="24"/>
-          <w:szCs w:val="24"/>
-        </w:rPr>
-      </w:pPr>
-      <w:r>
-        <w:rPr>
-          <w:rFonts w:ascii="Hack" w:hAnsi="Hack"/>
-          <w:sz w:val="24"/>
-          <w:szCs w:val="24"/>
-        </w:rPr>
-      </w:r>
-    </w:p>
-    <w:p>
-      <w:pPr>
-        <w:pStyle w:val="Normal"/>
-        <w:bidi w:val="0"/>
-        <w:jc w:val="start"/>
-        <w:rPr>
-          <w:rFonts w:ascii="Hack" w:hAnsi="Hack"/>
-          <w:sz w:val="24"/>
-          <w:szCs w:val="24"/>
-        </w:rPr>
-      </w:pPr>
-      <w:r>
-        <w:rPr>
-          <w:rFonts w:ascii="Hack" w:hAnsi="Hack"/>
-          <w:sz w:val="24"/>
-          <w:szCs w:val="24"/>
-        </w:rPr>
-      </w:r>
-    </w:p>
-    <w:p>
-      <w:pPr>
-        <w:pStyle w:val="Normal"/>
-        <w:bidi w:val="0"/>
-        <w:jc w:val="start"/>
-        <w:rPr>
-          <w:rFonts w:ascii="Hack" w:hAnsi="Hack"/>
-          <w:sz w:val="24"/>
-          <w:szCs w:val="24"/>
-        </w:rPr>
-      </w:pPr>
-      <w:r>
-        <w:rPr>
-          <w:rFonts w:ascii="Hack" w:hAnsi="Hack"/>
-          <w:sz w:val="24"/>
-          <w:szCs w:val="24"/>
-        </w:rPr>
-      </w:r>
-    </w:p>
-    <w:p>
-      <w:pPr>
-        <w:pStyle w:val="Normal"/>
-        <w:bidi w:val="0"/>
-        <w:jc w:val="start"/>
-        <w:rPr>
-          <w:rFonts w:ascii="Hack" w:hAnsi="Hack"/>
-          <w:sz w:val="24"/>
-          <w:szCs w:val="24"/>
-        </w:rPr>
-      </w:pPr>
-      <w:r>
-        <w:rPr>
-          <w:rFonts w:ascii="Hack" w:hAnsi="Hack"/>
-          <w:sz w:val="24"/>
-          <w:szCs w:val="24"/>
-        </w:rPr>
-      </w:r>
-    </w:p>
-    <w:p>
-      <w:pPr>
-        <w:pStyle w:val="Normal"/>
-        <w:bidi w:val="0"/>
-        <w:jc w:val="start"/>
-        <w:rPr>
-          <w:rFonts w:ascii="Hack" w:hAnsi="Hack"/>
-          <w:sz w:val="24"/>
-          <w:szCs w:val="24"/>
-        </w:rPr>
-      </w:pPr>
-      <w:r>
-        <w:rPr>
-          <w:rFonts w:ascii="Hack" w:hAnsi="Hack"/>
-          <w:sz w:val="24"/>
-          <w:szCs w:val="24"/>
-        </w:rPr>
-      </w:r>
-    </w:p>
-    <w:p>
-      <w:pPr>
-        <w:pStyle w:val="Normal"/>
-        <w:bidi w:val="0"/>
-        <w:jc w:val="start"/>
-        <w:rPr>
-          <w:rFonts w:ascii="Hack" w:hAnsi="Hack"/>
-          <w:sz w:val="24"/>
-          <w:szCs w:val="24"/>
-        </w:rPr>
-      </w:pPr>
-      <w:r>
-        <w:rPr>
-          <w:rFonts w:ascii="Hack" w:hAnsi="Hack"/>
-          <w:sz w:val="24"/>
-          <w:szCs w:val="24"/>
-        </w:rPr>
-      </w:r>
-    </w:p>
-    <w:p>
-      <w:pPr>
-        <w:pStyle w:val="Normal"/>
-        <w:bidi w:val="0"/>
-        <w:jc w:val="start"/>
-        <w:rPr>
-          <w:rFonts w:ascii="Hack" w:hAnsi="Hack"/>
-          <w:sz w:val="24"/>
-          <w:szCs w:val="24"/>
-        </w:rPr>
-      </w:pPr>
-      <w:r>
-        <w:rPr>
-          <w:rFonts w:ascii="Hack" w:hAnsi="Hack"/>
-          <w:sz w:val="24"/>
-          <w:szCs w:val="24"/>
-        </w:rPr>
-      </w:r>
-    </w:p>
-    <w:p>
-      <w:pPr>
-        <w:pStyle w:val="Normal"/>
-        <w:bidi w:val="0"/>
-        <w:jc w:val="start"/>
-        <w:rPr>
-          <w:rFonts w:ascii="Hack" w:hAnsi="Hack"/>
-          <w:sz w:val="24"/>
-          <w:szCs w:val="24"/>
-        </w:rPr>
-      </w:pPr>
-      <w:r>
-        <w:rPr>
-          <w:rFonts w:ascii="Hack" w:hAnsi="Hack"/>
-          <w:sz w:val="24"/>
-          <w:szCs w:val="24"/>
-        </w:rPr>
-      </w:r>
-    </w:p>
-    <w:p>
-      <w:pPr>
-        <w:pStyle w:val="Normal"/>
-        <w:bidi w:val="0"/>
-        <w:jc w:val="start"/>
-        <w:rPr>
-          <w:rFonts w:ascii="Hack" w:hAnsi="Hack"/>
-          <w:sz w:val="24"/>
-          <w:szCs w:val="24"/>
-        </w:rPr>
-      </w:pPr>
-      <w:r>
-        <w:rPr>
-          <w:rFonts w:ascii="Hack" w:hAnsi="Hack"/>
-          <w:sz w:val="24"/>
-          <w:szCs w:val="24"/>
-        </w:rPr>
-      </w:r>
-    </w:p>
-    <w:p>
-      <w:pPr>
-        <w:pStyle w:val="Normal"/>
-        <w:bidi w:val="0"/>
-        <w:jc w:val="start"/>
-        <w:rPr>
-          <w:rFonts w:ascii="Hack" w:hAnsi="Hack"/>
-        </w:rPr>
-      </w:pPr>
-      <w:r>
-        <w:rPr>
-          <w:rFonts w:ascii="Hack" w:hAnsi="Hack"/>
-        </w:rPr>
+        </w:rPr>
+      </w:pPr>
+      <w:r>
+        <w:rPr/>
+      </w:r>
+    </w:p>
+    <w:p>
+      <w:pPr>
+        <w:pStyle w:val="Normal"/>
+        <w:bidi w:val="0"/>
+        <w:jc w:val="start"/>
+        <w:rPr>
+          <w:rFonts w:ascii="Hack" w:hAnsi="Hack"/>
+        </w:rPr>
+      </w:pPr>
+      <w:r>
+        <w:rPr/>
+      </w:r>
+    </w:p>
+    <w:p>
+      <w:pPr>
+        <w:pStyle w:val="Normal"/>
+        <w:bidi w:val="0"/>
+        <w:jc w:val="start"/>
+        <w:rPr>
+          <w:rFonts w:ascii="Hack" w:hAnsi="Hack"/>
+        </w:rPr>
+      </w:pPr>
+      <w:r>
+        <w:rPr/>
+      </w:r>
+    </w:p>
+    <w:p>
+      <w:pPr>
+        <w:pStyle w:val="Normal"/>
+        <w:bidi w:val="0"/>
+        <w:jc w:val="start"/>
+        <w:rPr>
+          <w:rFonts w:ascii="Hack" w:hAnsi="Hack"/>
+        </w:rPr>
+      </w:pPr>
+      <w:r>
+        <w:rPr/>
+      </w:r>
+    </w:p>
+    <w:p>
+      <w:pPr>
+        <w:pStyle w:val="Normal"/>
+        <w:bidi w:val="0"/>
+        <w:jc w:val="start"/>
+        <w:rPr>
+          <w:rFonts w:ascii="Hack" w:hAnsi="Hack"/>
+        </w:rPr>
+      </w:pPr>
+      <w:r>
+        <w:rPr/>
         <w:t xml:space="preserve">Select </w:t>
       </w:r>
       <w:r>
         <w:rPr>
-          <w:rFonts w:ascii="Hack" w:hAnsi="Hack"/>
           <w:b/>
           <w:bCs/>
         </w:rPr>
         <w:t>Substitution Cipher</w:t>
       </w:r>
       <w:r>
-        <w:rPr>
-          <w:rFonts w:ascii="Hack" w:hAnsi="Hack"/>
-        </w:rPr>
+        <w:rPr/>
         <w:t xml:space="preserve"> and then </w:t>
       </w:r>
       <w:r>
         <w:rPr>
-          <w:rFonts w:ascii="Hack" w:hAnsi="Hack"/>
           <w:b/>
           <w:bCs/>
         </w:rPr>
         <w:t>Frequency Analysis</w:t>
       </w:r>
       <w:r>
-        <w:rPr>
-          <w:rFonts w:ascii="Hack" w:hAnsi="Hack"/>
-        </w:rPr>
+        <w:rPr/>
         <w:t xml:space="preserve">. Unlike the wordlist option, quadgrams are not common, use we provide a default </w:t>
       </w:r>
       <w:r>
         <w:rPr>
-          <w:rFonts w:ascii="Hack" w:hAnsi="Hack"/>
           <w:b/>
           <w:bCs/>
         </w:rPr>
         <w:t>json</w:t>
       </w:r>
       <w:r>
-        <w:rPr>
-          <w:rFonts w:ascii="Hack" w:hAnsi="Hack"/>
-        </w:rPr>
+        <w:rPr/>
         <w:t xml:space="preserve"> file that you can use. Paste the cipher text and press </w:t>
       </w:r>
       <w:r>
         <w:rPr>
-          <w:rFonts w:ascii="Hack" w:hAnsi="Hack"/>
           <w:b/>
           <w:bCs/>
         </w:rPr>
         <w:t>Break Cipher</w:t>
       </w:r>
       <w:r>
-        <w:rPr>
-          <w:rFonts w:ascii="Hack" w:hAnsi="Hack"/>
-        </w:rPr>
+        <w:rPr/>
         <w:t>.</w:t>
       </w:r>
     </w:p>
@@ -5989,26 +5919,24 @@
       </w:pPr>
       <w:r>
         <w:rPr>
-          <w:rFonts w:ascii="Hack" w:hAnsi="Hack"/>
-          <w:sz w:val="24"/>
-          <w:szCs w:val="24"/>
-        </w:rPr>
-      </w:r>
-    </w:p>
-    <w:p>
-      <w:pPr>
-        <w:pStyle w:val="Normal"/>
-        <w:bidi w:val="0"/>
-        <w:jc w:val="start"/>
-        <w:rPr>
-          <w:rFonts w:ascii="Hack" w:hAnsi="Hack"/>
-          <w:sz w:val="24"/>
-          <w:szCs w:val="24"/>
-        </w:rPr>
-      </w:pPr>
-      <w:r>
-        <w:rPr>
-          <w:rFonts w:ascii="Hack" w:hAnsi="Hack"/>
+          <w:sz w:val="24"/>
+          <w:szCs w:val="24"/>
+        </w:rPr>
+      </w:r>
+    </w:p>
+    <w:p>
+      <w:pPr>
+        <w:pStyle w:val="Normal"/>
+        <w:bidi w:val="0"/>
+        <w:jc w:val="start"/>
+        <w:rPr>
+          <w:rFonts w:ascii="Hack" w:hAnsi="Hack"/>
+          <w:sz w:val="24"/>
+          <w:szCs w:val="24"/>
+        </w:rPr>
+      </w:pPr>
+      <w:r>
+        <w:rPr>
           <w:sz w:val="24"/>
           <w:szCs w:val="24"/>
         </w:rPr>
@@ -6016,12 +5944,12 @@
           <wp:anchor behindDoc="0" distT="0" distB="0" distL="0" distR="0" simplePos="0" locked="0" layoutInCell="0" allowOverlap="1" relativeHeight="25">
             <wp:simplePos x="0" y="0"/>
             <wp:positionH relativeFrom="column">
-              <wp:align>center</wp:align>
+              <wp:posOffset>43815</wp:posOffset>
             </wp:positionH>
             <wp:positionV relativeFrom="paragraph">
-              <wp:posOffset>635</wp:posOffset>
+              <wp:posOffset>-86995</wp:posOffset>
             </wp:positionV>
-            <wp:extent cx="6120130" cy="3079115"/>
+            <wp:extent cx="6120130" cy="3491865"/>
             <wp:effectExtent l="0" t="0" r="0" b="0"/>
             <wp:wrapSquare wrapText="largest"/>
             <wp:docPr id="20" name="Image18" descr="" title=""/>
@@ -6046,7 +5974,7 @@
                   <pic:spPr bwMode="auto">
                     <a:xfrm>
                       <a:off x="0" y="0"/>
-                      <a:ext cx="6120130" cy="3079115"/>
+                      <a:ext cx="6120130" cy="3491865"/>
                     </a:xfrm>
                     <a:prstGeom prst="rect">
                       <a:avLst/>
@@ -6067,36 +5995,14 @@
         <w:jc w:val="start"/>
         <w:rPr>
           <w:rFonts w:ascii="Hack" w:hAnsi="Hack"/>
-          <w:sz w:val="24"/>
-          <w:szCs w:val="24"/>
-        </w:rPr>
-      </w:pPr>
-      <w:r>
-        <w:rPr>
-          <w:rFonts w:ascii="Hack" w:hAnsi="Hack"/>
-          <w:sz w:val="24"/>
-          <w:szCs w:val="24"/>
-        </w:rPr>
-      </w:r>
-    </w:p>
-    <w:p>
-      <w:pPr>
-        <w:pStyle w:val="Normal"/>
-        <w:bidi w:val="0"/>
-        <w:jc w:val="start"/>
-        <w:rPr>
-          <w:rFonts w:ascii="Hack" w:hAnsi="Hack"/>
-        </w:rPr>
-      </w:pPr>
-      <w:r>
-        <w:rPr>
-          <w:rFonts w:ascii="Hack" w:hAnsi="Hack"/>
-        </w:rPr>
+        </w:rPr>
+      </w:pPr>
+      <w:r>
+        <w:rPr/>
         <w:t xml:space="preserve">There we go, we have our </w:t>
       </w:r>
       <w:r>
         <w:rPr>
-          <w:rFonts w:ascii="Hack" w:hAnsi="Hack"/>
           <w:b/>
           <w:bCs/>
         </w:rPr>
@@ -6116,26 +6022,6 @@
       </w:pPr>
       <w:r>
         <w:rPr>
-          <w:rFonts w:ascii="Hack" w:hAnsi="Hack"/>
-          <w:sz w:val="24"/>
-          <w:szCs w:val="24"/>
-        </w:rPr>
-      </w:r>
-    </w:p>
-    <w:p>
-      <w:pPr>
-        <w:pStyle w:val="Normal"/>
-        <w:bidi w:val="0"/>
-        <w:jc w:val="start"/>
-        <w:rPr>
-          <w:rFonts w:ascii="Hack" w:hAnsi="Hack"/>
-          <w:sz w:val="24"/>
-          <w:szCs w:val="24"/>
-        </w:rPr>
-      </w:pPr>
-      <w:r>
-        <w:rPr>
-          <w:rFonts w:ascii="Hack" w:hAnsi="Hack"/>
           <w:sz w:val="24"/>
           <w:szCs w:val="24"/>
         </w:rPr>
@@ -6143,12 +6029,12 @@
           <wp:anchor behindDoc="0" distT="0" distB="0" distL="0" distR="0" simplePos="0" locked="0" layoutInCell="0" allowOverlap="1" relativeHeight="26">
             <wp:simplePos x="0" y="0"/>
             <wp:positionH relativeFrom="column">
-              <wp:align>center</wp:align>
+              <wp:posOffset>43180</wp:posOffset>
             </wp:positionH>
             <wp:positionV relativeFrom="paragraph">
-              <wp:posOffset>635</wp:posOffset>
+              <wp:posOffset>186055</wp:posOffset>
             </wp:positionV>
-            <wp:extent cx="6120130" cy="3066415"/>
+            <wp:extent cx="6120130" cy="3226435"/>
             <wp:effectExtent l="0" t="0" r="0" b="0"/>
             <wp:wrapSquare wrapText="largest"/>
             <wp:docPr id="21" name="Image19" descr="" title=""/>
@@ -6173,7 +6059,7 @@
                   <pic:spPr bwMode="auto">
                     <a:xfrm>
                       <a:off x="0" y="0"/>
-                      <a:ext cx="6120130" cy="3066415"/>
+                      <a:ext cx="6120130" cy="3226435"/>
                     </a:xfrm>
                     <a:prstGeom prst="rect">
                       <a:avLst/>
@@ -6200,81 +6086,66 @@
       </w:pPr>
       <w:r>
         <w:rPr>
-          <w:rFonts w:ascii="Hack" w:hAnsi="Hack"/>
-          <w:sz w:val="24"/>
-          <w:szCs w:val="24"/>
-        </w:rPr>
-      </w:r>
-    </w:p>
-    <w:p>
-      <w:pPr>
-        <w:pStyle w:val="Normal"/>
-        <w:bidi w:val="0"/>
-        <w:jc w:val="start"/>
-        <w:rPr>
-          <w:rFonts w:ascii="Hack" w:hAnsi="Hack"/>
-        </w:rPr>
-      </w:pPr>
-      <w:r>
-        <w:rPr>
-          <w:rFonts w:ascii="Hack" w:hAnsi="Hack"/>
-        </w:rPr>
+          <w:sz w:val="24"/>
+          <w:szCs w:val="24"/>
+        </w:rPr>
+      </w:r>
+    </w:p>
+    <w:p>
+      <w:pPr>
+        <w:pStyle w:val="Normal"/>
+        <w:bidi w:val="0"/>
+        <w:jc w:val="start"/>
+        <w:rPr>
+          <w:rFonts w:ascii="Hack" w:hAnsi="Hack"/>
+        </w:rPr>
+      </w:pPr>
+      <w:r>
+        <w:rPr/>
         <w:t xml:space="preserve">Similary to the Wordlist Settings, we can also </w:t>
       </w:r>
       <w:r>
         <w:rPr>
-          <w:rFonts w:ascii="Hack" w:hAnsi="Hack"/>
           <w:b/>
           <w:bCs/>
         </w:rPr>
         <w:t>configure</w:t>
       </w:r>
       <w:r>
-        <w:rPr>
-          <w:rFonts w:ascii="Hack" w:hAnsi="Hack"/>
-        </w:rPr>
+        <w:rPr/>
         <w:t xml:space="preserve"> a </w:t>
       </w:r>
       <w:r>
         <w:rPr>
-          <w:rFonts w:ascii="Hack" w:hAnsi="Hack"/>
           <w:b/>
           <w:bCs/>
         </w:rPr>
         <w:t>custom</w:t>
       </w:r>
       <w:r>
-        <w:rPr>
-          <w:rFonts w:ascii="Hack" w:hAnsi="Hack"/>
-        </w:rPr>
+        <w:rPr/>
         <w:t xml:space="preserve"> quadgram json file. First, switch from </w:t>
       </w:r>
       <w:r>
         <w:rPr>
-          <w:rFonts w:ascii="Hack" w:hAnsi="Hack"/>
           <w:b/>
           <w:bCs/>
         </w:rPr>
         <w:t>Default (EN.json)</w:t>
       </w:r>
       <w:r>
-        <w:rPr>
-          <w:rFonts w:ascii="Hack" w:hAnsi="Hack"/>
-        </w:rPr>
+        <w:rPr/>
         <w:t xml:space="preserve"> to </w:t>
       </w:r>
       <w:r>
         <w:rPr>
-          <w:rFonts w:ascii="Hack" w:hAnsi="Hack"/>
           <w:b/>
           <w:bCs/>
         </w:rPr>
         <w:t>Custom Json</w:t>
       </w:r>
       <w:r>
-        <w:rPr>
-          <w:rFonts w:ascii="Hack" w:hAnsi="Hack"/>
-        </w:rPr>
+        <w:rPr/>
         <w:t>.</w:t>
       </w:r>
     </w:p>
@@ -6289,33 +6160,19 @@
       </w:pPr>
       <w:r>
         <w:rPr>
-          <w:rFonts w:ascii="Hack" w:hAnsi="Hack"/>
-        </w:rPr>
-      </w:r>
-    </w:p>
-    <w:p>
-      <w:pPr>
-        <w:pStyle w:val="Normal"/>
-        <w:bidi w:val="0"/>
-        <w:jc w:val="start"/>
-        <w:rPr>
-          <w:rFonts w:ascii="Hack" w:hAnsi="Hack"/>
-        </w:rPr>
-      </w:pPr>
-      <w:r>
-        <w:rPr>
-          <w:rFonts w:ascii="Hack" w:hAnsi="Hack"/>
+          <w:sz w:val="24"/>
+          <w:szCs w:val="24"/>
         </w:rPr>
         <w:drawing>
           <wp:anchor behindDoc="0" distT="0" distB="0" distL="0" distR="0" simplePos="0" locked="0" layoutInCell="0" allowOverlap="1" relativeHeight="27">
             <wp:simplePos x="0" y="0"/>
             <wp:positionH relativeFrom="column">
-              <wp:align>center</wp:align>
+              <wp:posOffset>26035</wp:posOffset>
             </wp:positionH>
             <wp:positionV relativeFrom="paragraph">
-              <wp:posOffset>635</wp:posOffset>
+              <wp:posOffset>140970</wp:posOffset>
             </wp:positionV>
-            <wp:extent cx="6120130" cy="3044825"/>
+            <wp:extent cx="6120130" cy="3186430"/>
             <wp:effectExtent l="0" t="0" r="0" b="0"/>
             <wp:wrapSquare wrapText="largest"/>
             <wp:docPr id="22" name="Image20" descr="" title=""/>
@@ -6340,7 +6197,7 @@
                   <pic:spPr bwMode="auto">
                     <a:xfrm>
                       <a:off x="0" y="0"/>
-                      <a:ext cx="6120130" cy="3044825"/>
+                      <a:ext cx="6120130" cy="3186430"/>
                     </a:xfrm>
                     <a:prstGeom prst="rect">
                       <a:avLst/>
@@ -6361,87 +6218,80 @@
         <w:jc w:val="start"/>
         <w:rPr>
           <w:rFonts w:ascii="Hack" w:hAnsi="Hack"/>
-          <w:sz w:val="24"/>
-          <w:szCs w:val="24"/>
-        </w:rPr>
-      </w:pPr>
-      <w:r>
-        <w:rPr>
-          <w:rFonts w:ascii="Hack" w:hAnsi="Hack"/>
-          <w:sz w:val="24"/>
-          <w:szCs w:val="24"/>
-        </w:rPr>
-      </w:r>
-    </w:p>
-    <w:p>
-      <w:pPr>
-        <w:pStyle w:val="Normal"/>
-        <w:bidi w:val="0"/>
-        <w:jc w:val="start"/>
-        <w:rPr>
-          <w:rFonts w:ascii="Hack" w:hAnsi="Hack"/>
-        </w:rPr>
-      </w:pPr>
-      <w:r>
-        <w:rPr>
-          <w:rFonts w:ascii="Hack" w:hAnsi="Hack"/>
-        </w:rPr>
+        </w:rPr>
+      </w:pPr>
+      <w:r>
+        <w:rPr/>
+      </w:r>
+    </w:p>
+    <w:p>
+      <w:pPr>
+        <w:pStyle w:val="Normal"/>
+        <w:bidi w:val="0"/>
+        <w:jc w:val="start"/>
+        <w:rPr>
+          <w:rFonts w:ascii="Hack" w:hAnsi="Hack"/>
+        </w:rPr>
+      </w:pPr>
+      <w:r>
+        <w:rPr/>
+      </w:r>
+    </w:p>
+    <w:p>
+      <w:pPr>
+        <w:pStyle w:val="Normal"/>
+        <w:bidi w:val="0"/>
+        <w:jc w:val="start"/>
+        <w:rPr>
+          <w:rFonts w:ascii="Hack" w:hAnsi="Hack"/>
+        </w:rPr>
+      </w:pPr>
+      <w:r>
+        <w:rPr/>
         <w:t xml:space="preserve">Under </w:t>
       </w:r>
       <w:r>
         <w:rPr>
-          <w:rFonts w:ascii="Hack" w:hAnsi="Hack"/>
           <w:b/>
           <w:bCs/>
         </w:rPr>
         <w:t>Config</w:t>
       </w:r>
       <w:r>
-        <w:rPr>
-          <w:rFonts w:ascii="Hack" w:hAnsi="Hack"/>
-        </w:rPr>
+        <w:rPr/>
         <w:t xml:space="preserve"> select </w:t>
       </w:r>
       <w:r>
         <w:rPr>
-          <w:rFonts w:ascii="Hack" w:hAnsi="Hack"/>
           <w:b/>
           <w:bCs/>
         </w:rPr>
         <w:t>Quadgram Settings</w:t>
       </w:r>
       <w:r>
-        <w:rPr>
-          <w:rFonts w:ascii="Hack" w:hAnsi="Hack"/>
-        </w:rPr>
+        <w:rPr/>
         <w:t xml:space="preserve"> then </w:t>
       </w:r>
       <w:r>
         <w:rPr>
-          <w:rFonts w:ascii="Hack" w:hAnsi="Hack"/>
           <w:b/>
           <w:bCs/>
         </w:rPr>
         <w:t>drag and drop</w:t>
       </w:r>
       <w:r>
-        <w:rPr>
-          <w:rFonts w:ascii="Hack" w:hAnsi="Hack"/>
-        </w:rPr>
+        <w:rPr/>
         <w:t xml:space="preserve"> your custom </w:t>
       </w:r>
       <w:r>
         <w:rPr>
-          <w:rFonts w:ascii="Hack" w:hAnsi="Hack"/>
           <w:b/>
           <w:bCs/>
         </w:rPr>
         <w:t>json</w:t>
       </w:r>
       <w:r>
-        <w:rPr>
-          <w:rFonts w:ascii="Hack" w:hAnsi="Hack"/>
-        </w:rPr>
+        <w:rPr/>
         <w:t xml:space="preserve"> file.</w:t>
       </w:r>
     </w:p>
@@ -6458,26 +6308,42 @@
       </w:pPr>
       <w:r>
         <w:rPr>
-          <w:rFonts w:ascii="Hack" w:hAnsi="Hack"/>
-          <w:sz w:val="24"/>
-          <w:szCs w:val="24"/>
-        </w:rPr>
-      </w:r>
-    </w:p>
-    <w:p>
-      <w:pPr>
-        <w:pStyle w:val="Normal"/>
-        <w:bidi w:val="0"/>
-        <w:jc w:val="start"/>
-        <w:rPr>
-          <w:rFonts w:ascii="Hack" w:hAnsi="Hack"/>
-          <w:sz w:val="24"/>
-          <w:szCs w:val="24"/>
-        </w:rPr>
-      </w:pPr>
-      <w:r>
-        <w:rPr>
-          <w:rFonts w:ascii="Hack" w:hAnsi="Hack"/>
+          <w:sz w:val="24"/>
+          <w:szCs w:val="24"/>
+        </w:rPr>
+      </w:r>
+    </w:p>
+    <w:p>
+      <w:pPr>
+        <w:pStyle w:val="Normal"/>
+        <w:bidi w:val="0"/>
+        <w:jc w:val="start"/>
+        <w:rPr>
+          <w:rFonts w:ascii="Hack" w:hAnsi="Hack"/>
+          <w:sz w:val="24"/>
+          <w:szCs w:val="24"/>
+        </w:rPr>
+      </w:pPr>
+      <w:r>
+        <w:rPr>
+          <w:sz w:val="24"/>
+          <w:szCs w:val="24"/>
+        </w:rPr>
+      </w:r>
+    </w:p>
+    <w:p>
+      <w:pPr>
+        <w:pStyle w:val="Normal"/>
+        <w:bidi w:val="0"/>
+        <w:jc w:val="start"/>
+        <w:rPr>
+          <w:rFonts w:ascii="Hack" w:hAnsi="Hack"/>
+          <w:sz w:val="24"/>
+          <w:szCs w:val="24"/>
+        </w:rPr>
+      </w:pPr>
+      <w:r>
+        <w:rPr>
           <w:sz w:val="24"/>
           <w:szCs w:val="24"/>
         </w:rPr>
@@ -6490,7 +6356,7 @@
             <wp:positionV relativeFrom="paragraph">
               <wp:posOffset>635</wp:posOffset>
             </wp:positionV>
-            <wp:extent cx="6120130" cy="1943100"/>
+            <wp:extent cx="6120130" cy="2530475"/>
             <wp:effectExtent l="0" t="0" r="0" b="0"/>
             <wp:wrapSquare wrapText="largest"/>
             <wp:docPr id="23" name="Image21" descr="" title=""/>
@@ -6515,7 +6381,7 @@
                   <pic:spPr bwMode="auto">
                     <a:xfrm>
                       <a:off x="0" y="0"/>
-                      <a:ext cx="6120130" cy="1943100"/>
+                      <a:ext cx="6120130" cy="2530475"/>
                     </a:xfrm>
                     <a:prstGeom prst="rect">
                       <a:avLst/>
@@ -6527,25 +6393,6 @@
             </a:graphic>
           </wp:anchor>
         </w:drawing>
-      </w:r>
-    </w:p>
-    <w:p>
-      <w:pPr>
-        <w:pStyle w:val="Normal"/>
-        <w:bidi w:val="0"/>
-        <w:jc w:val="start"/>
-        <w:rPr>
-          <w:rFonts w:ascii="Hack" w:hAnsi="Hack"/>
-          <w:sz w:val="24"/>
-          <w:szCs w:val="24"/>
-        </w:rPr>
-      </w:pPr>
-      <w:r>
-        <w:rPr>
-          <w:rFonts w:ascii="Hack" w:hAnsi="Hack"/>
-          <w:sz w:val="24"/>
-          <w:szCs w:val="24"/>
-        </w:rPr>
       </w:r>
     </w:p>
     <w:sectPr>
@@ -6596,28 +6443,14 @@
         <w:sz w:val="18"/>
         <w:szCs w:val="18"/>
       </w:rPr>
-      <w:t>sokonalysis v</w:t>
+      <w:t>sokonalysis v4.</w:t>
     </w:r>
     <w:r>
       <w:rPr>
         <w:sz w:val="18"/>
         <w:szCs w:val="18"/>
       </w:rPr>
-      <w:t>4</w:t>
-    </w:r>
-    <w:r>
-      <w:rPr>
-        <w:sz w:val="18"/>
-        <w:szCs w:val="18"/>
-      </w:rPr>
-      <w:t>.</w:t>
-    </w:r>
-    <w:r>
-      <w:rPr>
-        <w:sz w:val="18"/>
-        <w:szCs w:val="18"/>
-      </w:rPr>
-      <w:t>0</w:t>
+      <w:t>5</w:t>
     </w:r>
     <w:r>
       <w:rPr>
@@ -6648,28 +6481,14 @@
         <w:sz w:val="18"/>
         <w:szCs w:val="18"/>
       </w:rPr>
-      <w:t>sokonalysis v</w:t>
+      <w:t>sokonalysis v4.</w:t>
     </w:r>
     <w:r>
       <w:rPr>
         <w:sz w:val="18"/>
         <w:szCs w:val="18"/>
       </w:rPr>
-      <w:t>4</w:t>
-    </w:r>
-    <w:r>
-      <w:rPr>
-        <w:sz w:val="18"/>
-        <w:szCs w:val="18"/>
-      </w:rPr>
-      <w:t>.</w:t>
-    </w:r>
-    <w:r>
-      <w:rPr>
-        <w:sz w:val="18"/>
-        <w:szCs w:val="18"/>
-      </w:rPr>
-      <w:t>0</w:t>
+      <w:t>5</w:t>
     </w:r>
     <w:r>
       <w:rPr>
@@ -6697,125 +6516,6 @@
         </w:tabs>
         <w:ind w:start="0" w:hanging="0"/>
       </w:pPr>
-    </w:lvl>
-    <w:lvl w:ilvl="1">
-      <w:start w:val="1"/>
-      <w:numFmt w:val="none"/>
-      <w:suff w:val="nothing"/>
-      <w:lvlText w:val=""/>
-      <w:lvlJc w:val="start"/>
-      <w:pPr>
-        <w:tabs>
-          <w:tab w:val="num" w:pos="0"/>
-        </w:tabs>
-        <w:ind w:start="0" w:hanging="0"/>
-      </w:pPr>
-    </w:lvl>
-    <w:lvl w:ilvl="2">
-      <w:start w:val="1"/>
-      <w:numFmt w:val="none"/>
-      <w:suff w:val="nothing"/>
-      <w:lvlText w:val=""/>
-      <w:lvlJc w:val="start"/>
-      <w:pPr>
-        <w:tabs>
-          <w:tab w:val="num" w:pos="0"/>
-        </w:tabs>
-        <w:ind w:start="0" w:hanging="0"/>
-      </w:pPr>
-    </w:lvl>
-    <w:lvl w:ilvl="3">
-      <w:start w:val="1"/>
-      <w:numFmt w:val="none"/>
-      <w:suff w:val="nothing"/>
-      <w:lvlText w:val=""/>
-      <w:lvlJc w:val="start"/>
-      <w:pPr>
-        <w:tabs>
-          <w:tab w:val="num" w:pos="0"/>
-        </w:tabs>
-        <w:ind w:start="0" w:hanging="0"/>
-      </w:pPr>
-    </w:lvl>
-    <w:lvl w:ilvl="4">
-      <w:start w:val="1"/>
-      <w:numFmt w:val="none"/>
-      <w:suff w:val="nothing"/>
-      <w:lvlText w:val=""/>
-      <w:lvlJc w:val="start"/>
-      <w:pPr>
-        <w:tabs>
-          <w:tab w:val="num" w:pos="0"/>
-        </w:tabs>
-        <w:ind w:start="0" w:hanging="0"/>
-      </w:pPr>
-    </w:lvl>
-    <w:lvl w:ilvl="5">
-      <w:start w:val="1"/>
-      <w:numFmt w:val="none"/>
-      <w:suff w:val="nothing"/>
-      <w:lvlText w:val=""/>
-      <w:lvlJc w:val="start"/>
-      <w:pPr>
-        <w:tabs>
-          <w:tab w:val="num" w:pos="0"/>
-        </w:tabs>
-        <w:ind w:start="0" w:hanging="0"/>
-      </w:pPr>
-    </w:lvl>
-    <w:lvl w:ilvl="6">
-      <w:start w:val="1"/>
-      <w:numFmt w:val="none"/>
-      <w:suff w:val="nothing"/>
-      <w:lvlText w:val=""/>
-      <w:lvlJc w:val="start"/>
-      <w:pPr>
-        <w:tabs>
-          <w:tab w:val="num" w:pos="0"/>
-        </w:tabs>
-        <w:ind w:start="0" w:hanging="0"/>
-      </w:pPr>
-    </w:lvl>
-    <w:lvl w:ilvl="7">
-      <w:start w:val="1"/>
-      <w:numFmt w:val="none"/>
-      <w:suff w:val="nothing"/>
-      <w:lvlText w:val=""/>
-      <w:lvlJc w:val="start"/>
-      <w:pPr>
-        <w:tabs>
-          <w:tab w:val="num" w:pos="0"/>
-        </w:tabs>
-        <w:ind w:start="0" w:hanging="0"/>
-      </w:pPr>
-    </w:lvl>
-    <w:lvl w:ilvl="8">
-      <w:start w:val="1"/>
-      <w:numFmt w:val="none"/>
-      <w:suff w:val="nothing"/>
-      <w:lvlText w:val=""/>
-      <w:lvlJc w:val="start"/>
-      <w:pPr>
-        <w:tabs>
-          <w:tab w:val="num" w:pos="0"/>
-        </w:tabs>
-        <w:ind w:start="0" w:hanging="0"/>
-      </w:pPr>
-    </w:lvl>
-  </w:abstractNum>
-  <w:abstractNum w:abstractNumId="2">
-    <w:lvl w:ilvl="0">
-      <w:start w:val="1"/>
-      <w:numFmt w:val="none"/>
-      <w:suff w:val="nothing"/>
-      <w:lvlText w:val=""/>
-      <w:lvlJc w:val="start"/>
-      <w:pPr>
-        <w:tabs>
-          <w:tab w:val="num" w:pos="0"/>
-        </w:tabs>
-        <w:ind w:start="0" w:hanging="0"/>
-      </w:pPr>
       <w:rPr/>
     </w:lvl>
     <w:lvl w:ilvl="1">
@@ -6931,7 +6631,7 @@
       <w:rPr/>
     </w:lvl>
   </w:abstractNum>
-  <w:abstractNum w:abstractNumId="3">
+  <w:abstractNum w:abstractNumId="2">
     <w:lvl w:ilvl="0">
       <w:start w:val="1"/>
       <w:numFmt w:val="decimal"/>
@@ -7048,6 +6748,125 @@
         <w:ind w:start="3600" w:hanging="360"/>
       </w:pPr>
       <w:rPr/>
+    </w:lvl>
+  </w:abstractNum>
+  <w:abstractNum w:abstractNumId="3">
+    <w:lvl w:ilvl="0">
+      <w:start w:val="1"/>
+      <w:numFmt w:val="none"/>
+      <w:suff w:val="nothing"/>
+      <w:lvlText w:val=""/>
+      <w:lvlJc w:val="start"/>
+      <w:pPr>
+        <w:tabs>
+          <w:tab w:val="num" w:pos="0"/>
+        </w:tabs>
+        <w:ind w:start="0" w:hanging="0"/>
+      </w:pPr>
+    </w:lvl>
+    <w:lvl w:ilvl="1">
+      <w:start w:val="1"/>
+      <w:numFmt w:val="none"/>
+      <w:suff w:val="nothing"/>
+      <w:lvlText w:val=""/>
+      <w:lvlJc w:val="start"/>
+      <w:pPr>
+        <w:tabs>
+          <w:tab w:val="num" w:pos="0"/>
+        </w:tabs>
+        <w:ind w:start="0" w:hanging="0"/>
+      </w:pPr>
+    </w:lvl>
+    <w:lvl w:ilvl="2">
+      <w:start w:val="1"/>
+      <w:numFmt w:val="none"/>
+      <w:suff w:val="nothing"/>
+      <w:lvlText w:val=""/>
+      <w:lvlJc w:val="start"/>
+      <w:pPr>
+        <w:tabs>
+          <w:tab w:val="num" w:pos="0"/>
+        </w:tabs>
+        <w:ind w:start="0" w:hanging="0"/>
+      </w:pPr>
+    </w:lvl>
+    <w:lvl w:ilvl="3">
+      <w:start w:val="1"/>
+      <w:numFmt w:val="none"/>
+      <w:suff w:val="nothing"/>
+      <w:lvlText w:val=""/>
+      <w:lvlJc w:val="start"/>
+      <w:pPr>
+        <w:tabs>
+          <w:tab w:val="num" w:pos="0"/>
+        </w:tabs>
+        <w:ind w:start="0" w:hanging="0"/>
+      </w:pPr>
+    </w:lvl>
+    <w:lvl w:ilvl="4">
+      <w:start w:val="1"/>
+      <w:numFmt w:val="none"/>
+      <w:suff w:val="nothing"/>
+      <w:lvlText w:val=""/>
+      <w:lvlJc w:val="start"/>
+      <w:pPr>
+        <w:tabs>
+          <w:tab w:val="num" w:pos="0"/>
+        </w:tabs>
+        <w:ind w:start="0" w:hanging="0"/>
+      </w:pPr>
+    </w:lvl>
+    <w:lvl w:ilvl="5">
+      <w:start w:val="1"/>
+      <w:numFmt w:val="none"/>
+      <w:suff w:val="nothing"/>
+      <w:lvlText w:val=""/>
+      <w:lvlJc w:val="start"/>
+      <w:pPr>
+        <w:tabs>
+          <w:tab w:val="num" w:pos="0"/>
+        </w:tabs>
+        <w:ind w:start="0" w:hanging="0"/>
+      </w:pPr>
+    </w:lvl>
+    <w:lvl w:ilvl="6">
+      <w:start w:val="1"/>
+      <w:numFmt w:val="none"/>
+      <w:suff w:val="nothing"/>
+      <w:lvlText w:val=""/>
+      <w:lvlJc w:val="start"/>
+      <w:pPr>
+        <w:tabs>
+          <w:tab w:val="num" w:pos="0"/>
+        </w:tabs>
+        <w:ind w:start="0" w:hanging="0"/>
+      </w:pPr>
+    </w:lvl>
+    <w:lvl w:ilvl="7">
+      <w:start w:val="1"/>
+      <w:numFmt w:val="none"/>
+      <w:suff w:val="nothing"/>
+      <w:lvlText w:val=""/>
+      <w:lvlJc w:val="start"/>
+      <w:pPr>
+        <w:tabs>
+          <w:tab w:val="num" w:pos="0"/>
+        </w:tabs>
+        <w:ind w:start="0" w:hanging="0"/>
+      </w:pPr>
+    </w:lvl>
+    <w:lvl w:ilvl="8">
+      <w:start w:val="1"/>
+      <w:numFmt w:val="none"/>
+      <w:suff w:val="nothing"/>
+      <w:lvlText w:val=""/>
+      <w:lvlJc w:val="start"/>
+      <w:pPr>
+        <w:tabs>
+          <w:tab w:val="num" w:pos="0"/>
+        </w:tabs>
+        <w:ind w:start="0" w:hanging="0"/>
+      </w:pPr>
     </w:lvl>
   </w:abstractNum>
   <w:num w:numId="1">
@@ -7107,7 +6926,7 @@
     <w:pPr>
       <w:numPr>
         <w:ilvl w:val="0"/>
-        <w:numId w:val="2"/>
+        <w:numId w:val="1"/>
       </w:numPr>
       <w:spacing w:before="240" w:after="120"/>
       <w:outlineLvl w:val="0"/>
@@ -7127,7 +6946,7 @@
     <w:pPr>
       <w:numPr>
         <w:ilvl w:val="1"/>
-        <w:numId w:val="2"/>
+        <w:numId w:val="1"/>
       </w:numPr>
       <w:spacing w:before="200" w:after="120"/>
       <w:outlineLvl w:val="1"/>
@@ -7147,7 +6966,7 @@
     <w:pPr>
       <w:numPr>
         <w:ilvl w:val="2"/>
-        <w:numId w:val="2"/>
+        <w:numId w:val="1"/>
       </w:numPr>
       <w:spacing w:before="140" w:after="120"/>
       <w:outlineLvl w:val="2"/>
@@ -7167,7 +6986,7 @@
     <w:pPr>
       <w:numPr>
         <w:ilvl w:val="3"/>
-        <w:numId w:val="2"/>
+        <w:numId w:val="1"/>
       </w:numPr>
       <w:spacing w:before="120" w:after="120"/>
       <w:outlineLvl w:val="3"/>
@@ -7181,15 +7000,15 @@
       <w:szCs w:val="26"/>
     </w:rPr>
   </w:style>
-  <w:style w:type="character" w:styleId="FootnoteCharacters">
-    <w:name w:val="Footnote Characters"/>
+  <w:style w:type="character" w:styleId="FootnoteCharactersuser">
+    <w:name w:val="Footnote Characters (user)"/>
     <w:qFormat/>
     <w:rPr>
       <w:vertAlign w:val="superscript"/>
     </w:rPr>
   </w:style>
-  <w:style w:type="character" w:styleId="FootnoteCharactersuser">
-    <w:name w:val="Footnote Characters (user)"/>
+  <w:style w:type="character" w:styleId="FootnoteCharacters">
+    <w:name w:val="Footnote Characters"/>
     <w:qFormat/>
     <w:rPr>
       <w:vertAlign w:val="superscript"/>
@@ -7339,8 +7158,8 @@
       <w:szCs w:val="32"/>
     </w:rPr>
   </w:style>
-  <w:style w:type="paragraph" w:styleId="FrameContents">
-    <w:name w:val="Frame Contents"/>
+  <w:style w:type="paragraph" w:styleId="FrameContentsuser">
+    <w:name w:val="Frame Contents (user)"/>
     <w:basedOn w:val="Normal"/>
     <w:qFormat/>
     <w:pPr/>
@@ -7407,8 +7226,8 @@
     </w:pPr>
     <w:rPr/>
   </w:style>
-  <w:style w:type="paragraph" w:styleId="FrameContentsuser">
-    <w:name w:val="Frame Contents (user)"/>
+  <w:style w:type="paragraph" w:styleId="FrameContents">
+    <w:name w:val="Frame Contents"/>
     <w:basedOn w:val="Normal"/>
     <w:qFormat/>
     <w:pPr/>
